--- a/cfo-bot/Implementation plan.docx
+++ b/cfo-bot/Implementation plan.docx
@@ -10,6 +10,7 @@
         <w:spacing w:before="480"/>
         <w:rPr>
           <w:rFonts w:ascii="Times New Roman" w:eastAsia="Times New Roman" w:hAnsi="Times New Roman" w:cs="Times New Roman"/>
+          <w:color w:val="000000" w:themeColor="text1"/>
           <w:sz w:val="24"/>
           <w:szCs w:val="24"/>
           <w:lang w:val="en-US"/>
@@ -20,6 +21,7 @@
       <w:r>
         <w:rPr>
           <w:rFonts w:ascii="Times New Roman" w:eastAsia="Times New Roman" w:hAnsi="Times New Roman" w:cs="Times New Roman"/>
+          <w:color w:val="000000" w:themeColor="text1"/>
           <w:sz w:val="24"/>
           <w:szCs w:val="24"/>
           <w:lang w:val="en-US"/>
@@ -30,6 +32,7 @@
       <w:r>
         <w:rPr>
           <w:rFonts w:ascii="Times New Roman" w:eastAsia="Times New Roman" w:hAnsi="Times New Roman" w:cs="Times New Roman"/>
+          <w:color w:val="000000" w:themeColor="text1"/>
           <w:sz w:val="24"/>
           <w:szCs w:val="24"/>
           <w:lang w:val="en-US"/>
@@ -40,6 +43,7 @@
       <w:r>
         <w:rPr>
           <w:rFonts w:ascii="Times New Roman" w:eastAsia="Times New Roman" w:hAnsi="Times New Roman" w:cs="Times New Roman"/>
+          <w:color w:val="000000" w:themeColor="text1"/>
           <w:sz w:val="24"/>
           <w:szCs w:val="24"/>
           <w:lang w:val="en-US"/>
@@ -55,6 +59,7 @@
         <w:spacing w:before="480"/>
         <w:rPr>
           <w:rFonts w:ascii="Times New Roman" w:eastAsia="Times New Roman" w:hAnsi="Times New Roman" w:cs="Times New Roman"/>
+          <w:color w:val="000000" w:themeColor="text1"/>
           <w:sz w:val="24"/>
           <w:szCs w:val="24"/>
           <w:lang w:val="en-US"/>
@@ -65,6 +70,7 @@
       <w:r>
         <w:rPr>
           <w:rFonts w:ascii="Times New Roman" w:eastAsia="Times New Roman" w:hAnsi="Times New Roman" w:cs="Times New Roman"/>
+          <w:color w:val="000000" w:themeColor="text1"/>
           <w:sz w:val="24"/>
           <w:szCs w:val="24"/>
           <w:lang w:val="en-US"/>
@@ -77,9 +83,9 @@
         <w:pStyle w:val="2"/>
         <w:keepNext w:val="0"/>
         <w:keepLines w:val="0"/>
-        <w:spacing w:after="80"/>
-        <w:rPr>
-          <w:rFonts w:ascii="Times New Roman" w:eastAsia="Times New Roman" w:hAnsi="Times New Roman" w:cs="Times New Roman"/>
+        <w:rPr>
+          <w:rFonts w:ascii="Times New Roman" w:eastAsia="Times New Roman" w:hAnsi="Times New Roman" w:cs="Times New Roman"/>
+          <w:color w:val="000000" w:themeColor="text1"/>
           <w:sz w:val="24"/>
           <w:szCs w:val="24"/>
           <w:lang w:val="en-US"/>
@@ -90,6 +96,7 @@
       <w:r>
         <w:rPr>
           <w:rFonts w:ascii="Times New Roman" w:eastAsia="Times New Roman" w:hAnsi="Times New Roman" w:cs="Times New Roman"/>
+          <w:color w:val="000000" w:themeColor="text1"/>
           <w:sz w:val="24"/>
           <w:szCs w:val="24"/>
           <w:lang w:val="en-US"/>
@@ -121,7 +128,7 @@
       <w:pPr>
         <w:numPr>
           <w:ilvl w:val="0"/>
-          <w:numId w:val="4"/>
+          <w:numId w:val="2"/>
         </w:numPr>
         <w:spacing w:before="240"/>
         <w:rPr>
@@ -189,7 +196,7 @@
       <w:pPr>
         <w:numPr>
           <w:ilvl w:val="0"/>
-          <w:numId w:val="4"/>
+          <w:numId w:val="2"/>
         </w:numPr>
         <w:rPr>
           <w:rFonts w:ascii="Times New Roman" w:eastAsia="Times New Roman" w:hAnsi="Times New Roman" w:cs="Times New Roman"/>
@@ -248,7 +255,7 @@
       <w:pPr>
         <w:numPr>
           <w:ilvl w:val="0"/>
-          <w:numId w:val="4"/>
+          <w:numId w:val="2"/>
         </w:numPr>
         <w:rPr>
           <w:rFonts w:ascii="Times New Roman" w:eastAsia="Times New Roman" w:hAnsi="Times New Roman" w:cs="Times New Roman"/>
@@ -271,7 +278,7 @@
       <w:pPr>
         <w:numPr>
           <w:ilvl w:val="0"/>
-          <w:numId w:val="4"/>
+          <w:numId w:val="2"/>
         </w:numPr>
         <w:spacing w:after="240"/>
         <w:rPr>
@@ -358,7 +365,6 @@
         <w:pStyle w:val="2"/>
         <w:keepNext w:val="0"/>
         <w:keepLines w:val="0"/>
-        <w:spacing w:after="80"/>
         <w:rPr>
           <w:rFonts w:ascii="Times New Roman" w:eastAsia="Times New Roman" w:hAnsi="Times New Roman" w:cs="Times New Roman"/>
           <w:sz w:val="24"/>
@@ -475,10 +481,10 @@
     </w:p>
     <w:p>
       <w:pPr>
-        <w:pStyle w:val="a9"/>
+        <w:pStyle w:val="a7"/>
         <w:numPr>
           <w:ilvl w:val="0"/>
-          <w:numId w:val="16"/>
+          <w:numId w:val="7"/>
         </w:numPr>
         <w:spacing w:before="240"/>
         <w:rPr>
@@ -500,10 +506,10 @@
     </w:p>
     <w:p>
       <w:pPr>
-        <w:pStyle w:val="a9"/>
+        <w:pStyle w:val="a7"/>
         <w:numPr>
           <w:ilvl w:val="0"/>
-          <w:numId w:val="16"/>
+          <w:numId w:val="7"/>
         </w:numPr>
         <w:rPr>
           <w:rFonts w:ascii="Times New Roman" w:eastAsia="Times New Roman" w:hAnsi="Times New Roman" w:cs="Times New Roman"/>
@@ -524,10 +530,10 @@
     </w:p>
     <w:p>
       <w:pPr>
-        <w:pStyle w:val="a9"/>
+        <w:pStyle w:val="a7"/>
         <w:numPr>
           <w:ilvl w:val="0"/>
-          <w:numId w:val="16"/>
+          <w:numId w:val="7"/>
         </w:numPr>
         <w:rPr>
           <w:rFonts w:ascii="Times New Roman" w:eastAsia="Times New Roman" w:hAnsi="Times New Roman" w:cs="Times New Roman"/>
@@ -548,10 +554,10 @@
     </w:p>
     <w:p>
       <w:pPr>
-        <w:pStyle w:val="a9"/>
+        <w:pStyle w:val="a7"/>
         <w:numPr>
           <w:ilvl w:val="0"/>
-          <w:numId w:val="16"/>
+          <w:numId w:val="7"/>
         </w:numPr>
         <w:spacing w:after="240"/>
         <w:rPr>
@@ -640,10 +646,10 @@
     </w:p>
     <w:p>
       <w:pPr>
-        <w:pStyle w:val="a9"/>
+        <w:pStyle w:val="a7"/>
         <w:numPr>
           <w:ilvl w:val="0"/>
-          <w:numId w:val="17"/>
+          <w:numId w:val="8"/>
         </w:numPr>
         <w:spacing w:before="240"/>
         <w:rPr>
@@ -665,10 +671,10 @@
     </w:p>
     <w:p>
       <w:pPr>
-        <w:pStyle w:val="a9"/>
+        <w:pStyle w:val="a7"/>
         <w:numPr>
           <w:ilvl w:val="0"/>
-          <w:numId w:val="17"/>
+          <w:numId w:val="8"/>
         </w:numPr>
         <w:rPr>
           <w:rFonts w:ascii="Times New Roman" w:eastAsia="Times New Roman" w:hAnsi="Times New Roman" w:cs="Times New Roman"/>
@@ -707,10 +713,10 @@
     </w:p>
     <w:p>
       <w:pPr>
-        <w:pStyle w:val="a9"/>
+        <w:pStyle w:val="a7"/>
         <w:numPr>
           <w:ilvl w:val="0"/>
-          <w:numId w:val="17"/>
+          <w:numId w:val="8"/>
         </w:numPr>
         <w:spacing w:after="240"/>
         <w:rPr>
@@ -872,10 +878,10 @@
     </w:p>
     <w:p>
       <w:pPr>
-        <w:pStyle w:val="a9"/>
+        <w:pStyle w:val="a7"/>
         <w:numPr>
           <w:ilvl w:val="0"/>
-          <w:numId w:val="18"/>
+          <w:numId w:val="9"/>
         </w:numPr>
         <w:spacing w:before="240"/>
         <w:rPr>
@@ -891,7 +897,6 @@
           <w:sz w:val="24"/>
           <w:szCs w:val="24"/>
         </w:rPr>
-        <w:lastRenderedPageBreak/>
         <w:t>manages</w:t>
       </w:r>
       <w:proofErr w:type="spellEnd"/>
@@ -916,10 +921,10 @@
     </w:p>
     <w:p>
       <w:pPr>
-        <w:pStyle w:val="a9"/>
+        <w:pStyle w:val="a7"/>
         <w:numPr>
           <w:ilvl w:val="0"/>
-          <w:numId w:val="18"/>
+          <w:numId w:val="9"/>
         </w:numPr>
         <w:spacing w:after="240"/>
         <w:rPr>
@@ -935,6 +940,7 @@
           <w:sz w:val="24"/>
           <w:szCs w:val="24"/>
         </w:rPr>
+        <w:lastRenderedPageBreak/>
         <w:t>connects</w:t>
       </w:r>
       <w:proofErr w:type="spellEnd"/>
@@ -970,7 +976,6 @@
         <w:pStyle w:val="2"/>
         <w:keepNext w:val="0"/>
         <w:keepLines w:val="0"/>
-        <w:spacing w:after="80"/>
         <w:rPr>
           <w:rFonts w:ascii="Times New Roman" w:eastAsia="Times New Roman" w:hAnsi="Times New Roman" w:cs="Times New Roman"/>
           <w:sz w:val="24"/>
@@ -1032,7 +1037,6 @@
         <w:pStyle w:val="2"/>
         <w:keepNext w:val="0"/>
         <w:keepLines w:val="0"/>
-        <w:spacing w:after="80"/>
         <w:rPr>
           <w:rFonts w:ascii="Times New Roman" w:eastAsia="Times New Roman" w:hAnsi="Times New Roman" w:cs="Times New Roman"/>
           <w:sz w:val="24"/>
@@ -1055,7 +1059,7 @@
     <w:p>
       <w:pPr>
         <w:pStyle w:val="2"/>
-        <w:spacing w:after="80"/>
+        <w:spacing w:before="360"/>
         <w:rPr>
           <w:rFonts w:ascii="Times New Roman" w:eastAsia="Times New Roman" w:hAnsi="Times New Roman" w:cs="Times New Roman"/>
           <w:sz w:val="24"/>
@@ -1089,7 +1093,6 @@
     <w:p>
       <w:pPr>
         <w:pStyle w:val="2"/>
-        <w:spacing w:after="80"/>
         <w:rPr>
           <w:rFonts w:ascii="Times New Roman" w:eastAsia="Times New Roman" w:hAnsi="Times New Roman" w:cs="Times New Roman"/>
           <w:sz w:val="24"/>
@@ -1132,7 +1135,6 @@
         <w:pStyle w:val="2"/>
         <w:keepNext w:val="0"/>
         <w:keepLines w:val="0"/>
-        <w:spacing w:after="80"/>
         <w:rPr>
           <w:rFonts w:ascii="Times New Roman" w:eastAsia="Times New Roman" w:hAnsi="Times New Roman" w:cs="Times New Roman"/>
           <w:sz w:val="24"/>
@@ -2000,7 +2002,6 @@
           <w:szCs w:val="24"/>
           <w:lang w:val="en-US"/>
         </w:rPr>
-        <w:lastRenderedPageBreak/>
         <w:t xml:space="preserve">  "</w:t>
       </w:r>
       <w:proofErr w:type="spellStart"/>
@@ -2099,6 +2100,7 @@
           <w:szCs w:val="24"/>
           <w:lang w:val="en-US"/>
         </w:rPr>
+        <w:lastRenderedPageBreak/>
         <w:t>calculateProjection</w:t>
       </w:r>
       <w:proofErr w:type="spellEnd"/>
@@ -2185,7 +2187,7 @@
       <w:pPr>
         <w:numPr>
           <w:ilvl w:val="0"/>
-          <w:numId w:val="5"/>
+          <w:numId w:val="3"/>
         </w:numPr>
         <w:spacing w:before="240"/>
         <w:rPr>
@@ -2227,7 +2229,7 @@
       <w:pPr>
         <w:numPr>
           <w:ilvl w:val="0"/>
-          <w:numId w:val="5"/>
+          <w:numId w:val="3"/>
         </w:numPr>
         <w:spacing w:after="240"/>
         <w:rPr>
@@ -2270,7 +2272,6 @@
         <w:pStyle w:val="2"/>
         <w:keepNext w:val="0"/>
         <w:keepLines w:val="0"/>
-        <w:spacing w:after="80"/>
         <w:rPr>
           <w:rFonts w:ascii="Times New Roman" w:eastAsia="Times New Roman" w:hAnsi="Times New Roman" w:cs="Times New Roman"/>
           <w:sz w:val="24"/>
@@ -2319,7 +2320,7 @@
     <w:p>
       <w:pPr>
         <w:pStyle w:val="2"/>
-        <w:spacing w:after="80"/>
+        <w:spacing w:before="360"/>
         <w:rPr>
           <w:rFonts w:ascii="Times New Roman" w:eastAsia="Times New Roman" w:hAnsi="Times New Roman" w:cs="Times New Roman"/>
           <w:color w:val="000000"/>
@@ -2375,7 +2376,7 @@
     <w:p>
       <w:pPr>
         <w:pStyle w:val="2"/>
-        <w:spacing w:after="80"/>
+        <w:spacing w:before="360"/>
         <w:rPr>
           <w:rFonts w:ascii="Times New Roman" w:eastAsia="Times New Roman" w:hAnsi="Times New Roman" w:cs="Times New Roman"/>
           <w:color w:val="000000"/>
@@ -2398,7 +2399,7 @@
     <w:p>
       <w:pPr>
         <w:pStyle w:val="2"/>
-        <w:spacing w:after="80"/>
+        <w:spacing w:before="360"/>
         <w:rPr>
           <w:rFonts w:ascii="Times New Roman" w:eastAsia="Times New Roman" w:hAnsi="Times New Roman" w:cs="Times New Roman"/>
           <w:color w:val="000000"/>
@@ -2411,7 +2412,7 @@
     <w:p>
       <w:pPr>
         <w:pStyle w:val="2"/>
-        <w:spacing w:after="80"/>
+        <w:spacing w:before="360"/>
         <w:rPr>
           <w:rFonts w:ascii="Times New Roman" w:eastAsia="Times New Roman" w:hAnsi="Times New Roman" w:cs="Times New Roman"/>
           <w:color w:val="000000"/>
@@ -2434,7 +2435,7 @@
     <w:p>
       <w:pPr>
         <w:pStyle w:val="2"/>
-        <w:spacing w:after="80"/>
+        <w:spacing w:before="360"/>
         <w:rPr>
           <w:rFonts w:ascii="Times New Roman" w:eastAsia="Times New Roman" w:hAnsi="Times New Roman" w:cs="Times New Roman"/>
           <w:color w:val="000000"/>
@@ -2457,7 +2458,7 @@
     <w:p>
       <w:pPr>
         <w:pStyle w:val="2"/>
-        <w:spacing w:after="80"/>
+        <w:spacing w:before="360"/>
         <w:rPr>
           <w:rFonts w:ascii="Times New Roman" w:eastAsia="Times New Roman" w:hAnsi="Times New Roman" w:cs="Times New Roman"/>
           <w:color w:val="000000"/>
@@ -2514,7 +2515,7 @@
     <w:p>
       <w:pPr>
         <w:pStyle w:val="2"/>
-        <w:spacing w:after="80"/>
+        <w:spacing w:before="360"/>
         <w:rPr>
           <w:rFonts w:ascii="Times New Roman" w:eastAsia="Times New Roman" w:hAnsi="Times New Roman" w:cs="Times New Roman"/>
           <w:color w:val="000000"/>
@@ -2527,7 +2528,7 @@
     <w:p>
       <w:pPr>
         <w:pStyle w:val="2"/>
-        <w:spacing w:after="80"/>
+        <w:spacing w:before="360"/>
         <w:rPr>
           <w:rFonts w:ascii="Times New Roman" w:eastAsia="Times New Roman" w:hAnsi="Times New Roman" w:cs="Times New Roman"/>
           <w:color w:val="000000"/>
@@ -2550,7 +2551,7 @@
     <w:p>
       <w:pPr>
         <w:pStyle w:val="2"/>
-        <w:spacing w:after="80"/>
+        <w:spacing w:before="360"/>
         <w:rPr>
           <w:rFonts w:ascii="Times New Roman" w:eastAsia="Times New Roman" w:hAnsi="Times New Roman" w:cs="Times New Roman"/>
           <w:color w:val="000000"/>
@@ -2573,7 +2574,7 @@
     <w:p>
       <w:pPr>
         <w:pStyle w:val="2"/>
-        <w:spacing w:after="80"/>
+        <w:spacing w:before="360"/>
         <w:rPr>
           <w:rFonts w:ascii="Times New Roman" w:eastAsia="Times New Roman" w:hAnsi="Times New Roman" w:cs="Times New Roman"/>
           <w:color w:val="000000"/>
@@ -2596,7 +2597,7 @@
     <w:p>
       <w:pPr>
         <w:pStyle w:val="2"/>
-        <w:spacing w:after="80"/>
+        <w:spacing w:before="360"/>
         <w:rPr>
           <w:rFonts w:ascii="Times New Roman" w:eastAsia="Times New Roman" w:hAnsi="Times New Roman" w:cs="Times New Roman"/>
           <w:color w:val="000000"/>
@@ -2609,7 +2610,7 @@
     <w:p>
       <w:pPr>
         <w:pStyle w:val="2"/>
-        <w:spacing w:after="80"/>
+        <w:spacing w:before="360"/>
         <w:rPr>
           <w:rFonts w:ascii="Times New Roman" w:eastAsia="Times New Roman" w:hAnsi="Times New Roman" w:cs="Times New Roman"/>
           <w:color w:val="000000"/>
@@ -2632,7 +2633,7 @@
     <w:p>
       <w:pPr>
         <w:pStyle w:val="2"/>
-        <w:spacing w:after="80"/>
+        <w:spacing w:before="360"/>
         <w:rPr>
           <w:rFonts w:ascii="Times New Roman" w:eastAsia="Times New Roman" w:hAnsi="Times New Roman" w:cs="Times New Roman"/>
           <w:color w:val="000000"/>
@@ -2679,7 +2680,6 @@
         <w:pStyle w:val="2"/>
         <w:keepNext w:val="0"/>
         <w:keepLines w:val="0"/>
-        <w:spacing w:after="80"/>
         <w:rPr>
           <w:rFonts w:ascii="Times New Roman" w:eastAsia="Times New Roman" w:hAnsi="Times New Roman" w:cs="Times New Roman"/>
           <w:color w:val="000000"/>
@@ -2716,7 +2716,6 @@
         <w:pStyle w:val="2"/>
         <w:keepNext w:val="0"/>
         <w:keepLines w:val="0"/>
-        <w:spacing w:after="80"/>
         <w:rPr>
           <w:rFonts w:ascii="Times New Roman" w:eastAsia="Times New Roman" w:hAnsi="Times New Roman" w:cs="Times New Roman"/>
           <w:sz w:val="24"/>
@@ -2741,7 +2740,7 @@
         <w:keepLines w:val="0"/>
         <w:numPr>
           <w:ilvl w:val="0"/>
-          <w:numId w:val="10"/>
+          <w:numId w:val="5"/>
         </w:numPr>
         <w:spacing w:before="280"/>
         <w:rPr>
@@ -2762,7 +2761,6 @@
           <w:szCs w:val="24"/>
           <w:lang w:val="en-US"/>
         </w:rPr>
-        <w:lastRenderedPageBreak/>
         <w:t>Why Pricing Engine is separate?</w:t>
       </w:r>
     </w:p>
@@ -2794,7 +2792,7 @@
         <w:keepLines w:val="0"/>
         <w:numPr>
           <w:ilvl w:val="0"/>
-          <w:numId w:val="6"/>
+          <w:numId w:val="4"/>
         </w:numPr>
         <w:spacing w:before="280"/>
         <w:rPr>
@@ -2885,6 +2883,7 @@
           <w:szCs w:val="24"/>
           <w:lang w:val="en-US"/>
         </w:rPr>
+        <w:lastRenderedPageBreak/>
         <w:t>To ensure correctness of business logic before presentation.</w:t>
       </w:r>
     </w:p>
@@ -2895,7 +2894,7 @@
         <w:keepLines w:val="0"/>
         <w:numPr>
           <w:ilvl w:val="0"/>
-          <w:numId w:val="2"/>
+          <w:numId w:val="1"/>
         </w:numPr>
         <w:spacing w:before="280"/>
         <w:rPr>
@@ -3017,7 +3016,7 @@
     <w:p>
       <w:pPr>
         <w:pStyle w:val="2"/>
-        <w:spacing w:after="80"/>
+        <w:spacing w:before="360"/>
         <w:rPr>
           <w:rFonts w:ascii="Times New Roman" w:eastAsia="Times New Roman" w:hAnsi="Times New Roman" w:cs="Times New Roman"/>
           <w:sz w:val="24"/>
@@ -3040,7 +3039,7 @@
     <w:p>
       <w:pPr>
         <w:pStyle w:val="2"/>
-        <w:spacing w:after="80"/>
+        <w:spacing w:before="360"/>
         <w:rPr>
           <w:rFonts w:ascii="Times New Roman" w:eastAsia="Times New Roman" w:hAnsi="Times New Roman" w:cs="Times New Roman"/>
           <w:sz w:val="24"/>
@@ -3063,9 +3062,13 @@
         <w:pStyle w:val="2"/>
         <w:numPr>
           <w:ilvl w:val="0"/>
-          <w:numId w:val="19"/>
+          <w:numId w:val="10"/>
         </w:numPr>
-        <w:spacing w:after="80"/>
+        <w:tabs>
+          <w:tab w:val="num" w:pos="360"/>
+        </w:tabs>
+        <w:spacing w:before="360"/>
+        <w:ind w:left="0" w:firstLine="0"/>
         <w:rPr>
           <w:rFonts w:ascii="Times New Roman" w:eastAsia="Times New Roman" w:hAnsi="Times New Roman" w:cs="Times New Roman"/>
           <w:sz w:val="24"/>
@@ -3088,9 +3091,13 @@
         <w:pStyle w:val="2"/>
         <w:numPr>
           <w:ilvl w:val="0"/>
-          <w:numId w:val="19"/>
+          <w:numId w:val="10"/>
         </w:numPr>
-        <w:spacing w:after="80"/>
+        <w:tabs>
+          <w:tab w:val="num" w:pos="360"/>
+        </w:tabs>
+        <w:spacing w:before="360"/>
+        <w:ind w:left="0" w:firstLine="0"/>
         <w:rPr>
           <w:rFonts w:ascii="Times New Roman" w:eastAsia="Times New Roman" w:hAnsi="Times New Roman" w:cs="Times New Roman"/>
           <w:sz w:val="24"/>
@@ -3113,9 +3120,13 @@
         <w:pStyle w:val="2"/>
         <w:numPr>
           <w:ilvl w:val="0"/>
-          <w:numId w:val="19"/>
+          <w:numId w:val="10"/>
         </w:numPr>
-        <w:spacing w:after="80"/>
+        <w:tabs>
+          <w:tab w:val="num" w:pos="360"/>
+        </w:tabs>
+        <w:spacing w:before="360"/>
+        <w:ind w:left="0" w:firstLine="0"/>
         <w:rPr>
           <w:rFonts w:ascii="Times New Roman" w:eastAsia="Times New Roman" w:hAnsi="Times New Roman" w:cs="Times New Roman"/>
           <w:sz w:val="24"/>
@@ -3138,7 +3149,6 @@
         <w:pStyle w:val="2"/>
         <w:keepNext w:val="0"/>
         <w:keepLines w:val="0"/>
-        <w:spacing w:after="80"/>
         <w:rPr>
           <w:rFonts w:ascii="Times New Roman" w:eastAsia="Times New Roman" w:hAnsi="Times New Roman" w:cs="Times New Roman"/>
           <w:sz w:val="24"/>
@@ -3614,7 +3624,6 @@
         <w:pStyle w:val="2"/>
         <w:keepNext w:val="0"/>
         <w:keepLines w:val="0"/>
-        <w:spacing w:after="80"/>
         <w:rPr>
           <w:rFonts w:ascii="Times New Roman" w:eastAsia="Times New Roman" w:hAnsi="Times New Roman" w:cs="Times New Roman"/>
           <w:sz w:val="24"/>
@@ -3697,7 +3706,641 @@
           <w:szCs w:val="24"/>
           <w:lang w:val="en-US"/>
         </w:rPr>
+        <w:t>messages_per_user</w:t>
+      </w:r>
+      <w:proofErr w:type="spellEnd"/>
+      <w:r>
+        <w:rPr>
+          <w:rFonts w:ascii="Times New Roman" w:eastAsia="Times New Roman" w:hAnsi="Times New Roman" w:cs="Times New Roman"/>
+          <w:color w:val="000000"/>
+          <w:sz w:val="24"/>
+          <w:szCs w:val="24"/>
+          <w:lang w:val="en-US"/>
+        </w:rPr>
+        <w:t xml:space="preserve"> = 10</w:t>
+      </w:r>
+    </w:p>
+    <w:p>
+      <w:pPr>
+        <w:rPr>
+          <w:rFonts w:ascii="Times New Roman" w:eastAsia="Times New Roman" w:hAnsi="Times New Roman" w:cs="Times New Roman"/>
+          <w:color w:val="000000"/>
+          <w:sz w:val="24"/>
+          <w:szCs w:val="24"/>
+          <w:lang w:val="en-US"/>
+        </w:rPr>
+      </w:pPr>
+      <w:proofErr w:type="spellStart"/>
+      <w:r>
+        <w:rPr>
+          <w:rFonts w:ascii="Times New Roman" w:eastAsia="Times New Roman" w:hAnsi="Times New Roman" w:cs="Times New Roman"/>
+          <w:color w:val="000000"/>
+          <w:sz w:val="24"/>
+          <w:szCs w:val="24"/>
+          <w:lang w:val="en-US"/>
+        </w:rPr>
+        <w:t>tokens_per_message</w:t>
+      </w:r>
+      <w:proofErr w:type="spellEnd"/>
+      <w:r>
+        <w:rPr>
+          <w:rFonts w:ascii="Times New Roman" w:eastAsia="Times New Roman" w:hAnsi="Times New Roman" w:cs="Times New Roman"/>
+          <w:color w:val="000000"/>
+          <w:sz w:val="24"/>
+          <w:szCs w:val="24"/>
+          <w:lang w:val="en-US"/>
+        </w:rPr>
+        <w:t xml:space="preserve"> = 100</w:t>
+      </w:r>
+    </w:p>
+    <w:p>
+      <w:pPr>
+        <w:rPr>
+          <w:rFonts w:ascii="Times New Roman" w:eastAsia="Times New Roman" w:hAnsi="Times New Roman" w:cs="Times New Roman"/>
+          <w:color w:val="000000"/>
+          <w:sz w:val="24"/>
+          <w:szCs w:val="24"/>
+          <w:lang w:val="en-US"/>
+        </w:rPr>
+      </w:pPr>
+      <w:r>
+        <w:rPr>
+          <w:rFonts w:ascii="Times New Roman" w:eastAsia="Times New Roman" w:hAnsi="Times New Roman" w:cs="Times New Roman"/>
+          <w:color w:val="000000"/>
+          <w:sz w:val="24"/>
+          <w:szCs w:val="24"/>
+          <w:lang w:val="en-US"/>
+        </w:rPr>
+        <w:t>model = Standard ($1)</w:t>
+      </w:r>
+    </w:p>
+    <w:p>
+      <w:pPr>
+        <w:rPr>
+          <w:rFonts w:ascii="Times New Roman" w:eastAsia="Times New Roman" w:hAnsi="Times New Roman" w:cs="Times New Roman"/>
+          <w:color w:val="000000"/>
+          <w:sz w:val="24"/>
+          <w:szCs w:val="24"/>
+          <w:lang w:val="en-US"/>
+        </w:rPr>
+      </w:pPr>
+      <w:r>
+        <w:rPr>
+          <w:rFonts w:ascii="Times New Roman" w:eastAsia="Times New Roman" w:hAnsi="Times New Roman" w:cs="Times New Roman"/>
+          <w:color w:val="000000"/>
+          <w:sz w:val="24"/>
+          <w:szCs w:val="24"/>
+          <w:lang w:val="en-US"/>
+        </w:rPr>
+        <w:t>hosting = Basic ($5)</w:t>
+      </w:r>
+    </w:p>
+    <w:p>
+      <w:pPr>
+        <w:rPr>
+          <w:rFonts w:ascii="Times New Roman" w:eastAsia="Times New Roman" w:hAnsi="Times New Roman" w:cs="Times New Roman"/>
+          <w:color w:val="000000"/>
+          <w:sz w:val="24"/>
+          <w:szCs w:val="24"/>
+          <w:lang w:val="en-US"/>
+        </w:rPr>
+      </w:pPr>
+      <w:r>
+        <w:rPr>
+          <w:rFonts w:ascii="Times New Roman" w:eastAsia="Times New Roman" w:hAnsi="Times New Roman" w:cs="Times New Roman"/>
+          <w:color w:val="000000"/>
+          <w:sz w:val="24"/>
+          <w:szCs w:val="24"/>
+          <w:lang w:val="en-US"/>
+        </w:rPr>
+        <w:t>storage = 10GB</w:t>
+      </w:r>
+    </w:p>
+    <w:p>
+      <w:pPr>
+        <w:rPr>
+          <w:rFonts w:ascii="Times New Roman" w:eastAsia="Times New Roman" w:hAnsi="Times New Roman" w:cs="Times New Roman"/>
+          <w:color w:val="000000"/>
+          <w:sz w:val="24"/>
+          <w:szCs w:val="24"/>
+          <w:lang w:val="en-US"/>
+        </w:rPr>
+      </w:pPr>
+      <w:r>
+        <w:rPr>
+          <w:rFonts w:ascii="Times New Roman" w:eastAsia="Times New Roman" w:hAnsi="Times New Roman" w:cs="Times New Roman"/>
+          <w:color w:val="000000"/>
+          <w:sz w:val="24"/>
+          <w:szCs w:val="24"/>
+          <w:lang w:val="en-US"/>
+        </w:rPr>
+        <w:t>bandwidth = 10GB</w:t>
+      </w:r>
+    </w:p>
+    <w:p>
+      <w:pPr>
+        <w:rPr>
+          <w:rFonts w:ascii="Times New Roman" w:eastAsia="Times New Roman" w:hAnsi="Times New Roman" w:cs="Times New Roman"/>
+          <w:color w:val="000000"/>
+          <w:sz w:val="24"/>
+          <w:szCs w:val="24"/>
+          <w:lang w:val="en-US"/>
+        </w:rPr>
+      </w:pPr>
+    </w:p>
+    <w:p>
+      <w:pPr>
+        <w:rPr>
+          <w:rFonts w:ascii="Times New Roman" w:eastAsia="Times New Roman" w:hAnsi="Times New Roman" w:cs="Times New Roman"/>
+          <w:color w:val="000000"/>
+          <w:sz w:val="24"/>
+          <w:szCs w:val="24"/>
+          <w:lang w:val="en-US"/>
+        </w:rPr>
+      </w:pPr>
+      <w:r>
+        <w:rPr>
+          <w:rFonts w:ascii="Times New Roman" w:eastAsia="Times New Roman" w:hAnsi="Times New Roman" w:cs="Times New Roman"/>
+          <w:color w:val="000000"/>
+          <w:sz w:val="24"/>
+          <w:szCs w:val="24"/>
+          <w:lang w:val="en-US"/>
+        </w:rPr>
         <w:lastRenderedPageBreak/>
+        <w:t>Req = 100 × 10 × 30 = 30,000</w:t>
+      </w:r>
+    </w:p>
+    <w:p>
+      <w:pPr>
+        <w:rPr>
+          <w:rFonts w:ascii="Times New Roman" w:eastAsia="Times New Roman" w:hAnsi="Times New Roman" w:cs="Times New Roman"/>
+          <w:color w:val="000000"/>
+          <w:sz w:val="24"/>
+          <w:szCs w:val="24"/>
+          <w:lang w:val="en-US"/>
+        </w:rPr>
+      </w:pPr>
+      <w:r>
+        <w:rPr>
+          <w:rFonts w:ascii="Times New Roman" w:eastAsia="Times New Roman" w:hAnsi="Times New Roman" w:cs="Times New Roman"/>
+          <w:color w:val="000000"/>
+          <w:sz w:val="24"/>
+          <w:szCs w:val="24"/>
+          <w:lang w:val="en-US"/>
+        </w:rPr>
+        <w:t>Tokens = 30,000 × 100 = 3,000,000</w:t>
+      </w:r>
+    </w:p>
+    <w:p>
+      <w:pPr>
+        <w:rPr>
+          <w:rFonts w:ascii="Times New Roman" w:eastAsia="Times New Roman" w:hAnsi="Times New Roman" w:cs="Times New Roman"/>
+          <w:color w:val="000000"/>
+          <w:sz w:val="24"/>
+          <w:szCs w:val="24"/>
+          <w:lang w:val="en-US"/>
+        </w:rPr>
+      </w:pPr>
+    </w:p>
+    <w:p>
+      <w:pPr>
+        <w:rPr>
+          <w:rFonts w:ascii="Times New Roman" w:eastAsia="Times New Roman" w:hAnsi="Times New Roman" w:cs="Times New Roman"/>
+          <w:color w:val="000000"/>
+          <w:sz w:val="24"/>
+          <w:szCs w:val="24"/>
+          <w:lang w:val="en-US"/>
+        </w:rPr>
+      </w:pPr>
+      <w:proofErr w:type="spellStart"/>
+      <w:r>
+        <w:rPr>
+          <w:rFonts w:ascii="Times New Roman" w:eastAsia="Times New Roman" w:hAnsi="Times New Roman" w:cs="Times New Roman"/>
+          <w:color w:val="000000"/>
+          <w:sz w:val="24"/>
+          <w:szCs w:val="24"/>
+          <w:lang w:val="en-US"/>
+        </w:rPr>
+        <w:t>AI_cost</w:t>
+      </w:r>
+      <w:proofErr w:type="spellEnd"/>
+      <w:r>
+        <w:rPr>
+          <w:rFonts w:ascii="Times New Roman" w:eastAsia="Times New Roman" w:hAnsi="Times New Roman" w:cs="Times New Roman"/>
+          <w:color w:val="000000"/>
+          <w:sz w:val="24"/>
+          <w:szCs w:val="24"/>
+          <w:lang w:val="en-US"/>
+        </w:rPr>
+        <w:t xml:space="preserve"> = (3,000,000 / 1,000,000) × 1 = 3</w:t>
+      </w:r>
+    </w:p>
+    <w:p>
+      <w:pPr>
+        <w:rPr>
+          <w:rFonts w:ascii="Times New Roman" w:eastAsia="Times New Roman" w:hAnsi="Times New Roman" w:cs="Times New Roman"/>
+          <w:color w:val="000000"/>
+          <w:sz w:val="24"/>
+          <w:szCs w:val="24"/>
+          <w:lang w:val="en-US"/>
+        </w:rPr>
+      </w:pPr>
+    </w:p>
+    <w:p>
+      <w:pPr>
+        <w:rPr>
+          <w:rFonts w:ascii="Times New Roman" w:eastAsia="Times New Roman" w:hAnsi="Times New Roman" w:cs="Times New Roman"/>
+          <w:color w:val="000000"/>
+          <w:sz w:val="24"/>
+          <w:szCs w:val="24"/>
+          <w:lang w:val="en-US"/>
+        </w:rPr>
+      </w:pPr>
+      <w:r>
+        <w:rPr>
+          <w:rFonts w:ascii="Times New Roman" w:eastAsia="Times New Roman" w:hAnsi="Times New Roman" w:cs="Times New Roman"/>
+          <w:color w:val="000000"/>
+          <w:sz w:val="24"/>
+          <w:szCs w:val="24"/>
+          <w:lang w:val="en-US"/>
+        </w:rPr>
+        <w:t>Storage = 10 × 0.02 = 0.2</w:t>
+      </w:r>
+    </w:p>
+    <w:p>
+      <w:pPr>
+        <w:rPr>
+          <w:rFonts w:ascii="Times New Roman" w:eastAsia="Times New Roman" w:hAnsi="Times New Roman" w:cs="Times New Roman"/>
+          <w:color w:val="000000"/>
+          <w:sz w:val="24"/>
+          <w:szCs w:val="24"/>
+          <w:lang w:val="en-US"/>
+        </w:rPr>
+      </w:pPr>
+      <w:r>
+        <w:rPr>
+          <w:rFonts w:ascii="Times New Roman" w:eastAsia="Times New Roman" w:hAnsi="Times New Roman" w:cs="Times New Roman"/>
+          <w:color w:val="000000"/>
+          <w:sz w:val="24"/>
+          <w:szCs w:val="24"/>
+          <w:lang w:val="en-US"/>
+        </w:rPr>
+        <w:t>Bandwidth = 10 × 0.05 = 0.5</w:t>
+      </w:r>
+    </w:p>
+    <w:p>
+      <w:pPr>
+        <w:rPr>
+          <w:rFonts w:ascii="Times New Roman" w:eastAsia="Times New Roman" w:hAnsi="Times New Roman" w:cs="Times New Roman"/>
+          <w:color w:val="000000"/>
+          <w:sz w:val="24"/>
+          <w:szCs w:val="24"/>
+          <w:lang w:val="en-US"/>
+        </w:rPr>
+      </w:pPr>
+      <w:r>
+        <w:rPr>
+          <w:rFonts w:ascii="Times New Roman" w:eastAsia="Times New Roman" w:hAnsi="Times New Roman" w:cs="Times New Roman"/>
+          <w:color w:val="000000"/>
+          <w:sz w:val="24"/>
+          <w:szCs w:val="24"/>
+          <w:lang w:val="en-US"/>
+        </w:rPr>
+        <w:t>Hosting = 5</w:t>
+      </w:r>
+    </w:p>
+    <w:p>
+      <w:pPr>
+        <w:rPr>
+          <w:rFonts w:ascii="Times New Roman" w:eastAsia="Times New Roman" w:hAnsi="Times New Roman" w:cs="Times New Roman"/>
+          <w:color w:val="000000"/>
+          <w:sz w:val="24"/>
+          <w:szCs w:val="24"/>
+          <w:lang w:val="en-US"/>
+        </w:rPr>
+      </w:pPr>
+    </w:p>
+    <w:p>
+      <w:pPr>
+        <w:rPr>
+          <w:rFonts w:ascii="Times New Roman" w:eastAsia="Times New Roman" w:hAnsi="Times New Roman" w:cs="Times New Roman"/>
+          <w:color w:val="000000"/>
+          <w:sz w:val="24"/>
+          <w:szCs w:val="24"/>
+          <w:lang w:val="en-US"/>
+        </w:rPr>
+      </w:pPr>
+      <w:r>
+        <w:rPr>
+          <w:rFonts w:ascii="Times New Roman" w:eastAsia="Times New Roman" w:hAnsi="Times New Roman" w:cs="Times New Roman"/>
+          <w:color w:val="000000"/>
+          <w:sz w:val="24"/>
+          <w:szCs w:val="24"/>
+          <w:lang w:val="en-US"/>
+        </w:rPr>
+        <w:t>Total = 3 + 0.2 + 0.5 + 5 = 8.7</w:t>
+      </w:r>
+    </w:p>
+    <w:p>
+      <w:pPr>
+        <w:rPr>
+          <w:rFonts w:ascii="Times New Roman" w:eastAsia="Times New Roman" w:hAnsi="Times New Roman" w:cs="Times New Roman"/>
+          <w:color w:val="000000"/>
+          <w:sz w:val="24"/>
+          <w:szCs w:val="24"/>
+          <w:lang w:val="en-US"/>
+        </w:rPr>
+      </w:pPr>
+    </w:p>
+    <w:p>
+      <w:pPr>
+        <w:rPr>
+          <w:rFonts w:ascii="Times New Roman" w:eastAsia="Times New Roman" w:hAnsi="Times New Roman" w:cs="Times New Roman"/>
+          <w:color w:val="000000"/>
+          <w:sz w:val="24"/>
+          <w:szCs w:val="24"/>
+          <w:lang w:val="en-US"/>
+        </w:rPr>
+      </w:pPr>
+      <w:r>
+        <w:rPr>
+          <w:rFonts w:ascii="Times New Roman" w:eastAsia="Times New Roman" w:hAnsi="Times New Roman" w:cs="Times New Roman"/>
+          <w:color w:val="000000"/>
+          <w:sz w:val="24"/>
+          <w:szCs w:val="24"/>
+          <w:lang w:val="en-US"/>
+        </w:rPr>
+        <w:t>Expected Output:</w:t>
+      </w:r>
+    </w:p>
+    <w:p>
+      <w:pPr>
+        <w:rPr>
+          <w:rFonts w:ascii="Times New Roman" w:eastAsia="Times New Roman" w:hAnsi="Times New Roman" w:cs="Times New Roman"/>
+          <w:color w:val="000000"/>
+          <w:sz w:val="24"/>
+          <w:szCs w:val="24"/>
+          <w:lang w:val="en-US"/>
+        </w:rPr>
+      </w:pPr>
+      <w:r>
+        <w:rPr>
+          <w:rFonts w:ascii="Times New Roman" w:eastAsia="Times New Roman" w:hAnsi="Times New Roman" w:cs="Times New Roman"/>
+          <w:color w:val="000000"/>
+          <w:sz w:val="24"/>
+          <w:szCs w:val="24"/>
+          <w:lang w:val="en-US"/>
+        </w:rPr>
+        <w:t>{</w:t>
+      </w:r>
+    </w:p>
+    <w:p>
+      <w:pPr>
+        <w:rPr>
+          <w:rFonts w:ascii="Times New Roman" w:eastAsia="Times New Roman" w:hAnsi="Times New Roman" w:cs="Times New Roman"/>
+          <w:color w:val="000000"/>
+          <w:sz w:val="24"/>
+          <w:szCs w:val="24"/>
+          <w:lang w:val="en-US"/>
+        </w:rPr>
+      </w:pPr>
+      <w:r>
+        <w:rPr>
+          <w:rFonts w:ascii="Times New Roman" w:eastAsia="Times New Roman" w:hAnsi="Times New Roman" w:cs="Times New Roman"/>
+          <w:color w:val="000000"/>
+          <w:sz w:val="24"/>
+          <w:szCs w:val="24"/>
+          <w:lang w:val="en-US"/>
+        </w:rPr>
+        <w:t xml:space="preserve">  "</w:t>
+      </w:r>
+      <w:proofErr w:type="spellStart"/>
+      <w:proofErr w:type="gramStart"/>
+      <w:r>
+        <w:rPr>
+          <w:rFonts w:ascii="Times New Roman" w:eastAsia="Times New Roman" w:hAnsi="Times New Roman" w:cs="Times New Roman"/>
+          <w:color w:val="000000"/>
+          <w:sz w:val="24"/>
+          <w:szCs w:val="24"/>
+          <w:lang w:val="en-US"/>
+        </w:rPr>
+        <w:t>ai</w:t>
+      </w:r>
+      <w:proofErr w:type="gramEnd"/>
+      <w:r>
+        <w:rPr>
+          <w:rFonts w:ascii="Times New Roman" w:eastAsia="Times New Roman" w:hAnsi="Times New Roman" w:cs="Times New Roman"/>
+          <w:color w:val="000000"/>
+          <w:sz w:val="24"/>
+          <w:szCs w:val="24"/>
+          <w:lang w:val="en-US"/>
+        </w:rPr>
+        <w:t>_cost</w:t>
+      </w:r>
+      <w:proofErr w:type="spellEnd"/>
+      <w:r>
+        <w:rPr>
+          <w:rFonts w:ascii="Times New Roman" w:eastAsia="Times New Roman" w:hAnsi="Times New Roman" w:cs="Times New Roman"/>
+          <w:color w:val="000000"/>
+          <w:sz w:val="24"/>
+          <w:szCs w:val="24"/>
+          <w:lang w:val="en-US"/>
+        </w:rPr>
+        <w:t>": 3,</w:t>
+      </w:r>
+    </w:p>
+    <w:p>
+      <w:pPr>
+        <w:rPr>
+          <w:rFonts w:ascii="Times New Roman" w:eastAsia="Times New Roman" w:hAnsi="Times New Roman" w:cs="Times New Roman"/>
+          <w:color w:val="000000"/>
+          <w:sz w:val="24"/>
+          <w:szCs w:val="24"/>
+          <w:lang w:val="en-US"/>
+        </w:rPr>
+      </w:pPr>
+      <w:r>
+        <w:rPr>
+          <w:rFonts w:ascii="Times New Roman" w:eastAsia="Times New Roman" w:hAnsi="Times New Roman" w:cs="Times New Roman"/>
+          <w:color w:val="000000"/>
+          <w:sz w:val="24"/>
+          <w:szCs w:val="24"/>
+          <w:lang w:val="en-US"/>
+        </w:rPr>
+        <w:t xml:space="preserve">  "</w:t>
+      </w:r>
+      <w:proofErr w:type="spellStart"/>
+      <w:proofErr w:type="gramStart"/>
+      <w:r>
+        <w:rPr>
+          <w:rFonts w:ascii="Times New Roman" w:eastAsia="Times New Roman" w:hAnsi="Times New Roman" w:cs="Times New Roman"/>
+          <w:color w:val="000000"/>
+          <w:sz w:val="24"/>
+          <w:szCs w:val="24"/>
+          <w:lang w:val="en-US"/>
+        </w:rPr>
+        <w:t>infra</w:t>
+      </w:r>
+      <w:proofErr w:type="gramEnd"/>
+      <w:r>
+        <w:rPr>
+          <w:rFonts w:ascii="Times New Roman" w:eastAsia="Times New Roman" w:hAnsi="Times New Roman" w:cs="Times New Roman"/>
+          <w:color w:val="000000"/>
+          <w:sz w:val="24"/>
+          <w:szCs w:val="24"/>
+          <w:lang w:val="en-US"/>
+        </w:rPr>
+        <w:t>_cost</w:t>
+      </w:r>
+      <w:proofErr w:type="spellEnd"/>
+      <w:r>
+        <w:rPr>
+          <w:rFonts w:ascii="Times New Roman" w:eastAsia="Times New Roman" w:hAnsi="Times New Roman" w:cs="Times New Roman"/>
+          <w:color w:val="000000"/>
+          <w:sz w:val="24"/>
+          <w:szCs w:val="24"/>
+          <w:lang w:val="en-US"/>
+        </w:rPr>
+        <w:t>": 5.7,</w:t>
+      </w:r>
+    </w:p>
+    <w:p>
+      <w:pPr>
+        <w:rPr>
+          <w:rFonts w:ascii="Times New Roman" w:eastAsia="Times New Roman" w:hAnsi="Times New Roman" w:cs="Times New Roman"/>
+          <w:color w:val="000000"/>
+          <w:sz w:val="24"/>
+          <w:szCs w:val="24"/>
+          <w:lang w:val="en-US"/>
+        </w:rPr>
+      </w:pPr>
+      <w:r>
+        <w:rPr>
+          <w:rFonts w:ascii="Times New Roman" w:eastAsia="Times New Roman" w:hAnsi="Times New Roman" w:cs="Times New Roman"/>
+          <w:color w:val="000000"/>
+          <w:sz w:val="24"/>
+          <w:szCs w:val="24"/>
+          <w:lang w:val="en-US"/>
+        </w:rPr>
+        <w:t xml:space="preserve">  "</w:t>
+      </w:r>
+      <w:proofErr w:type="spellStart"/>
+      <w:proofErr w:type="gramStart"/>
+      <w:r>
+        <w:rPr>
+          <w:rFonts w:ascii="Times New Roman" w:eastAsia="Times New Roman" w:hAnsi="Times New Roman" w:cs="Times New Roman"/>
+          <w:color w:val="000000"/>
+          <w:sz w:val="24"/>
+          <w:szCs w:val="24"/>
+          <w:lang w:val="en-US"/>
+        </w:rPr>
+        <w:t>total</w:t>
+      </w:r>
+      <w:proofErr w:type="gramEnd"/>
+      <w:r>
+        <w:rPr>
+          <w:rFonts w:ascii="Times New Roman" w:eastAsia="Times New Roman" w:hAnsi="Times New Roman" w:cs="Times New Roman"/>
+          <w:color w:val="000000"/>
+          <w:sz w:val="24"/>
+          <w:szCs w:val="24"/>
+          <w:lang w:val="en-US"/>
+        </w:rPr>
+        <w:t>_cost</w:t>
+      </w:r>
+      <w:proofErr w:type="spellEnd"/>
+      <w:r>
+        <w:rPr>
+          <w:rFonts w:ascii="Times New Roman" w:eastAsia="Times New Roman" w:hAnsi="Times New Roman" w:cs="Times New Roman"/>
+          <w:color w:val="000000"/>
+          <w:sz w:val="24"/>
+          <w:szCs w:val="24"/>
+          <w:lang w:val="en-US"/>
+        </w:rPr>
+        <w:t>": 8.7</w:t>
+      </w:r>
+    </w:p>
+    <w:p>
+      <w:pPr>
+        <w:rPr>
+          <w:rFonts w:ascii="Times New Roman" w:eastAsia="Times New Roman" w:hAnsi="Times New Roman" w:cs="Times New Roman"/>
+          <w:color w:val="000000"/>
+          <w:sz w:val="24"/>
+          <w:szCs w:val="24"/>
+          <w:lang w:val="en-US"/>
+        </w:rPr>
+      </w:pPr>
+      <w:r>
+        <w:rPr>
+          <w:rFonts w:ascii="Times New Roman" w:eastAsia="Times New Roman" w:hAnsi="Times New Roman" w:cs="Times New Roman"/>
+          <w:color w:val="000000"/>
+          <w:sz w:val="24"/>
+          <w:szCs w:val="24"/>
+          <w:lang w:val="en-US"/>
+        </w:rPr>
+        <w:t>}</w:t>
+      </w:r>
+    </w:p>
+    <w:p>
+      <w:pPr>
+        <w:rPr>
+          <w:rFonts w:ascii="Times New Roman" w:eastAsia="Times New Roman" w:hAnsi="Times New Roman" w:cs="Times New Roman"/>
+          <w:color w:val="000000"/>
+          <w:sz w:val="24"/>
+          <w:szCs w:val="24"/>
+          <w:lang w:val="en-US"/>
+        </w:rPr>
+      </w:pPr>
+      <w:r>
+        <w:rPr>
+          <w:rFonts w:ascii="Times New Roman" w:eastAsia="Times New Roman" w:hAnsi="Times New Roman" w:cs="Times New Roman"/>
+          <w:color w:val="000000"/>
+          <w:sz w:val="24"/>
+          <w:szCs w:val="24"/>
+          <w:lang w:val="en-US"/>
+        </w:rPr>
+        <w:t>Pro Model:</w:t>
+      </w:r>
+    </w:p>
+    <w:p>
+      <w:pPr>
+        <w:rPr>
+          <w:rFonts w:ascii="Times New Roman" w:eastAsia="Times New Roman" w:hAnsi="Times New Roman" w:cs="Times New Roman"/>
+          <w:color w:val="000000"/>
+          <w:sz w:val="24"/>
+          <w:szCs w:val="24"/>
+          <w:lang w:val="en-US"/>
+        </w:rPr>
+      </w:pPr>
+      <w:r>
+        <w:rPr>
+          <w:rFonts w:ascii="Times New Roman" w:eastAsia="Times New Roman" w:hAnsi="Times New Roman" w:cs="Times New Roman"/>
+          <w:color w:val="000000"/>
+          <w:sz w:val="24"/>
+          <w:szCs w:val="24"/>
+          <w:lang w:val="en-US"/>
+        </w:rPr>
+        <w:t>users = 100</w:t>
+      </w:r>
+    </w:p>
+    <w:p>
+      <w:pPr>
+        <w:rPr>
+          <w:rFonts w:ascii="Times New Roman" w:eastAsia="Times New Roman" w:hAnsi="Times New Roman" w:cs="Times New Roman"/>
+          <w:color w:val="000000"/>
+          <w:sz w:val="24"/>
+          <w:szCs w:val="24"/>
+          <w:lang w:val="en-US"/>
+        </w:rPr>
+      </w:pPr>
+      <w:proofErr w:type="spellStart"/>
+      <w:r>
+        <w:rPr>
+          <w:rFonts w:ascii="Times New Roman" w:eastAsia="Times New Roman" w:hAnsi="Times New Roman" w:cs="Times New Roman"/>
+          <w:color w:val="000000"/>
+          <w:sz w:val="24"/>
+          <w:szCs w:val="24"/>
+          <w:lang w:val="en-US"/>
+        </w:rPr>
         <w:t>messages_per_user</w:t>
       </w:r>
       <w:proofErr w:type="spellEnd"/>
@@ -3763,7 +4406,7 @@
           <w:szCs w:val="24"/>
           <w:lang w:val="en-US"/>
         </w:rPr>
-        <w:t>model = Standard ($1)</w:t>
+        <w:t>model = Pro ($3)</w:t>
       </w:r>
     </w:p>
     <w:p>
@@ -3923,7 +4566,7 @@
           <w:szCs w:val="24"/>
           <w:lang w:val="en-US"/>
         </w:rPr>
-        <w:t xml:space="preserve"> = (3,000,000 / 1,000,000) × 1 = 3</w:t>
+        <w:t xml:space="preserve"> = (3,000,000 / 1,000,000) × 3 = 9</w:t>
       </w:r>
     </w:p>
     <w:p>
@@ -4029,7 +4672,7 @@
           <w:szCs w:val="24"/>
           <w:lang w:val="en-US"/>
         </w:rPr>
-        <w:t>Total = 3 + 0.2 + 0.5 + 5 = 8.7</w:t>
+        <w:t>Total = 9 + 0.2 + 0.5 + 5 = 14.7</w:t>
       </w:r>
     </w:p>
     <w:p>
@@ -4137,7 +4780,7 @@
           <w:szCs w:val="24"/>
           <w:lang w:val="en-US"/>
         </w:rPr>
-        <w:t>": 3,</w:t>
+        <w:t>": 9,</w:t>
       </w:r>
     </w:p>
     <w:p>
@@ -4247,7 +4890,7 @@
           <w:szCs w:val="24"/>
           <w:lang w:val="en-US"/>
         </w:rPr>
-        <w:t>": 8.7</w:t>
+        <w:t>": 14.7</w:t>
       </w:r>
     </w:p>
     <w:p>
@@ -4281,48 +4924,402 @@
           <w:lang w:val="en-US"/>
         </w:rPr>
       </w:pPr>
-      <w:r>
-        <w:rPr>
-          <w:rFonts w:ascii="Times New Roman" w:eastAsia="Times New Roman" w:hAnsi="Times New Roman" w:cs="Times New Roman"/>
-          <w:color w:val="000000"/>
-          <w:sz w:val="24"/>
-          <w:szCs w:val="24"/>
-          <w:lang w:val="en-US"/>
-        </w:rPr>
-        <w:t>Pro Model:</w:t>
-      </w:r>
-    </w:p>
-    <w:p>
-      <w:pPr>
-        <w:rPr>
-          <w:rFonts w:ascii="Times New Roman" w:eastAsia="Times New Roman" w:hAnsi="Times New Roman" w:cs="Times New Roman"/>
-          <w:color w:val="000000"/>
-          <w:sz w:val="24"/>
-          <w:szCs w:val="24"/>
-          <w:lang w:val="en-US"/>
-        </w:rPr>
-      </w:pPr>
-      <w:r>
-        <w:rPr>
-          <w:rFonts w:ascii="Times New Roman" w:eastAsia="Times New Roman" w:hAnsi="Times New Roman" w:cs="Times New Roman"/>
-          <w:color w:val="000000"/>
-          <w:sz w:val="24"/>
-          <w:szCs w:val="24"/>
-          <w:lang w:val="en-US"/>
-        </w:rPr>
-        <w:t>users = 100</w:t>
-      </w:r>
-    </w:p>
-    <w:p>
-      <w:pPr>
-        <w:rPr>
-          <w:rFonts w:ascii="Times New Roman" w:eastAsia="Times New Roman" w:hAnsi="Times New Roman" w:cs="Times New Roman"/>
-          <w:color w:val="000000"/>
-          <w:sz w:val="24"/>
-          <w:szCs w:val="24"/>
-          <w:lang w:val="en-US"/>
-        </w:rPr>
-      </w:pPr>
+    </w:p>
+    <w:p>
+      <w:pPr>
+        <w:rPr>
+          <w:rFonts w:ascii="Times New Roman" w:eastAsia="Times New Roman" w:hAnsi="Times New Roman" w:cs="Times New Roman"/>
+          <w:color w:val="000000"/>
+          <w:sz w:val="24"/>
+          <w:szCs w:val="24"/>
+          <w:lang w:val="en-US"/>
+        </w:rPr>
+      </w:pPr>
+      <w:r>
+        <w:rPr>
+          <w:rFonts w:ascii="Times New Roman" w:eastAsia="Times New Roman" w:hAnsi="Times New Roman" w:cs="Times New Roman"/>
+          <w:color w:val="000000"/>
+          <w:sz w:val="24"/>
+          <w:szCs w:val="24"/>
+          <w:lang w:val="en-US"/>
+        </w:rPr>
+        <w:lastRenderedPageBreak/>
+        <w:t>2.4 Unit Test Example</w:t>
+      </w:r>
+    </w:p>
+    <w:p>
+      <w:pPr>
+        <w:rPr>
+          <w:rFonts w:ascii="Times New Roman" w:eastAsia="Times New Roman" w:hAnsi="Times New Roman" w:cs="Times New Roman"/>
+          <w:color w:val="000000"/>
+          <w:sz w:val="24"/>
+          <w:szCs w:val="24"/>
+          <w:lang w:val="en-US"/>
+        </w:rPr>
+      </w:pPr>
+      <w:r>
+        <w:rPr>
+          <w:rFonts w:ascii="Times New Roman" w:eastAsia="Times New Roman" w:hAnsi="Times New Roman" w:cs="Times New Roman"/>
+          <w:color w:val="000000"/>
+          <w:sz w:val="24"/>
+          <w:szCs w:val="24"/>
+          <w:lang w:val="en-US"/>
+        </w:rPr>
+        <w:t xml:space="preserve">import </w:t>
+      </w:r>
+      <w:proofErr w:type="gramStart"/>
+      <w:r>
+        <w:rPr>
+          <w:rFonts w:ascii="Times New Roman" w:eastAsia="Times New Roman" w:hAnsi="Times New Roman" w:cs="Times New Roman"/>
+          <w:color w:val="000000"/>
+          <w:sz w:val="24"/>
+          <w:szCs w:val="24"/>
+          <w:lang w:val="en-US"/>
+        </w:rPr>
+        <w:t>{ describe</w:t>
+      </w:r>
+      <w:proofErr w:type="gramEnd"/>
+      <w:r>
+        <w:rPr>
+          <w:rFonts w:ascii="Times New Roman" w:eastAsia="Times New Roman" w:hAnsi="Times New Roman" w:cs="Times New Roman"/>
+          <w:color w:val="000000"/>
+          <w:sz w:val="24"/>
+          <w:szCs w:val="24"/>
+          <w:lang w:val="en-US"/>
+        </w:rPr>
+        <w:t xml:space="preserve">, it, </w:t>
+      </w:r>
+      <w:proofErr w:type="gramStart"/>
+      <w:r>
+        <w:rPr>
+          <w:rFonts w:ascii="Times New Roman" w:eastAsia="Times New Roman" w:hAnsi="Times New Roman" w:cs="Times New Roman"/>
+          <w:color w:val="000000"/>
+          <w:sz w:val="24"/>
+          <w:szCs w:val="24"/>
+          <w:lang w:val="en-US"/>
+        </w:rPr>
+        <w:t>expect }</w:t>
+      </w:r>
+      <w:proofErr w:type="gramEnd"/>
+      <w:r>
+        <w:rPr>
+          <w:rFonts w:ascii="Times New Roman" w:eastAsia="Times New Roman" w:hAnsi="Times New Roman" w:cs="Times New Roman"/>
+          <w:color w:val="000000"/>
+          <w:sz w:val="24"/>
+          <w:szCs w:val="24"/>
+          <w:lang w:val="en-US"/>
+        </w:rPr>
+        <w:t xml:space="preserve"> from '</w:t>
+      </w:r>
+      <w:proofErr w:type="spellStart"/>
+      <w:r>
+        <w:rPr>
+          <w:rFonts w:ascii="Times New Roman" w:eastAsia="Times New Roman" w:hAnsi="Times New Roman" w:cs="Times New Roman"/>
+          <w:color w:val="000000"/>
+          <w:sz w:val="24"/>
+          <w:szCs w:val="24"/>
+          <w:lang w:val="en-US"/>
+        </w:rPr>
+        <w:t>vitest</w:t>
+      </w:r>
+      <w:proofErr w:type="spellEnd"/>
+      <w:proofErr w:type="gramStart"/>
+      <w:r>
+        <w:rPr>
+          <w:rFonts w:ascii="Times New Roman" w:eastAsia="Times New Roman" w:hAnsi="Times New Roman" w:cs="Times New Roman"/>
+          <w:color w:val="000000"/>
+          <w:sz w:val="24"/>
+          <w:szCs w:val="24"/>
+          <w:lang w:val="en-US"/>
+        </w:rPr>
+        <w:t>';</w:t>
+      </w:r>
+      <w:proofErr w:type="gramEnd"/>
+    </w:p>
+    <w:p>
+      <w:pPr>
+        <w:rPr>
+          <w:rFonts w:ascii="Times New Roman" w:eastAsia="Times New Roman" w:hAnsi="Times New Roman" w:cs="Times New Roman"/>
+          <w:color w:val="000000"/>
+          <w:sz w:val="24"/>
+          <w:szCs w:val="24"/>
+          <w:lang w:val="en-US"/>
+        </w:rPr>
+      </w:pPr>
+      <w:r>
+        <w:rPr>
+          <w:rFonts w:ascii="Times New Roman" w:eastAsia="Times New Roman" w:hAnsi="Times New Roman" w:cs="Times New Roman"/>
+          <w:color w:val="000000"/>
+          <w:sz w:val="24"/>
+          <w:szCs w:val="24"/>
+          <w:lang w:val="en-US"/>
+        </w:rPr>
+        <w:t xml:space="preserve">import </w:t>
+      </w:r>
+      <w:proofErr w:type="gramStart"/>
+      <w:r>
+        <w:rPr>
+          <w:rFonts w:ascii="Times New Roman" w:eastAsia="Times New Roman" w:hAnsi="Times New Roman" w:cs="Times New Roman"/>
+          <w:color w:val="000000"/>
+          <w:sz w:val="24"/>
+          <w:szCs w:val="24"/>
+          <w:lang w:val="en-US"/>
+        </w:rPr>
+        <w:t xml:space="preserve">{ </w:t>
+      </w:r>
+      <w:proofErr w:type="spellStart"/>
+      <w:r>
+        <w:rPr>
+          <w:rFonts w:ascii="Times New Roman" w:eastAsia="Times New Roman" w:hAnsi="Times New Roman" w:cs="Times New Roman"/>
+          <w:color w:val="000000"/>
+          <w:sz w:val="24"/>
+          <w:szCs w:val="24"/>
+          <w:lang w:val="en-US"/>
+        </w:rPr>
+        <w:t>calculateMonthlyCost</w:t>
+      </w:r>
+      <w:proofErr w:type="spellEnd"/>
+      <w:proofErr w:type="gramEnd"/>
+      <w:r>
+        <w:rPr>
+          <w:rFonts w:ascii="Times New Roman" w:eastAsia="Times New Roman" w:hAnsi="Times New Roman" w:cs="Times New Roman"/>
+          <w:color w:val="000000"/>
+          <w:sz w:val="24"/>
+          <w:szCs w:val="24"/>
+          <w:lang w:val="en-US"/>
+        </w:rPr>
+        <w:t xml:space="preserve"> } from </w:t>
+      </w:r>
+      <w:proofErr w:type="gramStart"/>
+      <w:r>
+        <w:rPr>
+          <w:rFonts w:ascii="Times New Roman" w:eastAsia="Times New Roman" w:hAnsi="Times New Roman" w:cs="Times New Roman"/>
+          <w:color w:val="000000"/>
+          <w:sz w:val="24"/>
+          <w:szCs w:val="24"/>
+          <w:lang w:val="en-US"/>
+        </w:rPr>
+        <w:t>'..</w:t>
+      </w:r>
+      <w:proofErr w:type="gramEnd"/>
+      <w:r>
+        <w:rPr>
+          <w:rFonts w:ascii="Times New Roman" w:eastAsia="Times New Roman" w:hAnsi="Times New Roman" w:cs="Times New Roman"/>
+          <w:color w:val="000000"/>
+          <w:sz w:val="24"/>
+          <w:szCs w:val="24"/>
+          <w:lang w:val="en-US"/>
+        </w:rPr>
+        <w:t>/logic/</w:t>
+      </w:r>
+      <w:proofErr w:type="spellStart"/>
+      <w:r>
+        <w:rPr>
+          <w:rFonts w:ascii="Times New Roman" w:eastAsia="Times New Roman" w:hAnsi="Times New Roman" w:cs="Times New Roman"/>
+          <w:color w:val="000000"/>
+          <w:sz w:val="24"/>
+          <w:szCs w:val="24"/>
+          <w:lang w:val="en-US"/>
+        </w:rPr>
+        <w:t>pricingEngine</w:t>
+      </w:r>
+      <w:proofErr w:type="spellEnd"/>
+      <w:proofErr w:type="gramStart"/>
+      <w:r>
+        <w:rPr>
+          <w:rFonts w:ascii="Times New Roman" w:eastAsia="Times New Roman" w:hAnsi="Times New Roman" w:cs="Times New Roman"/>
+          <w:color w:val="000000"/>
+          <w:sz w:val="24"/>
+          <w:szCs w:val="24"/>
+          <w:lang w:val="en-US"/>
+        </w:rPr>
+        <w:t>';</w:t>
+      </w:r>
+      <w:proofErr w:type="gramEnd"/>
+    </w:p>
+    <w:p>
+      <w:pPr>
+        <w:rPr>
+          <w:rFonts w:ascii="Times New Roman" w:eastAsia="Times New Roman" w:hAnsi="Times New Roman" w:cs="Times New Roman"/>
+          <w:color w:val="000000"/>
+          <w:sz w:val="24"/>
+          <w:szCs w:val="24"/>
+          <w:lang w:val="en-US"/>
+        </w:rPr>
+      </w:pPr>
+    </w:p>
+    <w:p>
+      <w:pPr>
+        <w:rPr>
+          <w:rFonts w:ascii="Times New Roman" w:eastAsia="Times New Roman" w:hAnsi="Times New Roman" w:cs="Times New Roman"/>
+          <w:color w:val="000000"/>
+          <w:sz w:val="24"/>
+          <w:szCs w:val="24"/>
+          <w:lang w:val="en-US"/>
+        </w:rPr>
+      </w:pPr>
+      <w:proofErr w:type="gramStart"/>
+      <w:r>
+        <w:rPr>
+          <w:rFonts w:ascii="Times New Roman" w:eastAsia="Times New Roman" w:hAnsi="Times New Roman" w:cs="Times New Roman"/>
+          <w:color w:val="000000"/>
+          <w:sz w:val="24"/>
+          <w:szCs w:val="24"/>
+          <w:lang w:val="en-US"/>
+        </w:rPr>
+        <w:t>describe(</w:t>
+      </w:r>
+      <w:proofErr w:type="gramEnd"/>
+      <w:r>
+        <w:rPr>
+          <w:rFonts w:ascii="Times New Roman" w:eastAsia="Times New Roman" w:hAnsi="Times New Roman" w:cs="Times New Roman"/>
+          <w:color w:val="000000"/>
+          <w:sz w:val="24"/>
+          <w:szCs w:val="24"/>
+          <w:lang w:val="en-US"/>
+        </w:rPr>
+        <w:t>'Pricing Engine', () =&gt; {</w:t>
+      </w:r>
+    </w:p>
+    <w:p>
+      <w:pPr>
+        <w:rPr>
+          <w:rFonts w:ascii="Times New Roman" w:eastAsia="Times New Roman" w:hAnsi="Times New Roman" w:cs="Times New Roman"/>
+          <w:color w:val="000000"/>
+          <w:sz w:val="24"/>
+          <w:szCs w:val="24"/>
+          <w:lang w:val="en-US"/>
+        </w:rPr>
+      </w:pPr>
+      <w:r>
+        <w:rPr>
+          <w:rFonts w:ascii="Times New Roman" w:eastAsia="Times New Roman" w:hAnsi="Times New Roman" w:cs="Times New Roman"/>
+          <w:color w:val="000000"/>
+          <w:sz w:val="24"/>
+          <w:szCs w:val="24"/>
+          <w:lang w:val="en-US"/>
+        </w:rPr>
+        <w:t xml:space="preserve">  </w:t>
+      </w:r>
+      <w:proofErr w:type="gramStart"/>
+      <w:r>
+        <w:rPr>
+          <w:rFonts w:ascii="Times New Roman" w:eastAsia="Times New Roman" w:hAnsi="Times New Roman" w:cs="Times New Roman"/>
+          <w:color w:val="000000"/>
+          <w:sz w:val="24"/>
+          <w:szCs w:val="24"/>
+          <w:lang w:val="en-US"/>
+        </w:rPr>
+        <w:t>it(</w:t>
+      </w:r>
+      <w:proofErr w:type="gramEnd"/>
+      <w:r>
+        <w:rPr>
+          <w:rFonts w:ascii="Times New Roman" w:eastAsia="Times New Roman" w:hAnsi="Times New Roman" w:cs="Times New Roman"/>
+          <w:color w:val="000000"/>
+          <w:sz w:val="24"/>
+          <w:szCs w:val="24"/>
+          <w:lang w:val="en-US"/>
+        </w:rPr>
+        <w:t>'calculates correct total cost for Standard model', () =&gt; {</w:t>
+      </w:r>
+    </w:p>
+    <w:p>
+      <w:pPr>
+        <w:rPr>
+          <w:rFonts w:ascii="Times New Roman" w:eastAsia="Times New Roman" w:hAnsi="Times New Roman" w:cs="Times New Roman"/>
+          <w:color w:val="000000"/>
+          <w:sz w:val="24"/>
+          <w:szCs w:val="24"/>
+          <w:lang w:val="en-US"/>
+        </w:rPr>
+      </w:pPr>
+      <w:r>
+        <w:rPr>
+          <w:rFonts w:ascii="Times New Roman" w:eastAsia="Times New Roman" w:hAnsi="Times New Roman" w:cs="Times New Roman"/>
+          <w:color w:val="000000"/>
+          <w:sz w:val="24"/>
+          <w:szCs w:val="24"/>
+          <w:lang w:val="en-US"/>
+        </w:rPr>
+        <w:t xml:space="preserve">    const result = </w:t>
+      </w:r>
+      <w:proofErr w:type="spellStart"/>
+      <w:proofErr w:type="gramStart"/>
+      <w:r>
+        <w:rPr>
+          <w:rFonts w:ascii="Times New Roman" w:eastAsia="Times New Roman" w:hAnsi="Times New Roman" w:cs="Times New Roman"/>
+          <w:color w:val="000000"/>
+          <w:sz w:val="24"/>
+          <w:szCs w:val="24"/>
+          <w:lang w:val="en-US"/>
+        </w:rPr>
+        <w:t>calculateMonthlyCost</w:t>
+      </w:r>
+      <w:proofErr w:type="spellEnd"/>
+      <w:r>
+        <w:rPr>
+          <w:rFonts w:ascii="Times New Roman" w:eastAsia="Times New Roman" w:hAnsi="Times New Roman" w:cs="Times New Roman"/>
+          <w:color w:val="000000"/>
+          <w:sz w:val="24"/>
+          <w:szCs w:val="24"/>
+          <w:lang w:val="en-US"/>
+        </w:rPr>
+        <w:t>(</w:t>
+      </w:r>
+      <w:proofErr w:type="gramEnd"/>
+      <w:r>
+        <w:rPr>
+          <w:rFonts w:ascii="Times New Roman" w:eastAsia="Times New Roman" w:hAnsi="Times New Roman" w:cs="Times New Roman"/>
+          <w:color w:val="000000"/>
+          <w:sz w:val="24"/>
+          <w:szCs w:val="24"/>
+          <w:lang w:val="en-US"/>
+        </w:rPr>
+        <w:t>{</w:t>
+      </w:r>
+    </w:p>
+    <w:p>
+      <w:pPr>
+        <w:rPr>
+          <w:rFonts w:ascii="Times New Roman" w:eastAsia="Times New Roman" w:hAnsi="Times New Roman" w:cs="Times New Roman"/>
+          <w:color w:val="000000"/>
+          <w:sz w:val="24"/>
+          <w:szCs w:val="24"/>
+          <w:lang w:val="en-US"/>
+        </w:rPr>
+      </w:pPr>
+      <w:r>
+        <w:rPr>
+          <w:rFonts w:ascii="Times New Roman" w:eastAsia="Times New Roman" w:hAnsi="Times New Roman" w:cs="Times New Roman"/>
+          <w:color w:val="000000"/>
+          <w:sz w:val="24"/>
+          <w:szCs w:val="24"/>
+          <w:lang w:val="en-US"/>
+        </w:rPr>
+        <w:t xml:space="preserve">      users: 100,</w:t>
+      </w:r>
+    </w:p>
+    <w:p>
+      <w:pPr>
+        <w:rPr>
+          <w:rFonts w:ascii="Times New Roman" w:eastAsia="Times New Roman" w:hAnsi="Times New Roman" w:cs="Times New Roman"/>
+          <w:color w:val="000000"/>
+          <w:sz w:val="24"/>
+          <w:szCs w:val="24"/>
+          <w:lang w:val="en-US"/>
+        </w:rPr>
+      </w:pPr>
+      <w:r>
+        <w:rPr>
+          <w:rFonts w:ascii="Times New Roman" w:eastAsia="Times New Roman" w:hAnsi="Times New Roman" w:cs="Times New Roman"/>
+          <w:color w:val="000000"/>
+          <w:sz w:val="24"/>
+          <w:szCs w:val="24"/>
+          <w:lang w:val="en-US"/>
+        </w:rPr>
+        <w:t xml:space="preserve">      </w:t>
+      </w:r>
       <w:proofErr w:type="spellStart"/>
       <w:r>
         <w:rPr>
@@ -4343,19 +5340,29 @@
           <w:szCs w:val="24"/>
           <w:lang w:val="en-US"/>
         </w:rPr>
-        <w:t xml:space="preserve"> = 10</w:t>
-      </w:r>
-    </w:p>
-    <w:p>
-      <w:pPr>
-        <w:rPr>
-          <w:rFonts w:ascii="Times New Roman" w:eastAsia="Times New Roman" w:hAnsi="Times New Roman" w:cs="Times New Roman"/>
-          <w:color w:val="000000"/>
-          <w:sz w:val="24"/>
-          <w:szCs w:val="24"/>
-          <w:lang w:val="en-US"/>
-        </w:rPr>
-      </w:pPr>
+        <w:t>: 10,</w:t>
+      </w:r>
+    </w:p>
+    <w:p>
+      <w:pPr>
+        <w:rPr>
+          <w:rFonts w:ascii="Times New Roman" w:eastAsia="Times New Roman" w:hAnsi="Times New Roman" w:cs="Times New Roman"/>
+          <w:color w:val="000000"/>
+          <w:sz w:val="24"/>
+          <w:szCs w:val="24"/>
+          <w:lang w:val="en-US"/>
+        </w:rPr>
+      </w:pPr>
+      <w:r>
+        <w:rPr>
+          <w:rFonts w:ascii="Times New Roman" w:eastAsia="Times New Roman" w:hAnsi="Times New Roman" w:cs="Times New Roman"/>
+          <w:color w:val="000000"/>
+          <w:sz w:val="24"/>
+          <w:szCs w:val="24"/>
+          <w:lang w:val="en-US"/>
+        </w:rPr>
+        <w:t xml:space="preserve">      </w:t>
+      </w:r>
       <w:proofErr w:type="spellStart"/>
       <w:r>
         <w:rPr>
@@ -4376,339 +5383,465 @@
           <w:szCs w:val="24"/>
           <w:lang w:val="en-US"/>
         </w:rPr>
-        <w:t xml:space="preserve"> = 100</w:t>
-      </w:r>
-    </w:p>
-    <w:p>
-      <w:pPr>
-        <w:rPr>
-          <w:rFonts w:ascii="Times New Roman" w:eastAsia="Times New Roman" w:hAnsi="Times New Roman" w:cs="Times New Roman"/>
-          <w:color w:val="000000"/>
-          <w:sz w:val="24"/>
-          <w:szCs w:val="24"/>
-          <w:lang w:val="en-US"/>
-        </w:rPr>
-      </w:pPr>
-      <w:r>
-        <w:rPr>
-          <w:rFonts w:ascii="Times New Roman" w:eastAsia="Times New Roman" w:hAnsi="Times New Roman" w:cs="Times New Roman"/>
-          <w:color w:val="000000"/>
-          <w:sz w:val="24"/>
-          <w:szCs w:val="24"/>
-          <w:lang w:val="en-US"/>
-        </w:rPr>
-        <w:t>model = Pro ($3)</w:t>
-      </w:r>
-    </w:p>
-    <w:p>
-      <w:pPr>
-        <w:rPr>
-          <w:rFonts w:ascii="Times New Roman" w:eastAsia="Times New Roman" w:hAnsi="Times New Roman" w:cs="Times New Roman"/>
-          <w:color w:val="000000"/>
-          <w:sz w:val="24"/>
-          <w:szCs w:val="24"/>
-          <w:lang w:val="en-US"/>
-        </w:rPr>
-      </w:pPr>
-      <w:r>
-        <w:rPr>
-          <w:rFonts w:ascii="Times New Roman" w:eastAsia="Times New Roman" w:hAnsi="Times New Roman" w:cs="Times New Roman"/>
-          <w:color w:val="000000"/>
-          <w:sz w:val="24"/>
-          <w:szCs w:val="24"/>
-          <w:lang w:val="en-US"/>
-        </w:rPr>
-        <w:t>hosting = Basic ($5)</w:t>
-      </w:r>
-    </w:p>
-    <w:p>
-      <w:pPr>
-        <w:rPr>
-          <w:rFonts w:ascii="Times New Roman" w:eastAsia="Times New Roman" w:hAnsi="Times New Roman" w:cs="Times New Roman"/>
-          <w:color w:val="000000"/>
-          <w:sz w:val="24"/>
-          <w:szCs w:val="24"/>
-          <w:lang w:val="en-US"/>
-        </w:rPr>
-      </w:pPr>
-      <w:r>
-        <w:rPr>
-          <w:rFonts w:ascii="Times New Roman" w:eastAsia="Times New Roman" w:hAnsi="Times New Roman" w:cs="Times New Roman"/>
-          <w:color w:val="000000"/>
-          <w:sz w:val="24"/>
-          <w:szCs w:val="24"/>
-          <w:lang w:val="en-US"/>
-        </w:rPr>
-        <w:t>storage = 10GB</w:t>
-      </w:r>
-    </w:p>
-    <w:p>
-      <w:pPr>
-        <w:rPr>
-          <w:rFonts w:ascii="Times New Roman" w:eastAsia="Times New Roman" w:hAnsi="Times New Roman" w:cs="Times New Roman"/>
-          <w:color w:val="000000"/>
-          <w:sz w:val="24"/>
-          <w:szCs w:val="24"/>
-          <w:lang w:val="en-US"/>
-        </w:rPr>
-      </w:pPr>
-      <w:r>
-        <w:rPr>
-          <w:rFonts w:ascii="Times New Roman" w:eastAsia="Times New Roman" w:hAnsi="Times New Roman" w:cs="Times New Roman"/>
-          <w:color w:val="000000"/>
-          <w:sz w:val="24"/>
-          <w:szCs w:val="24"/>
-          <w:lang w:val="en-US"/>
-        </w:rPr>
-        <w:t>bandwidth = 10GB</w:t>
-      </w:r>
-    </w:p>
-    <w:p>
-      <w:pPr>
-        <w:rPr>
-          <w:rFonts w:ascii="Times New Roman" w:eastAsia="Times New Roman" w:hAnsi="Times New Roman" w:cs="Times New Roman"/>
-          <w:color w:val="000000"/>
-          <w:sz w:val="24"/>
-          <w:szCs w:val="24"/>
-          <w:lang w:val="en-US"/>
-        </w:rPr>
-      </w:pPr>
-    </w:p>
-    <w:p>
-      <w:pPr>
-        <w:rPr>
-          <w:rFonts w:ascii="Times New Roman" w:eastAsia="Times New Roman" w:hAnsi="Times New Roman" w:cs="Times New Roman"/>
-          <w:color w:val="000000"/>
-          <w:sz w:val="24"/>
-          <w:szCs w:val="24"/>
-          <w:lang w:val="en-US"/>
-        </w:rPr>
-      </w:pPr>
-      <w:r>
-        <w:rPr>
-          <w:rFonts w:ascii="Times New Roman" w:eastAsia="Times New Roman" w:hAnsi="Times New Roman" w:cs="Times New Roman"/>
-          <w:color w:val="000000"/>
-          <w:sz w:val="24"/>
-          <w:szCs w:val="24"/>
-          <w:lang w:val="en-US"/>
-        </w:rPr>
-        <w:t>Req = 100 × 10 × 30 = 30,000</w:t>
-      </w:r>
-    </w:p>
-    <w:p>
-      <w:pPr>
-        <w:rPr>
-          <w:rFonts w:ascii="Times New Roman" w:eastAsia="Times New Roman" w:hAnsi="Times New Roman" w:cs="Times New Roman"/>
-          <w:color w:val="000000"/>
-          <w:sz w:val="24"/>
-          <w:szCs w:val="24"/>
-          <w:lang w:val="en-US"/>
-        </w:rPr>
-      </w:pPr>
-      <w:r>
-        <w:rPr>
-          <w:rFonts w:ascii="Times New Roman" w:eastAsia="Times New Roman" w:hAnsi="Times New Roman" w:cs="Times New Roman"/>
-          <w:color w:val="000000"/>
-          <w:sz w:val="24"/>
-          <w:szCs w:val="24"/>
-          <w:lang w:val="en-US"/>
-        </w:rPr>
-        <w:t>Tokens = 30,000 × 100 = 3,000,000</w:t>
-      </w:r>
-    </w:p>
-    <w:p>
-      <w:pPr>
-        <w:rPr>
-          <w:rFonts w:ascii="Times New Roman" w:eastAsia="Times New Roman" w:hAnsi="Times New Roman" w:cs="Times New Roman"/>
-          <w:color w:val="000000"/>
-          <w:sz w:val="24"/>
-          <w:szCs w:val="24"/>
-          <w:lang w:val="en-US"/>
-        </w:rPr>
-      </w:pPr>
-    </w:p>
-    <w:p>
-      <w:pPr>
-        <w:rPr>
-          <w:rFonts w:ascii="Times New Roman" w:eastAsia="Times New Roman" w:hAnsi="Times New Roman" w:cs="Times New Roman"/>
-          <w:color w:val="000000"/>
-          <w:sz w:val="24"/>
-          <w:szCs w:val="24"/>
-          <w:lang w:val="en-US"/>
-        </w:rPr>
-      </w:pPr>
-      <w:proofErr w:type="spellStart"/>
-      <w:r>
-        <w:rPr>
-          <w:rFonts w:ascii="Times New Roman" w:eastAsia="Times New Roman" w:hAnsi="Times New Roman" w:cs="Times New Roman"/>
-          <w:color w:val="000000"/>
-          <w:sz w:val="24"/>
-          <w:szCs w:val="24"/>
-          <w:lang w:val="en-US"/>
-        </w:rPr>
-        <w:t>AI_cost</w:t>
-      </w:r>
-      <w:proofErr w:type="spellEnd"/>
-      <w:r>
-        <w:rPr>
-          <w:rFonts w:ascii="Times New Roman" w:eastAsia="Times New Roman" w:hAnsi="Times New Roman" w:cs="Times New Roman"/>
-          <w:color w:val="000000"/>
-          <w:sz w:val="24"/>
-          <w:szCs w:val="24"/>
-          <w:lang w:val="en-US"/>
-        </w:rPr>
-        <w:t xml:space="preserve"> = (3,000,000 / 1,000,000) × 3 = 9</w:t>
-      </w:r>
-    </w:p>
-    <w:p>
-      <w:pPr>
-        <w:rPr>
-          <w:rFonts w:ascii="Times New Roman" w:eastAsia="Times New Roman" w:hAnsi="Times New Roman" w:cs="Times New Roman"/>
-          <w:color w:val="000000"/>
-          <w:sz w:val="24"/>
-          <w:szCs w:val="24"/>
-          <w:lang w:val="en-US"/>
-        </w:rPr>
-      </w:pPr>
-    </w:p>
-    <w:p>
-      <w:pPr>
-        <w:rPr>
-          <w:rFonts w:ascii="Times New Roman" w:eastAsia="Times New Roman" w:hAnsi="Times New Roman" w:cs="Times New Roman"/>
-          <w:color w:val="000000"/>
-          <w:sz w:val="24"/>
-          <w:szCs w:val="24"/>
-          <w:lang w:val="en-US"/>
-        </w:rPr>
-      </w:pPr>
-      <w:r>
-        <w:rPr>
-          <w:rFonts w:ascii="Times New Roman" w:eastAsia="Times New Roman" w:hAnsi="Times New Roman" w:cs="Times New Roman"/>
-          <w:color w:val="000000"/>
-          <w:sz w:val="24"/>
-          <w:szCs w:val="24"/>
-          <w:lang w:val="en-US"/>
-        </w:rPr>
-        <w:t>Storage = 10 × 0.02 = 0.2</w:t>
-      </w:r>
-    </w:p>
-    <w:p>
-      <w:pPr>
-        <w:rPr>
-          <w:rFonts w:ascii="Times New Roman" w:eastAsia="Times New Roman" w:hAnsi="Times New Roman" w:cs="Times New Roman"/>
-          <w:color w:val="000000"/>
-          <w:sz w:val="24"/>
-          <w:szCs w:val="24"/>
-          <w:lang w:val="en-US"/>
-        </w:rPr>
-      </w:pPr>
-      <w:r>
-        <w:rPr>
-          <w:rFonts w:ascii="Times New Roman" w:eastAsia="Times New Roman" w:hAnsi="Times New Roman" w:cs="Times New Roman"/>
-          <w:color w:val="000000"/>
-          <w:sz w:val="24"/>
-          <w:szCs w:val="24"/>
-          <w:lang w:val="en-US"/>
-        </w:rPr>
-        <w:t>Bandwidth = 10 × 0.05 = 0.5</w:t>
-      </w:r>
-    </w:p>
-    <w:p>
-      <w:pPr>
-        <w:rPr>
-          <w:rFonts w:ascii="Times New Roman" w:eastAsia="Times New Roman" w:hAnsi="Times New Roman" w:cs="Times New Roman"/>
-          <w:color w:val="000000"/>
-          <w:sz w:val="24"/>
-          <w:szCs w:val="24"/>
-          <w:lang w:val="en-US"/>
-        </w:rPr>
-      </w:pPr>
-      <w:r>
-        <w:rPr>
-          <w:rFonts w:ascii="Times New Roman" w:eastAsia="Times New Roman" w:hAnsi="Times New Roman" w:cs="Times New Roman"/>
-          <w:color w:val="000000"/>
-          <w:sz w:val="24"/>
-          <w:szCs w:val="24"/>
-          <w:lang w:val="en-US"/>
-        </w:rPr>
-        <w:t>Hosting = 5</w:t>
-      </w:r>
-    </w:p>
-    <w:p>
-      <w:pPr>
-        <w:rPr>
-          <w:rFonts w:ascii="Times New Roman" w:eastAsia="Times New Roman" w:hAnsi="Times New Roman" w:cs="Times New Roman"/>
-          <w:color w:val="000000"/>
-          <w:sz w:val="24"/>
-          <w:szCs w:val="24"/>
-          <w:lang w:val="en-US"/>
-        </w:rPr>
-      </w:pPr>
-    </w:p>
-    <w:p>
-      <w:pPr>
-        <w:rPr>
-          <w:rFonts w:ascii="Times New Roman" w:eastAsia="Times New Roman" w:hAnsi="Times New Roman" w:cs="Times New Roman"/>
-          <w:color w:val="000000"/>
-          <w:sz w:val="24"/>
-          <w:szCs w:val="24"/>
-          <w:lang w:val="en-US"/>
-        </w:rPr>
-      </w:pPr>
-      <w:r>
-        <w:rPr>
-          <w:rFonts w:ascii="Times New Roman" w:eastAsia="Times New Roman" w:hAnsi="Times New Roman" w:cs="Times New Roman"/>
-          <w:color w:val="000000"/>
-          <w:sz w:val="24"/>
-          <w:szCs w:val="24"/>
-          <w:lang w:val="en-US"/>
-        </w:rPr>
-        <w:t>Total = 9 + 0.2 + 0.5 + 5 = 14.7</w:t>
-      </w:r>
-    </w:p>
-    <w:p>
-      <w:pPr>
-        <w:rPr>
-          <w:rFonts w:ascii="Times New Roman" w:eastAsia="Times New Roman" w:hAnsi="Times New Roman" w:cs="Times New Roman"/>
-          <w:color w:val="000000"/>
-          <w:sz w:val="24"/>
-          <w:szCs w:val="24"/>
-          <w:lang w:val="en-US"/>
-        </w:rPr>
-      </w:pPr>
-    </w:p>
-    <w:p>
-      <w:pPr>
-        <w:rPr>
-          <w:rFonts w:ascii="Times New Roman" w:eastAsia="Times New Roman" w:hAnsi="Times New Roman" w:cs="Times New Roman"/>
-          <w:color w:val="000000"/>
-          <w:sz w:val="24"/>
-          <w:szCs w:val="24"/>
-          <w:lang w:val="en-US"/>
-        </w:rPr>
-      </w:pPr>
-      <w:r>
-        <w:rPr>
-          <w:rFonts w:ascii="Times New Roman" w:eastAsia="Times New Roman" w:hAnsi="Times New Roman" w:cs="Times New Roman"/>
-          <w:color w:val="000000"/>
-          <w:sz w:val="24"/>
-          <w:szCs w:val="24"/>
-          <w:lang w:val="en-US"/>
-        </w:rPr>
-        <w:lastRenderedPageBreak/>
-        <w:t>Expected Output:</w:t>
-      </w:r>
-    </w:p>
-    <w:p>
-      <w:pPr>
-        <w:rPr>
-          <w:rFonts w:ascii="Times New Roman" w:eastAsia="Times New Roman" w:hAnsi="Times New Roman" w:cs="Times New Roman"/>
-          <w:color w:val="000000"/>
-          <w:sz w:val="24"/>
-          <w:szCs w:val="24"/>
-          <w:lang w:val="en-US"/>
-        </w:rPr>
-      </w:pPr>
+        <w:t>: 100,</w:t>
+      </w:r>
+    </w:p>
+    <w:p>
+      <w:pPr>
+        <w:rPr>
+          <w:rFonts w:ascii="Times New Roman" w:eastAsia="Times New Roman" w:hAnsi="Times New Roman" w:cs="Times New Roman"/>
+          <w:color w:val="000000"/>
+          <w:sz w:val="24"/>
+          <w:szCs w:val="24"/>
+          <w:lang w:val="en-US"/>
+        </w:rPr>
+      </w:pPr>
+      <w:r>
+        <w:rPr>
+          <w:rFonts w:ascii="Times New Roman" w:eastAsia="Times New Roman" w:hAnsi="Times New Roman" w:cs="Times New Roman"/>
+          <w:color w:val="000000"/>
+          <w:sz w:val="24"/>
+          <w:szCs w:val="24"/>
+          <w:lang w:val="en-US"/>
+        </w:rPr>
+        <w:t xml:space="preserve">      model: 'standard',</w:t>
+      </w:r>
+    </w:p>
+    <w:p>
+      <w:pPr>
+        <w:rPr>
+          <w:rFonts w:ascii="Times New Roman" w:eastAsia="Times New Roman" w:hAnsi="Times New Roman" w:cs="Times New Roman"/>
+          <w:color w:val="000000"/>
+          <w:sz w:val="24"/>
+          <w:szCs w:val="24"/>
+          <w:lang w:val="en-US"/>
+        </w:rPr>
+      </w:pPr>
+      <w:r>
+        <w:rPr>
+          <w:rFonts w:ascii="Times New Roman" w:eastAsia="Times New Roman" w:hAnsi="Times New Roman" w:cs="Times New Roman"/>
+          <w:color w:val="000000"/>
+          <w:sz w:val="24"/>
+          <w:szCs w:val="24"/>
+          <w:lang w:val="en-US"/>
+        </w:rPr>
+        <w:t xml:space="preserve">      hosting: 'basic',</w:t>
+      </w:r>
+    </w:p>
+    <w:p>
+      <w:pPr>
+        <w:rPr>
+          <w:rFonts w:ascii="Times New Roman" w:eastAsia="Times New Roman" w:hAnsi="Times New Roman" w:cs="Times New Roman"/>
+          <w:color w:val="000000"/>
+          <w:sz w:val="24"/>
+          <w:szCs w:val="24"/>
+          <w:lang w:val="en-US"/>
+        </w:rPr>
+      </w:pPr>
+      <w:r>
+        <w:rPr>
+          <w:rFonts w:ascii="Times New Roman" w:eastAsia="Times New Roman" w:hAnsi="Times New Roman" w:cs="Times New Roman"/>
+          <w:color w:val="000000"/>
+          <w:sz w:val="24"/>
+          <w:szCs w:val="24"/>
+          <w:lang w:val="en-US"/>
+        </w:rPr>
+        <w:t xml:space="preserve">      </w:t>
+      </w:r>
+      <w:proofErr w:type="spellStart"/>
+      <w:r>
+        <w:rPr>
+          <w:rFonts w:ascii="Times New Roman" w:eastAsia="Times New Roman" w:hAnsi="Times New Roman" w:cs="Times New Roman"/>
+          <w:color w:val="000000"/>
+          <w:sz w:val="24"/>
+          <w:szCs w:val="24"/>
+          <w:lang w:val="en-US"/>
+        </w:rPr>
+        <w:t>storage_gb</w:t>
+      </w:r>
+      <w:proofErr w:type="spellEnd"/>
+      <w:r>
+        <w:rPr>
+          <w:rFonts w:ascii="Times New Roman" w:eastAsia="Times New Roman" w:hAnsi="Times New Roman" w:cs="Times New Roman"/>
+          <w:color w:val="000000"/>
+          <w:sz w:val="24"/>
+          <w:szCs w:val="24"/>
+          <w:lang w:val="en-US"/>
+        </w:rPr>
+        <w:t>: 10,</w:t>
+      </w:r>
+    </w:p>
+    <w:p>
+      <w:pPr>
+        <w:rPr>
+          <w:rFonts w:ascii="Times New Roman" w:eastAsia="Times New Roman" w:hAnsi="Times New Roman" w:cs="Times New Roman"/>
+          <w:color w:val="000000"/>
+          <w:sz w:val="24"/>
+          <w:szCs w:val="24"/>
+          <w:lang w:val="en-US"/>
+        </w:rPr>
+      </w:pPr>
+      <w:r>
+        <w:rPr>
+          <w:rFonts w:ascii="Times New Roman" w:eastAsia="Times New Roman" w:hAnsi="Times New Roman" w:cs="Times New Roman"/>
+          <w:color w:val="000000"/>
+          <w:sz w:val="24"/>
+          <w:szCs w:val="24"/>
+          <w:lang w:val="en-US"/>
+        </w:rPr>
+        <w:t xml:space="preserve">      </w:t>
+      </w:r>
+      <w:proofErr w:type="spellStart"/>
+      <w:r>
+        <w:rPr>
+          <w:rFonts w:ascii="Times New Roman" w:eastAsia="Times New Roman" w:hAnsi="Times New Roman" w:cs="Times New Roman"/>
+          <w:color w:val="000000"/>
+          <w:sz w:val="24"/>
+          <w:szCs w:val="24"/>
+          <w:lang w:val="en-US"/>
+        </w:rPr>
+        <w:t>bandwidth_gb</w:t>
+      </w:r>
+      <w:proofErr w:type="spellEnd"/>
+      <w:r>
+        <w:rPr>
+          <w:rFonts w:ascii="Times New Roman" w:eastAsia="Times New Roman" w:hAnsi="Times New Roman" w:cs="Times New Roman"/>
+          <w:color w:val="000000"/>
+          <w:sz w:val="24"/>
+          <w:szCs w:val="24"/>
+          <w:lang w:val="en-US"/>
+        </w:rPr>
+        <w:t>: 10,</w:t>
+      </w:r>
+    </w:p>
+    <w:p>
+      <w:pPr>
+        <w:rPr>
+          <w:rFonts w:ascii="Times New Roman" w:eastAsia="Times New Roman" w:hAnsi="Times New Roman" w:cs="Times New Roman"/>
+          <w:color w:val="000000"/>
+          <w:sz w:val="24"/>
+          <w:szCs w:val="24"/>
+          <w:lang w:val="en-US"/>
+        </w:rPr>
+      </w:pPr>
+      <w:r>
+        <w:rPr>
+          <w:rFonts w:ascii="Times New Roman" w:eastAsia="Times New Roman" w:hAnsi="Times New Roman" w:cs="Times New Roman"/>
+          <w:color w:val="000000"/>
+          <w:sz w:val="24"/>
+          <w:szCs w:val="24"/>
+          <w:lang w:val="en-US"/>
+        </w:rPr>
+        <w:t xml:space="preserve">      </w:t>
+      </w:r>
+      <w:proofErr w:type="spellStart"/>
+      <w:r>
+        <w:rPr>
+          <w:rFonts w:ascii="Times New Roman" w:eastAsia="Times New Roman" w:hAnsi="Times New Roman" w:cs="Times New Roman"/>
+          <w:color w:val="000000"/>
+          <w:sz w:val="24"/>
+          <w:szCs w:val="24"/>
+          <w:lang w:val="en-US"/>
+        </w:rPr>
+        <w:t>db_reads</w:t>
+      </w:r>
+      <w:proofErr w:type="spellEnd"/>
+      <w:r>
+        <w:rPr>
+          <w:rFonts w:ascii="Times New Roman" w:eastAsia="Times New Roman" w:hAnsi="Times New Roman" w:cs="Times New Roman"/>
+          <w:color w:val="000000"/>
+          <w:sz w:val="24"/>
+          <w:szCs w:val="24"/>
+          <w:lang w:val="en-US"/>
+        </w:rPr>
+        <w:t>: 0,</w:t>
+      </w:r>
+    </w:p>
+    <w:p>
+      <w:pPr>
+        <w:rPr>
+          <w:rFonts w:ascii="Times New Roman" w:eastAsia="Times New Roman" w:hAnsi="Times New Roman" w:cs="Times New Roman"/>
+          <w:color w:val="000000"/>
+          <w:sz w:val="24"/>
+          <w:szCs w:val="24"/>
+          <w:lang w:val="en-US"/>
+        </w:rPr>
+      </w:pPr>
+      <w:r>
+        <w:rPr>
+          <w:rFonts w:ascii="Times New Roman" w:eastAsia="Times New Roman" w:hAnsi="Times New Roman" w:cs="Times New Roman"/>
+          <w:color w:val="000000"/>
+          <w:sz w:val="24"/>
+          <w:szCs w:val="24"/>
+          <w:lang w:val="en-US"/>
+        </w:rPr>
+        <w:t xml:space="preserve">      </w:t>
+      </w:r>
+      <w:proofErr w:type="spellStart"/>
+      <w:r>
+        <w:rPr>
+          <w:rFonts w:ascii="Times New Roman" w:eastAsia="Times New Roman" w:hAnsi="Times New Roman" w:cs="Times New Roman"/>
+          <w:color w:val="000000"/>
+          <w:sz w:val="24"/>
+          <w:szCs w:val="24"/>
+          <w:lang w:val="en-US"/>
+        </w:rPr>
+        <w:t>db_writes</w:t>
+      </w:r>
+      <w:proofErr w:type="spellEnd"/>
+      <w:r>
+        <w:rPr>
+          <w:rFonts w:ascii="Times New Roman" w:eastAsia="Times New Roman" w:hAnsi="Times New Roman" w:cs="Times New Roman"/>
+          <w:color w:val="000000"/>
+          <w:sz w:val="24"/>
+          <w:szCs w:val="24"/>
+          <w:lang w:val="en-US"/>
+        </w:rPr>
+        <w:t>: 0</w:t>
+      </w:r>
+    </w:p>
+    <w:p>
+      <w:pPr>
+        <w:rPr>
+          <w:rFonts w:ascii="Times New Roman" w:eastAsia="Times New Roman" w:hAnsi="Times New Roman" w:cs="Times New Roman"/>
+          <w:color w:val="000000"/>
+          <w:sz w:val="24"/>
+          <w:szCs w:val="24"/>
+          <w:lang w:val="en-US"/>
+        </w:rPr>
+      </w:pPr>
+      <w:r>
+        <w:rPr>
+          <w:rFonts w:ascii="Times New Roman" w:eastAsia="Times New Roman" w:hAnsi="Times New Roman" w:cs="Times New Roman"/>
+          <w:color w:val="000000"/>
+          <w:sz w:val="24"/>
+          <w:szCs w:val="24"/>
+          <w:lang w:val="en-US"/>
+        </w:rPr>
+        <w:t xml:space="preserve">    });</w:t>
+      </w:r>
+    </w:p>
+    <w:p>
+      <w:pPr>
+        <w:rPr>
+          <w:rFonts w:ascii="Times New Roman" w:eastAsia="Times New Roman" w:hAnsi="Times New Roman" w:cs="Times New Roman"/>
+          <w:color w:val="000000"/>
+          <w:sz w:val="24"/>
+          <w:szCs w:val="24"/>
+          <w:lang w:val="en-US"/>
+        </w:rPr>
+      </w:pPr>
+    </w:p>
+    <w:p>
+      <w:pPr>
+        <w:rPr>
+          <w:rFonts w:ascii="Times New Roman" w:eastAsia="Times New Roman" w:hAnsi="Times New Roman" w:cs="Times New Roman"/>
+          <w:color w:val="000000"/>
+          <w:sz w:val="24"/>
+          <w:szCs w:val="24"/>
+          <w:lang w:val="en-US"/>
+        </w:rPr>
+      </w:pPr>
+      <w:r>
+        <w:rPr>
+          <w:rFonts w:ascii="Times New Roman" w:eastAsia="Times New Roman" w:hAnsi="Times New Roman" w:cs="Times New Roman"/>
+          <w:color w:val="000000"/>
+          <w:sz w:val="24"/>
+          <w:szCs w:val="24"/>
+          <w:lang w:val="en-US"/>
+        </w:rPr>
+        <w:t xml:space="preserve">    expect(</w:t>
+      </w:r>
+      <w:proofErr w:type="spellStart"/>
+      <w:proofErr w:type="gramStart"/>
+      <w:r>
+        <w:rPr>
+          <w:rFonts w:ascii="Times New Roman" w:eastAsia="Times New Roman" w:hAnsi="Times New Roman" w:cs="Times New Roman"/>
+          <w:color w:val="000000"/>
+          <w:sz w:val="24"/>
+          <w:szCs w:val="24"/>
+          <w:lang w:val="en-US"/>
+        </w:rPr>
+        <w:t>result.total</w:t>
+      </w:r>
+      <w:proofErr w:type="gramEnd"/>
+      <w:r>
+        <w:rPr>
+          <w:rFonts w:ascii="Times New Roman" w:eastAsia="Times New Roman" w:hAnsi="Times New Roman" w:cs="Times New Roman"/>
+          <w:color w:val="000000"/>
+          <w:sz w:val="24"/>
+          <w:szCs w:val="24"/>
+          <w:lang w:val="en-US"/>
+        </w:rPr>
+        <w:t>_cost</w:t>
+      </w:r>
+      <w:proofErr w:type="spellEnd"/>
+      <w:proofErr w:type="gramStart"/>
+      <w:r>
+        <w:rPr>
+          <w:rFonts w:ascii="Times New Roman" w:eastAsia="Times New Roman" w:hAnsi="Times New Roman" w:cs="Times New Roman"/>
+          <w:color w:val="000000"/>
+          <w:sz w:val="24"/>
+          <w:szCs w:val="24"/>
+          <w:lang w:val="en-US"/>
+        </w:rPr>
+        <w:t>).</w:t>
+      </w:r>
+      <w:proofErr w:type="spellStart"/>
+      <w:r>
+        <w:rPr>
+          <w:rFonts w:ascii="Times New Roman" w:eastAsia="Times New Roman" w:hAnsi="Times New Roman" w:cs="Times New Roman"/>
+          <w:color w:val="000000"/>
+          <w:sz w:val="24"/>
+          <w:szCs w:val="24"/>
+          <w:lang w:val="en-US"/>
+        </w:rPr>
+        <w:t>toBeCloseTo</w:t>
+      </w:r>
+      <w:proofErr w:type="spellEnd"/>
+      <w:proofErr w:type="gramEnd"/>
+      <w:r>
+        <w:rPr>
+          <w:rFonts w:ascii="Times New Roman" w:eastAsia="Times New Roman" w:hAnsi="Times New Roman" w:cs="Times New Roman"/>
+          <w:color w:val="000000"/>
+          <w:sz w:val="24"/>
+          <w:szCs w:val="24"/>
+          <w:lang w:val="en-US"/>
+        </w:rPr>
+        <w:t>(8.7, 2</w:t>
+      </w:r>
+      <w:proofErr w:type="gramStart"/>
+      <w:r>
+        <w:rPr>
+          <w:rFonts w:ascii="Times New Roman" w:eastAsia="Times New Roman" w:hAnsi="Times New Roman" w:cs="Times New Roman"/>
+          <w:color w:val="000000"/>
+          <w:sz w:val="24"/>
+          <w:szCs w:val="24"/>
+          <w:lang w:val="en-US"/>
+        </w:rPr>
+        <w:t>);</w:t>
+      </w:r>
+      <w:proofErr w:type="gramEnd"/>
+    </w:p>
+    <w:p>
+      <w:pPr>
+        <w:rPr>
+          <w:rFonts w:ascii="Times New Roman" w:eastAsia="Times New Roman" w:hAnsi="Times New Roman" w:cs="Times New Roman"/>
+          <w:color w:val="000000"/>
+          <w:sz w:val="24"/>
+          <w:szCs w:val="24"/>
+          <w:lang w:val="en-US"/>
+        </w:rPr>
+      </w:pPr>
+      <w:r>
+        <w:rPr>
+          <w:rFonts w:ascii="Times New Roman" w:eastAsia="Times New Roman" w:hAnsi="Times New Roman" w:cs="Times New Roman"/>
+          <w:color w:val="000000"/>
+          <w:sz w:val="24"/>
+          <w:szCs w:val="24"/>
+          <w:lang w:val="en-US"/>
+        </w:rPr>
+        <w:t xml:space="preserve">  });</w:t>
+      </w:r>
+    </w:p>
+    <w:p>
+      <w:pPr>
+        <w:rPr>
+          <w:rFonts w:ascii="Times New Roman" w:eastAsia="Times New Roman" w:hAnsi="Times New Roman" w:cs="Times New Roman"/>
+          <w:color w:val="000000"/>
+          <w:sz w:val="24"/>
+          <w:szCs w:val="24"/>
+          <w:lang w:val="en-US"/>
+        </w:rPr>
+      </w:pPr>
+    </w:p>
+    <w:p>
+      <w:pPr>
+        <w:rPr>
+          <w:rFonts w:ascii="Times New Roman" w:eastAsia="Times New Roman" w:hAnsi="Times New Roman" w:cs="Times New Roman"/>
+          <w:color w:val="000000"/>
+          <w:sz w:val="24"/>
+          <w:szCs w:val="24"/>
+          <w:lang w:val="en-US"/>
+        </w:rPr>
+      </w:pPr>
+      <w:r>
+        <w:rPr>
+          <w:rFonts w:ascii="Times New Roman" w:eastAsia="Times New Roman" w:hAnsi="Times New Roman" w:cs="Times New Roman"/>
+          <w:color w:val="000000"/>
+          <w:sz w:val="24"/>
+          <w:szCs w:val="24"/>
+          <w:lang w:val="en-US"/>
+        </w:rPr>
+        <w:t xml:space="preserve">  </w:t>
+      </w:r>
+      <w:proofErr w:type="gramStart"/>
+      <w:r>
+        <w:rPr>
+          <w:rFonts w:ascii="Times New Roman" w:eastAsia="Times New Roman" w:hAnsi="Times New Roman" w:cs="Times New Roman"/>
+          <w:color w:val="000000"/>
+          <w:sz w:val="24"/>
+          <w:szCs w:val="24"/>
+          <w:lang w:val="en-US"/>
+        </w:rPr>
+        <w:t>it(</w:t>
+      </w:r>
+      <w:proofErr w:type="gramEnd"/>
+      <w:r>
+        <w:rPr>
+          <w:rFonts w:ascii="Times New Roman" w:eastAsia="Times New Roman" w:hAnsi="Times New Roman" w:cs="Times New Roman"/>
+          <w:color w:val="000000"/>
+          <w:sz w:val="24"/>
+          <w:szCs w:val="24"/>
+          <w:lang w:val="en-US"/>
+        </w:rPr>
+        <w:t>'calculates correct total cost for Pro model', () =&gt; {</w:t>
+      </w:r>
+    </w:p>
+    <w:p>
+      <w:pPr>
+        <w:rPr>
+          <w:rFonts w:ascii="Times New Roman" w:eastAsia="Times New Roman" w:hAnsi="Times New Roman" w:cs="Times New Roman"/>
+          <w:color w:val="000000"/>
+          <w:sz w:val="24"/>
+          <w:szCs w:val="24"/>
+          <w:lang w:val="en-US"/>
+        </w:rPr>
+      </w:pPr>
+      <w:r>
+        <w:rPr>
+          <w:rFonts w:ascii="Times New Roman" w:eastAsia="Times New Roman" w:hAnsi="Times New Roman" w:cs="Times New Roman"/>
+          <w:color w:val="000000"/>
+          <w:sz w:val="24"/>
+          <w:szCs w:val="24"/>
+          <w:lang w:val="en-US"/>
+        </w:rPr>
+        <w:t xml:space="preserve">    const result = </w:t>
+      </w:r>
+      <w:proofErr w:type="spellStart"/>
+      <w:proofErr w:type="gramStart"/>
+      <w:r>
+        <w:rPr>
+          <w:rFonts w:ascii="Times New Roman" w:eastAsia="Times New Roman" w:hAnsi="Times New Roman" w:cs="Times New Roman"/>
+          <w:color w:val="000000"/>
+          <w:sz w:val="24"/>
+          <w:szCs w:val="24"/>
+          <w:lang w:val="en-US"/>
+        </w:rPr>
+        <w:t>calculateMonthlyCost</w:t>
+      </w:r>
+      <w:proofErr w:type="spellEnd"/>
+      <w:r>
+        <w:rPr>
+          <w:rFonts w:ascii="Times New Roman" w:eastAsia="Times New Roman" w:hAnsi="Times New Roman" w:cs="Times New Roman"/>
+          <w:color w:val="000000"/>
+          <w:sz w:val="24"/>
+          <w:szCs w:val="24"/>
+          <w:lang w:val="en-US"/>
+        </w:rPr>
+        <w:t>(</w:t>
+      </w:r>
+      <w:proofErr w:type="gramEnd"/>
       <w:r>
         <w:rPr>
           <w:rFonts w:ascii="Times New Roman" w:eastAsia="Times New Roman" w:hAnsi="Times New Roman" w:cs="Times New Roman"/>
@@ -4738,7 +5871,360 @@
           <w:szCs w:val="24"/>
           <w:lang w:val="en-US"/>
         </w:rPr>
-        <w:t xml:space="preserve">  "</w:t>
+        <w:t xml:space="preserve">      users: 100,</w:t>
+      </w:r>
+    </w:p>
+    <w:p>
+      <w:pPr>
+        <w:rPr>
+          <w:rFonts w:ascii="Times New Roman" w:eastAsia="Times New Roman" w:hAnsi="Times New Roman" w:cs="Times New Roman"/>
+          <w:color w:val="000000"/>
+          <w:sz w:val="24"/>
+          <w:szCs w:val="24"/>
+          <w:lang w:val="en-US"/>
+        </w:rPr>
+      </w:pPr>
+      <w:r>
+        <w:rPr>
+          <w:rFonts w:ascii="Times New Roman" w:eastAsia="Times New Roman" w:hAnsi="Times New Roman" w:cs="Times New Roman"/>
+          <w:color w:val="000000"/>
+          <w:sz w:val="24"/>
+          <w:szCs w:val="24"/>
+          <w:lang w:val="en-US"/>
+        </w:rPr>
+        <w:t xml:space="preserve">      </w:t>
+      </w:r>
+      <w:proofErr w:type="spellStart"/>
+      <w:r>
+        <w:rPr>
+          <w:rFonts w:ascii="Times New Roman" w:eastAsia="Times New Roman" w:hAnsi="Times New Roman" w:cs="Times New Roman"/>
+          <w:color w:val="000000"/>
+          <w:sz w:val="24"/>
+          <w:szCs w:val="24"/>
+          <w:lang w:val="en-US"/>
+        </w:rPr>
+        <w:t>messages_per_user</w:t>
+      </w:r>
+      <w:proofErr w:type="spellEnd"/>
+      <w:r>
+        <w:rPr>
+          <w:rFonts w:ascii="Times New Roman" w:eastAsia="Times New Roman" w:hAnsi="Times New Roman" w:cs="Times New Roman"/>
+          <w:color w:val="000000"/>
+          <w:sz w:val="24"/>
+          <w:szCs w:val="24"/>
+          <w:lang w:val="en-US"/>
+        </w:rPr>
+        <w:t>: 10,</w:t>
+      </w:r>
+    </w:p>
+    <w:p>
+      <w:pPr>
+        <w:rPr>
+          <w:rFonts w:ascii="Times New Roman" w:eastAsia="Times New Roman" w:hAnsi="Times New Roman" w:cs="Times New Roman"/>
+          <w:color w:val="000000"/>
+          <w:sz w:val="24"/>
+          <w:szCs w:val="24"/>
+          <w:lang w:val="en-US"/>
+        </w:rPr>
+      </w:pPr>
+      <w:r>
+        <w:rPr>
+          <w:rFonts w:ascii="Times New Roman" w:eastAsia="Times New Roman" w:hAnsi="Times New Roman" w:cs="Times New Roman"/>
+          <w:color w:val="000000"/>
+          <w:sz w:val="24"/>
+          <w:szCs w:val="24"/>
+          <w:lang w:val="en-US"/>
+        </w:rPr>
+        <w:t xml:space="preserve">      </w:t>
+      </w:r>
+      <w:proofErr w:type="spellStart"/>
+      <w:r>
+        <w:rPr>
+          <w:rFonts w:ascii="Times New Roman" w:eastAsia="Times New Roman" w:hAnsi="Times New Roman" w:cs="Times New Roman"/>
+          <w:color w:val="000000"/>
+          <w:sz w:val="24"/>
+          <w:szCs w:val="24"/>
+          <w:lang w:val="en-US"/>
+        </w:rPr>
+        <w:t>tokens_per_message</w:t>
+      </w:r>
+      <w:proofErr w:type="spellEnd"/>
+      <w:r>
+        <w:rPr>
+          <w:rFonts w:ascii="Times New Roman" w:eastAsia="Times New Roman" w:hAnsi="Times New Roman" w:cs="Times New Roman"/>
+          <w:color w:val="000000"/>
+          <w:sz w:val="24"/>
+          <w:szCs w:val="24"/>
+          <w:lang w:val="en-US"/>
+        </w:rPr>
+        <w:t>: 100,</w:t>
+      </w:r>
+    </w:p>
+    <w:p>
+      <w:pPr>
+        <w:rPr>
+          <w:rFonts w:ascii="Times New Roman" w:eastAsia="Times New Roman" w:hAnsi="Times New Roman" w:cs="Times New Roman"/>
+          <w:color w:val="000000"/>
+          <w:sz w:val="24"/>
+          <w:szCs w:val="24"/>
+          <w:lang w:val="en-US"/>
+        </w:rPr>
+      </w:pPr>
+      <w:r>
+        <w:rPr>
+          <w:rFonts w:ascii="Times New Roman" w:eastAsia="Times New Roman" w:hAnsi="Times New Roman" w:cs="Times New Roman"/>
+          <w:color w:val="000000"/>
+          <w:sz w:val="24"/>
+          <w:szCs w:val="24"/>
+          <w:lang w:val="en-US"/>
+        </w:rPr>
+        <w:t xml:space="preserve">      model: 'pro',</w:t>
+      </w:r>
+    </w:p>
+    <w:p>
+      <w:pPr>
+        <w:rPr>
+          <w:rFonts w:ascii="Times New Roman" w:eastAsia="Times New Roman" w:hAnsi="Times New Roman" w:cs="Times New Roman"/>
+          <w:color w:val="000000"/>
+          <w:sz w:val="24"/>
+          <w:szCs w:val="24"/>
+          <w:lang w:val="en-US"/>
+        </w:rPr>
+      </w:pPr>
+      <w:r>
+        <w:rPr>
+          <w:rFonts w:ascii="Times New Roman" w:eastAsia="Times New Roman" w:hAnsi="Times New Roman" w:cs="Times New Roman"/>
+          <w:color w:val="000000"/>
+          <w:sz w:val="24"/>
+          <w:szCs w:val="24"/>
+          <w:lang w:val="en-US"/>
+        </w:rPr>
+        <w:t xml:space="preserve">      hosting: 'basic',</w:t>
+      </w:r>
+    </w:p>
+    <w:p>
+      <w:pPr>
+        <w:rPr>
+          <w:rFonts w:ascii="Times New Roman" w:eastAsia="Times New Roman" w:hAnsi="Times New Roman" w:cs="Times New Roman"/>
+          <w:color w:val="000000"/>
+          <w:sz w:val="24"/>
+          <w:szCs w:val="24"/>
+          <w:lang w:val="en-US"/>
+        </w:rPr>
+      </w:pPr>
+      <w:r>
+        <w:rPr>
+          <w:rFonts w:ascii="Times New Roman" w:eastAsia="Times New Roman" w:hAnsi="Times New Roman" w:cs="Times New Roman"/>
+          <w:color w:val="000000"/>
+          <w:sz w:val="24"/>
+          <w:szCs w:val="24"/>
+          <w:lang w:val="en-US"/>
+        </w:rPr>
+        <w:t xml:space="preserve">      </w:t>
+      </w:r>
+      <w:proofErr w:type="spellStart"/>
+      <w:r>
+        <w:rPr>
+          <w:rFonts w:ascii="Times New Roman" w:eastAsia="Times New Roman" w:hAnsi="Times New Roman" w:cs="Times New Roman"/>
+          <w:color w:val="000000"/>
+          <w:sz w:val="24"/>
+          <w:szCs w:val="24"/>
+          <w:lang w:val="en-US"/>
+        </w:rPr>
+        <w:t>storage_gb</w:t>
+      </w:r>
+      <w:proofErr w:type="spellEnd"/>
+      <w:r>
+        <w:rPr>
+          <w:rFonts w:ascii="Times New Roman" w:eastAsia="Times New Roman" w:hAnsi="Times New Roman" w:cs="Times New Roman"/>
+          <w:color w:val="000000"/>
+          <w:sz w:val="24"/>
+          <w:szCs w:val="24"/>
+          <w:lang w:val="en-US"/>
+        </w:rPr>
+        <w:t>: 10,</w:t>
+      </w:r>
+    </w:p>
+    <w:p>
+      <w:pPr>
+        <w:rPr>
+          <w:rFonts w:ascii="Times New Roman" w:eastAsia="Times New Roman" w:hAnsi="Times New Roman" w:cs="Times New Roman"/>
+          <w:color w:val="000000"/>
+          <w:sz w:val="24"/>
+          <w:szCs w:val="24"/>
+          <w:lang w:val="en-US"/>
+        </w:rPr>
+      </w:pPr>
+      <w:r>
+        <w:rPr>
+          <w:rFonts w:ascii="Times New Roman" w:eastAsia="Times New Roman" w:hAnsi="Times New Roman" w:cs="Times New Roman"/>
+          <w:color w:val="000000"/>
+          <w:sz w:val="24"/>
+          <w:szCs w:val="24"/>
+          <w:lang w:val="en-US"/>
+        </w:rPr>
+        <w:t xml:space="preserve">      </w:t>
+      </w:r>
+      <w:proofErr w:type="spellStart"/>
+      <w:r>
+        <w:rPr>
+          <w:rFonts w:ascii="Times New Roman" w:eastAsia="Times New Roman" w:hAnsi="Times New Roman" w:cs="Times New Roman"/>
+          <w:color w:val="000000"/>
+          <w:sz w:val="24"/>
+          <w:szCs w:val="24"/>
+          <w:lang w:val="en-US"/>
+        </w:rPr>
+        <w:t>bandwidth_gb</w:t>
+      </w:r>
+      <w:proofErr w:type="spellEnd"/>
+      <w:r>
+        <w:rPr>
+          <w:rFonts w:ascii="Times New Roman" w:eastAsia="Times New Roman" w:hAnsi="Times New Roman" w:cs="Times New Roman"/>
+          <w:color w:val="000000"/>
+          <w:sz w:val="24"/>
+          <w:szCs w:val="24"/>
+          <w:lang w:val="en-US"/>
+        </w:rPr>
+        <w:t>: 10,</w:t>
+      </w:r>
+    </w:p>
+    <w:p>
+      <w:pPr>
+        <w:rPr>
+          <w:rFonts w:ascii="Times New Roman" w:eastAsia="Times New Roman" w:hAnsi="Times New Roman" w:cs="Times New Roman"/>
+          <w:color w:val="000000"/>
+          <w:sz w:val="24"/>
+          <w:szCs w:val="24"/>
+          <w:lang w:val="en-US"/>
+        </w:rPr>
+      </w:pPr>
+      <w:r>
+        <w:rPr>
+          <w:rFonts w:ascii="Times New Roman" w:eastAsia="Times New Roman" w:hAnsi="Times New Roman" w:cs="Times New Roman"/>
+          <w:color w:val="000000"/>
+          <w:sz w:val="24"/>
+          <w:szCs w:val="24"/>
+          <w:lang w:val="en-US"/>
+        </w:rPr>
+        <w:t xml:space="preserve">      </w:t>
+      </w:r>
+      <w:proofErr w:type="spellStart"/>
+      <w:r>
+        <w:rPr>
+          <w:rFonts w:ascii="Times New Roman" w:eastAsia="Times New Roman" w:hAnsi="Times New Roman" w:cs="Times New Roman"/>
+          <w:color w:val="000000"/>
+          <w:sz w:val="24"/>
+          <w:szCs w:val="24"/>
+          <w:lang w:val="en-US"/>
+        </w:rPr>
+        <w:t>db_reads</w:t>
+      </w:r>
+      <w:proofErr w:type="spellEnd"/>
+      <w:r>
+        <w:rPr>
+          <w:rFonts w:ascii="Times New Roman" w:eastAsia="Times New Roman" w:hAnsi="Times New Roman" w:cs="Times New Roman"/>
+          <w:color w:val="000000"/>
+          <w:sz w:val="24"/>
+          <w:szCs w:val="24"/>
+          <w:lang w:val="en-US"/>
+        </w:rPr>
+        <w:t>: 0,</w:t>
+      </w:r>
+    </w:p>
+    <w:p>
+      <w:pPr>
+        <w:rPr>
+          <w:rFonts w:ascii="Times New Roman" w:eastAsia="Times New Roman" w:hAnsi="Times New Roman" w:cs="Times New Roman"/>
+          <w:color w:val="000000"/>
+          <w:sz w:val="24"/>
+          <w:szCs w:val="24"/>
+          <w:lang w:val="en-US"/>
+        </w:rPr>
+      </w:pPr>
+      <w:r>
+        <w:rPr>
+          <w:rFonts w:ascii="Times New Roman" w:eastAsia="Times New Roman" w:hAnsi="Times New Roman" w:cs="Times New Roman"/>
+          <w:color w:val="000000"/>
+          <w:sz w:val="24"/>
+          <w:szCs w:val="24"/>
+          <w:lang w:val="en-US"/>
+        </w:rPr>
+        <w:t xml:space="preserve">      </w:t>
+      </w:r>
+      <w:proofErr w:type="spellStart"/>
+      <w:r>
+        <w:rPr>
+          <w:rFonts w:ascii="Times New Roman" w:eastAsia="Times New Roman" w:hAnsi="Times New Roman" w:cs="Times New Roman"/>
+          <w:color w:val="000000"/>
+          <w:sz w:val="24"/>
+          <w:szCs w:val="24"/>
+          <w:lang w:val="en-US"/>
+        </w:rPr>
+        <w:t>db_writes</w:t>
+      </w:r>
+      <w:proofErr w:type="spellEnd"/>
+      <w:r>
+        <w:rPr>
+          <w:rFonts w:ascii="Times New Roman" w:eastAsia="Times New Roman" w:hAnsi="Times New Roman" w:cs="Times New Roman"/>
+          <w:color w:val="000000"/>
+          <w:sz w:val="24"/>
+          <w:szCs w:val="24"/>
+          <w:lang w:val="en-US"/>
+        </w:rPr>
+        <w:t>: 0</w:t>
+      </w:r>
+    </w:p>
+    <w:p>
+      <w:pPr>
+        <w:rPr>
+          <w:rFonts w:ascii="Times New Roman" w:eastAsia="Times New Roman" w:hAnsi="Times New Roman" w:cs="Times New Roman"/>
+          <w:color w:val="000000"/>
+          <w:sz w:val="24"/>
+          <w:szCs w:val="24"/>
+          <w:lang w:val="en-US"/>
+        </w:rPr>
+      </w:pPr>
+      <w:r>
+        <w:rPr>
+          <w:rFonts w:ascii="Times New Roman" w:eastAsia="Times New Roman" w:hAnsi="Times New Roman" w:cs="Times New Roman"/>
+          <w:color w:val="000000"/>
+          <w:sz w:val="24"/>
+          <w:szCs w:val="24"/>
+          <w:lang w:val="en-US"/>
+        </w:rPr>
+        <w:t xml:space="preserve">    });</w:t>
+      </w:r>
+    </w:p>
+    <w:p>
+      <w:pPr>
+        <w:rPr>
+          <w:rFonts w:ascii="Times New Roman" w:eastAsia="Times New Roman" w:hAnsi="Times New Roman" w:cs="Times New Roman"/>
+          <w:color w:val="000000"/>
+          <w:sz w:val="24"/>
+          <w:szCs w:val="24"/>
+          <w:lang w:val="en-US"/>
+        </w:rPr>
+      </w:pPr>
+    </w:p>
+    <w:p>
+      <w:pPr>
+        <w:rPr>
+          <w:rFonts w:ascii="Times New Roman" w:eastAsia="Times New Roman" w:hAnsi="Times New Roman" w:cs="Times New Roman"/>
+          <w:color w:val="000000"/>
+          <w:sz w:val="24"/>
+          <w:szCs w:val="24"/>
+          <w:lang w:val="en-US"/>
+        </w:rPr>
+      </w:pPr>
+      <w:r>
+        <w:rPr>
+          <w:rFonts w:ascii="Times New Roman" w:eastAsia="Times New Roman" w:hAnsi="Times New Roman" w:cs="Times New Roman"/>
+          <w:color w:val="000000"/>
+          <w:sz w:val="24"/>
+          <w:szCs w:val="24"/>
+          <w:lang w:val="en-US"/>
+        </w:rPr>
+        <w:t xml:space="preserve">    expect(</w:t>
       </w:r>
       <w:proofErr w:type="spellStart"/>
       <w:proofErr w:type="gramStart"/>
@@ -4750,7 +6236,7 @@
           <w:szCs w:val="24"/>
           <w:lang w:val="en-US"/>
         </w:rPr>
-        <w:t>ai</w:t>
+        <w:t>result.total</w:t>
       </w:r>
       <w:proofErr w:type="gramEnd"/>
       <w:r>
@@ -4764,38 +6250,6 @@
         <w:t>_cost</w:t>
       </w:r>
       <w:proofErr w:type="spellEnd"/>
-      <w:r>
-        <w:rPr>
-          <w:rFonts w:ascii="Times New Roman" w:eastAsia="Times New Roman" w:hAnsi="Times New Roman" w:cs="Times New Roman"/>
-          <w:color w:val="000000"/>
-          <w:sz w:val="24"/>
-          <w:szCs w:val="24"/>
-          <w:lang w:val="en-US"/>
-        </w:rPr>
-        <w:t>": 9,</w:t>
-      </w:r>
-    </w:p>
-    <w:p>
-      <w:pPr>
-        <w:rPr>
-          <w:rFonts w:ascii="Times New Roman" w:eastAsia="Times New Roman" w:hAnsi="Times New Roman" w:cs="Times New Roman"/>
-          <w:color w:val="000000"/>
-          <w:sz w:val="24"/>
-          <w:szCs w:val="24"/>
-          <w:lang w:val="en-US"/>
-        </w:rPr>
-      </w:pPr>
-      <w:r>
-        <w:rPr>
-          <w:rFonts w:ascii="Times New Roman" w:eastAsia="Times New Roman" w:hAnsi="Times New Roman" w:cs="Times New Roman"/>
-          <w:color w:val="000000"/>
-          <w:sz w:val="24"/>
-          <w:szCs w:val="24"/>
-          <w:lang w:val="en-US"/>
-        </w:rPr>
-        <w:t xml:space="preserve">  "</w:t>
-      </w:r>
-      <w:proofErr w:type="spellStart"/>
       <w:proofErr w:type="gramStart"/>
       <w:r>
         <w:rPr>
@@ -4805,8 +6259,20 @@
           <w:szCs w:val="24"/>
           <w:lang w:val="en-US"/>
         </w:rPr>
-        <w:t>infra</w:t>
-      </w:r>
+        <w:t>).</w:t>
+      </w:r>
+      <w:proofErr w:type="spellStart"/>
+      <w:r>
+        <w:rPr>
+          <w:rFonts w:ascii="Times New Roman" w:eastAsia="Times New Roman" w:hAnsi="Times New Roman" w:cs="Times New Roman"/>
+          <w:color w:val="000000"/>
+          <w:sz w:val="24"/>
+          <w:szCs w:val="24"/>
+          <w:lang w:val="en-US"/>
+        </w:rPr>
+        <w:t>toBeCloseTo</w:t>
+      </w:r>
+      <w:proofErr w:type="spellEnd"/>
       <w:proofErr w:type="gramEnd"/>
       <w:r>
         <w:rPr>
@@ -4816,41 +6282,8 @@
           <w:szCs w:val="24"/>
           <w:lang w:val="en-US"/>
         </w:rPr>
-        <w:t>_cost</w:t>
-      </w:r>
-      <w:proofErr w:type="spellEnd"/>
-      <w:r>
-        <w:rPr>
-          <w:rFonts w:ascii="Times New Roman" w:eastAsia="Times New Roman" w:hAnsi="Times New Roman" w:cs="Times New Roman"/>
-          <w:color w:val="000000"/>
-          <w:sz w:val="24"/>
-          <w:szCs w:val="24"/>
-          <w:lang w:val="en-US"/>
-        </w:rPr>
-        <w:t>": 5.7,</w:t>
-      </w:r>
-    </w:p>
-    <w:p>
-      <w:pPr>
-        <w:rPr>
-          <w:rFonts w:ascii="Times New Roman" w:eastAsia="Times New Roman" w:hAnsi="Times New Roman" w:cs="Times New Roman"/>
-          <w:color w:val="000000"/>
-          <w:sz w:val="24"/>
-          <w:szCs w:val="24"/>
-          <w:lang w:val="en-US"/>
-        </w:rPr>
-      </w:pPr>
-      <w:r>
-        <w:rPr>
-          <w:rFonts w:ascii="Times New Roman" w:eastAsia="Times New Roman" w:hAnsi="Times New Roman" w:cs="Times New Roman"/>
-          <w:color w:val="000000"/>
-          <w:sz w:val="24"/>
-          <w:szCs w:val="24"/>
-          <w:lang w:val="en-US"/>
-        </w:rPr>
-        <w:t xml:space="preserve">  "</w:t>
-      </w:r>
-      <w:proofErr w:type="spellStart"/>
+        <w:t>(14.7, 2</w:t>
+      </w:r>
       <w:proofErr w:type="gramStart"/>
       <w:r>
         <w:rPr>
@@ -4860,317 +6293,9 @@
           <w:szCs w:val="24"/>
           <w:lang w:val="en-US"/>
         </w:rPr>
-        <w:t>total</w:t>
+        <w:t>);</w:t>
       </w:r>
       <w:proofErr w:type="gramEnd"/>
-      <w:r>
-        <w:rPr>
-          <w:rFonts w:ascii="Times New Roman" w:eastAsia="Times New Roman" w:hAnsi="Times New Roman" w:cs="Times New Roman"/>
-          <w:color w:val="000000"/>
-          <w:sz w:val="24"/>
-          <w:szCs w:val="24"/>
-          <w:lang w:val="en-US"/>
-        </w:rPr>
-        <w:t>_cost</w:t>
-      </w:r>
-      <w:proofErr w:type="spellEnd"/>
-      <w:r>
-        <w:rPr>
-          <w:rFonts w:ascii="Times New Roman" w:eastAsia="Times New Roman" w:hAnsi="Times New Roman" w:cs="Times New Roman"/>
-          <w:color w:val="000000"/>
-          <w:sz w:val="24"/>
-          <w:szCs w:val="24"/>
-          <w:lang w:val="en-US"/>
-        </w:rPr>
-        <w:t>": 14.7</w:t>
-      </w:r>
-    </w:p>
-    <w:p>
-      <w:pPr>
-        <w:rPr>
-          <w:rFonts w:ascii="Times New Roman" w:eastAsia="Times New Roman" w:hAnsi="Times New Roman" w:cs="Times New Roman"/>
-          <w:color w:val="000000"/>
-          <w:sz w:val="24"/>
-          <w:szCs w:val="24"/>
-          <w:lang w:val="en-US"/>
-        </w:rPr>
-      </w:pPr>
-      <w:r>
-        <w:rPr>
-          <w:rFonts w:ascii="Times New Roman" w:eastAsia="Times New Roman" w:hAnsi="Times New Roman" w:cs="Times New Roman"/>
-          <w:color w:val="000000"/>
-          <w:sz w:val="24"/>
-          <w:szCs w:val="24"/>
-          <w:lang w:val="en-US"/>
-        </w:rPr>
-        <w:t>}</w:t>
-      </w:r>
-    </w:p>
-    <w:p>
-      <w:pPr>
-        <w:rPr>
-          <w:rFonts w:ascii="Times New Roman" w:eastAsia="Times New Roman" w:hAnsi="Times New Roman" w:cs="Times New Roman"/>
-          <w:color w:val="000000"/>
-          <w:sz w:val="24"/>
-          <w:szCs w:val="24"/>
-          <w:lang w:val="en-US"/>
-        </w:rPr>
-      </w:pPr>
-    </w:p>
-    <w:p>
-      <w:pPr>
-        <w:rPr>
-          <w:rFonts w:ascii="Times New Roman" w:eastAsia="Times New Roman" w:hAnsi="Times New Roman" w:cs="Times New Roman"/>
-          <w:color w:val="000000"/>
-          <w:sz w:val="24"/>
-          <w:szCs w:val="24"/>
-          <w:lang w:val="en-US"/>
-        </w:rPr>
-      </w:pPr>
-      <w:r>
-        <w:rPr>
-          <w:rFonts w:ascii="Times New Roman" w:eastAsia="Times New Roman" w:hAnsi="Times New Roman" w:cs="Times New Roman"/>
-          <w:color w:val="000000"/>
-          <w:sz w:val="24"/>
-          <w:szCs w:val="24"/>
-          <w:lang w:val="en-US"/>
-        </w:rPr>
-        <w:t>2.4 Unit Test Example</w:t>
-      </w:r>
-    </w:p>
-    <w:p>
-      <w:pPr>
-        <w:rPr>
-          <w:rFonts w:ascii="Times New Roman" w:eastAsia="Times New Roman" w:hAnsi="Times New Roman" w:cs="Times New Roman"/>
-          <w:color w:val="000000"/>
-          <w:sz w:val="24"/>
-          <w:szCs w:val="24"/>
-          <w:lang w:val="en-US"/>
-        </w:rPr>
-      </w:pPr>
-      <w:r>
-        <w:rPr>
-          <w:rFonts w:ascii="Times New Roman" w:eastAsia="Times New Roman" w:hAnsi="Times New Roman" w:cs="Times New Roman"/>
-          <w:color w:val="000000"/>
-          <w:sz w:val="24"/>
-          <w:szCs w:val="24"/>
-          <w:lang w:val="en-US"/>
-        </w:rPr>
-        <w:t xml:space="preserve">import </w:t>
-      </w:r>
-      <w:proofErr w:type="gramStart"/>
-      <w:r>
-        <w:rPr>
-          <w:rFonts w:ascii="Times New Roman" w:eastAsia="Times New Roman" w:hAnsi="Times New Roman" w:cs="Times New Roman"/>
-          <w:color w:val="000000"/>
-          <w:sz w:val="24"/>
-          <w:szCs w:val="24"/>
-          <w:lang w:val="en-US"/>
-        </w:rPr>
-        <w:t>{ describe</w:t>
-      </w:r>
-      <w:proofErr w:type="gramEnd"/>
-      <w:r>
-        <w:rPr>
-          <w:rFonts w:ascii="Times New Roman" w:eastAsia="Times New Roman" w:hAnsi="Times New Roman" w:cs="Times New Roman"/>
-          <w:color w:val="000000"/>
-          <w:sz w:val="24"/>
-          <w:szCs w:val="24"/>
-          <w:lang w:val="en-US"/>
-        </w:rPr>
-        <w:t xml:space="preserve">, it, </w:t>
-      </w:r>
-      <w:proofErr w:type="gramStart"/>
-      <w:r>
-        <w:rPr>
-          <w:rFonts w:ascii="Times New Roman" w:eastAsia="Times New Roman" w:hAnsi="Times New Roman" w:cs="Times New Roman"/>
-          <w:color w:val="000000"/>
-          <w:sz w:val="24"/>
-          <w:szCs w:val="24"/>
-          <w:lang w:val="en-US"/>
-        </w:rPr>
-        <w:t>expect }</w:t>
-      </w:r>
-      <w:proofErr w:type="gramEnd"/>
-      <w:r>
-        <w:rPr>
-          <w:rFonts w:ascii="Times New Roman" w:eastAsia="Times New Roman" w:hAnsi="Times New Roman" w:cs="Times New Roman"/>
-          <w:color w:val="000000"/>
-          <w:sz w:val="24"/>
-          <w:szCs w:val="24"/>
-          <w:lang w:val="en-US"/>
-        </w:rPr>
-        <w:t xml:space="preserve"> from '</w:t>
-      </w:r>
-      <w:proofErr w:type="spellStart"/>
-      <w:r>
-        <w:rPr>
-          <w:rFonts w:ascii="Times New Roman" w:eastAsia="Times New Roman" w:hAnsi="Times New Roman" w:cs="Times New Roman"/>
-          <w:color w:val="000000"/>
-          <w:sz w:val="24"/>
-          <w:szCs w:val="24"/>
-          <w:lang w:val="en-US"/>
-        </w:rPr>
-        <w:t>vitest</w:t>
-      </w:r>
-      <w:proofErr w:type="spellEnd"/>
-      <w:proofErr w:type="gramStart"/>
-      <w:r>
-        <w:rPr>
-          <w:rFonts w:ascii="Times New Roman" w:eastAsia="Times New Roman" w:hAnsi="Times New Roman" w:cs="Times New Roman"/>
-          <w:color w:val="000000"/>
-          <w:sz w:val="24"/>
-          <w:szCs w:val="24"/>
-          <w:lang w:val="en-US"/>
-        </w:rPr>
-        <w:t>';</w:t>
-      </w:r>
-      <w:proofErr w:type="gramEnd"/>
-    </w:p>
-    <w:p>
-      <w:pPr>
-        <w:rPr>
-          <w:rFonts w:ascii="Times New Roman" w:eastAsia="Times New Roman" w:hAnsi="Times New Roman" w:cs="Times New Roman"/>
-          <w:color w:val="000000"/>
-          <w:sz w:val="24"/>
-          <w:szCs w:val="24"/>
-          <w:lang w:val="en-US"/>
-        </w:rPr>
-      </w:pPr>
-      <w:r>
-        <w:rPr>
-          <w:rFonts w:ascii="Times New Roman" w:eastAsia="Times New Roman" w:hAnsi="Times New Roman" w:cs="Times New Roman"/>
-          <w:color w:val="000000"/>
-          <w:sz w:val="24"/>
-          <w:szCs w:val="24"/>
-          <w:lang w:val="en-US"/>
-        </w:rPr>
-        <w:t xml:space="preserve">import </w:t>
-      </w:r>
-      <w:proofErr w:type="gramStart"/>
-      <w:r>
-        <w:rPr>
-          <w:rFonts w:ascii="Times New Roman" w:eastAsia="Times New Roman" w:hAnsi="Times New Roman" w:cs="Times New Roman"/>
-          <w:color w:val="000000"/>
-          <w:sz w:val="24"/>
-          <w:szCs w:val="24"/>
-          <w:lang w:val="en-US"/>
-        </w:rPr>
-        <w:t xml:space="preserve">{ </w:t>
-      </w:r>
-      <w:proofErr w:type="spellStart"/>
-      <w:r>
-        <w:rPr>
-          <w:rFonts w:ascii="Times New Roman" w:eastAsia="Times New Roman" w:hAnsi="Times New Roman" w:cs="Times New Roman"/>
-          <w:color w:val="000000"/>
-          <w:sz w:val="24"/>
-          <w:szCs w:val="24"/>
-          <w:lang w:val="en-US"/>
-        </w:rPr>
-        <w:t>calculateMonthlyCost</w:t>
-      </w:r>
-      <w:proofErr w:type="spellEnd"/>
-      <w:proofErr w:type="gramEnd"/>
-      <w:r>
-        <w:rPr>
-          <w:rFonts w:ascii="Times New Roman" w:eastAsia="Times New Roman" w:hAnsi="Times New Roman" w:cs="Times New Roman"/>
-          <w:color w:val="000000"/>
-          <w:sz w:val="24"/>
-          <w:szCs w:val="24"/>
-          <w:lang w:val="en-US"/>
-        </w:rPr>
-        <w:t xml:space="preserve"> } from </w:t>
-      </w:r>
-      <w:proofErr w:type="gramStart"/>
-      <w:r>
-        <w:rPr>
-          <w:rFonts w:ascii="Times New Roman" w:eastAsia="Times New Roman" w:hAnsi="Times New Roman" w:cs="Times New Roman"/>
-          <w:color w:val="000000"/>
-          <w:sz w:val="24"/>
-          <w:szCs w:val="24"/>
-          <w:lang w:val="en-US"/>
-        </w:rPr>
-        <w:t>'..</w:t>
-      </w:r>
-      <w:proofErr w:type="gramEnd"/>
-      <w:r>
-        <w:rPr>
-          <w:rFonts w:ascii="Times New Roman" w:eastAsia="Times New Roman" w:hAnsi="Times New Roman" w:cs="Times New Roman"/>
-          <w:color w:val="000000"/>
-          <w:sz w:val="24"/>
-          <w:szCs w:val="24"/>
-          <w:lang w:val="en-US"/>
-        </w:rPr>
-        <w:t>/logic/</w:t>
-      </w:r>
-      <w:proofErr w:type="spellStart"/>
-      <w:r>
-        <w:rPr>
-          <w:rFonts w:ascii="Times New Roman" w:eastAsia="Times New Roman" w:hAnsi="Times New Roman" w:cs="Times New Roman"/>
-          <w:color w:val="000000"/>
-          <w:sz w:val="24"/>
-          <w:szCs w:val="24"/>
-          <w:lang w:val="en-US"/>
-        </w:rPr>
-        <w:t>pricingEngine</w:t>
-      </w:r>
-      <w:proofErr w:type="spellEnd"/>
-      <w:proofErr w:type="gramStart"/>
-      <w:r>
-        <w:rPr>
-          <w:rFonts w:ascii="Times New Roman" w:eastAsia="Times New Roman" w:hAnsi="Times New Roman" w:cs="Times New Roman"/>
-          <w:color w:val="000000"/>
-          <w:sz w:val="24"/>
-          <w:szCs w:val="24"/>
-          <w:lang w:val="en-US"/>
-        </w:rPr>
-        <w:t>';</w:t>
-      </w:r>
-      <w:proofErr w:type="gramEnd"/>
-    </w:p>
-    <w:p>
-      <w:pPr>
-        <w:rPr>
-          <w:rFonts w:ascii="Times New Roman" w:eastAsia="Times New Roman" w:hAnsi="Times New Roman" w:cs="Times New Roman"/>
-          <w:color w:val="000000"/>
-          <w:sz w:val="24"/>
-          <w:szCs w:val="24"/>
-          <w:lang w:val="en-US"/>
-        </w:rPr>
-      </w:pPr>
-    </w:p>
-    <w:p>
-      <w:pPr>
-        <w:rPr>
-          <w:rFonts w:ascii="Times New Roman" w:eastAsia="Times New Roman" w:hAnsi="Times New Roman" w:cs="Times New Roman"/>
-          <w:color w:val="000000"/>
-          <w:sz w:val="24"/>
-          <w:szCs w:val="24"/>
-          <w:lang w:val="en-US"/>
-        </w:rPr>
-      </w:pPr>
-      <w:proofErr w:type="gramStart"/>
-      <w:r>
-        <w:rPr>
-          <w:rFonts w:ascii="Times New Roman" w:eastAsia="Times New Roman" w:hAnsi="Times New Roman" w:cs="Times New Roman"/>
-          <w:color w:val="000000"/>
-          <w:sz w:val="24"/>
-          <w:szCs w:val="24"/>
-          <w:lang w:val="en-US"/>
-        </w:rPr>
-        <w:t>describe(</w:t>
-      </w:r>
-      <w:proofErr w:type="gramEnd"/>
-      <w:r>
-        <w:rPr>
-          <w:rFonts w:ascii="Times New Roman" w:eastAsia="Times New Roman" w:hAnsi="Times New Roman" w:cs="Times New Roman"/>
-          <w:color w:val="000000"/>
-          <w:sz w:val="24"/>
-          <w:szCs w:val="24"/>
-          <w:lang w:val="en-US"/>
-        </w:rPr>
-        <w:t>'Pricing Engine', () =&gt; {</w:t>
-      </w:r>
     </w:p>
     <w:p>
       <w:pPr>
@@ -5192,1122 +6317,6 @@
         </w:rPr>
         <w:t xml:space="preserve">  </w:t>
       </w:r>
-      <w:proofErr w:type="gramStart"/>
-      <w:r>
-        <w:rPr>
-          <w:rFonts w:ascii="Times New Roman" w:eastAsia="Times New Roman" w:hAnsi="Times New Roman" w:cs="Times New Roman"/>
-          <w:color w:val="000000"/>
-          <w:sz w:val="24"/>
-          <w:szCs w:val="24"/>
-          <w:lang w:val="en-US"/>
-        </w:rPr>
-        <w:t>it(</w:t>
-      </w:r>
-      <w:proofErr w:type="gramEnd"/>
-      <w:r>
-        <w:rPr>
-          <w:rFonts w:ascii="Times New Roman" w:eastAsia="Times New Roman" w:hAnsi="Times New Roman" w:cs="Times New Roman"/>
-          <w:color w:val="000000"/>
-          <w:sz w:val="24"/>
-          <w:szCs w:val="24"/>
-          <w:lang w:val="en-US"/>
-        </w:rPr>
-        <w:t>'calculates correct total cost for Standard model', () =&gt; {</w:t>
-      </w:r>
-    </w:p>
-    <w:p>
-      <w:pPr>
-        <w:rPr>
-          <w:rFonts w:ascii="Times New Roman" w:eastAsia="Times New Roman" w:hAnsi="Times New Roman" w:cs="Times New Roman"/>
-          <w:color w:val="000000"/>
-          <w:sz w:val="24"/>
-          <w:szCs w:val="24"/>
-          <w:lang w:val="en-US"/>
-        </w:rPr>
-      </w:pPr>
-      <w:r>
-        <w:rPr>
-          <w:rFonts w:ascii="Times New Roman" w:eastAsia="Times New Roman" w:hAnsi="Times New Roman" w:cs="Times New Roman"/>
-          <w:color w:val="000000"/>
-          <w:sz w:val="24"/>
-          <w:szCs w:val="24"/>
-          <w:lang w:val="en-US"/>
-        </w:rPr>
-        <w:t xml:space="preserve">    const result = </w:t>
-      </w:r>
-      <w:proofErr w:type="spellStart"/>
-      <w:proofErr w:type="gramStart"/>
-      <w:r>
-        <w:rPr>
-          <w:rFonts w:ascii="Times New Roman" w:eastAsia="Times New Roman" w:hAnsi="Times New Roman" w:cs="Times New Roman"/>
-          <w:color w:val="000000"/>
-          <w:sz w:val="24"/>
-          <w:szCs w:val="24"/>
-          <w:lang w:val="en-US"/>
-        </w:rPr>
-        <w:t>calculateMonthlyCost</w:t>
-      </w:r>
-      <w:proofErr w:type="spellEnd"/>
-      <w:r>
-        <w:rPr>
-          <w:rFonts w:ascii="Times New Roman" w:eastAsia="Times New Roman" w:hAnsi="Times New Roman" w:cs="Times New Roman"/>
-          <w:color w:val="000000"/>
-          <w:sz w:val="24"/>
-          <w:szCs w:val="24"/>
-          <w:lang w:val="en-US"/>
-        </w:rPr>
-        <w:t>(</w:t>
-      </w:r>
-      <w:proofErr w:type="gramEnd"/>
-      <w:r>
-        <w:rPr>
-          <w:rFonts w:ascii="Times New Roman" w:eastAsia="Times New Roman" w:hAnsi="Times New Roman" w:cs="Times New Roman"/>
-          <w:color w:val="000000"/>
-          <w:sz w:val="24"/>
-          <w:szCs w:val="24"/>
-          <w:lang w:val="en-US"/>
-        </w:rPr>
-        <w:t>{</w:t>
-      </w:r>
-    </w:p>
-    <w:p>
-      <w:pPr>
-        <w:rPr>
-          <w:rFonts w:ascii="Times New Roman" w:eastAsia="Times New Roman" w:hAnsi="Times New Roman" w:cs="Times New Roman"/>
-          <w:color w:val="000000"/>
-          <w:sz w:val="24"/>
-          <w:szCs w:val="24"/>
-          <w:lang w:val="en-US"/>
-        </w:rPr>
-      </w:pPr>
-      <w:r>
-        <w:rPr>
-          <w:rFonts w:ascii="Times New Roman" w:eastAsia="Times New Roman" w:hAnsi="Times New Roman" w:cs="Times New Roman"/>
-          <w:color w:val="000000"/>
-          <w:sz w:val="24"/>
-          <w:szCs w:val="24"/>
-          <w:lang w:val="en-US"/>
-        </w:rPr>
-        <w:t xml:space="preserve">      users: 100,</w:t>
-      </w:r>
-    </w:p>
-    <w:p>
-      <w:pPr>
-        <w:rPr>
-          <w:rFonts w:ascii="Times New Roman" w:eastAsia="Times New Roman" w:hAnsi="Times New Roman" w:cs="Times New Roman"/>
-          <w:color w:val="000000"/>
-          <w:sz w:val="24"/>
-          <w:szCs w:val="24"/>
-          <w:lang w:val="en-US"/>
-        </w:rPr>
-      </w:pPr>
-      <w:r>
-        <w:rPr>
-          <w:rFonts w:ascii="Times New Roman" w:eastAsia="Times New Roman" w:hAnsi="Times New Roman" w:cs="Times New Roman"/>
-          <w:color w:val="000000"/>
-          <w:sz w:val="24"/>
-          <w:szCs w:val="24"/>
-          <w:lang w:val="en-US"/>
-        </w:rPr>
-        <w:t xml:space="preserve">      </w:t>
-      </w:r>
-      <w:proofErr w:type="spellStart"/>
-      <w:r>
-        <w:rPr>
-          <w:rFonts w:ascii="Times New Roman" w:eastAsia="Times New Roman" w:hAnsi="Times New Roman" w:cs="Times New Roman"/>
-          <w:color w:val="000000"/>
-          <w:sz w:val="24"/>
-          <w:szCs w:val="24"/>
-          <w:lang w:val="en-US"/>
-        </w:rPr>
-        <w:t>messages_per_user</w:t>
-      </w:r>
-      <w:proofErr w:type="spellEnd"/>
-      <w:r>
-        <w:rPr>
-          <w:rFonts w:ascii="Times New Roman" w:eastAsia="Times New Roman" w:hAnsi="Times New Roman" w:cs="Times New Roman"/>
-          <w:color w:val="000000"/>
-          <w:sz w:val="24"/>
-          <w:szCs w:val="24"/>
-          <w:lang w:val="en-US"/>
-        </w:rPr>
-        <w:t>: 10,</w:t>
-      </w:r>
-    </w:p>
-    <w:p>
-      <w:pPr>
-        <w:rPr>
-          <w:rFonts w:ascii="Times New Roman" w:eastAsia="Times New Roman" w:hAnsi="Times New Roman" w:cs="Times New Roman"/>
-          <w:color w:val="000000"/>
-          <w:sz w:val="24"/>
-          <w:szCs w:val="24"/>
-          <w:lang w:val="en-US"/>
-        </w:rPr>
-      </w:pPr>
-      <w:r>
-        <w:rPr>
-          <w:rFonts w:ascii="Times New Roman" w:eastAsia="Times New Roman" w:hAnsi="Times New Roman" w:cs="Times New Roman"/>
-          <w:color w:val="000000"/>
-          <w:sz w:val="24"/>
-          <w:szCs w:val="24"/>
-          <w:lang w:val="en-US"/>
-        </w:rPr>
-        <w:t xml:space="preserve">      </w:t>
-      </w:r>
-      <w:proofErr w:type="spellStart"/>
-      <w:r>
-        <w:rPr>
-          <w:rFonts w:ascii="Times New Roman" w:eastAsia="Times New Roman" w:hAnsi="Times New Roman" w:cs="Times New Roman"/>
-          <w:color w:val="000000"/>
-          <w:sz w:val="24"/>
-          <w:szCs w:val="24"/>
-          <w:lang w:val="en-US"/>
-        </w:rPr>
-        <w:t>tokens_per_message</w:t>
-      </w:r>
-      <w:proofErr w:type="spellEnd"/>
-      <w:r>
-        <w:rPr>
-          <w:rFonts w:ascii="Times New Roman" w:eastAsia="Times New Roman" w:hAnsi="Times New Roman" w:cs="Times New Roman"/>
-          <w:color w:val="000000"/>
-          <w:sz w:val="24"/>
-          <w:szCs w:val="24"/>
-          <w:lang w:val="en-US"/>
-        </w:rPr>
-        <w:t>: 100,</w:t>
-      </w:r>
-    </w:p>
-    <w:p>
-      <w:pPr>
-        <w:rPr>
-          <w:rFonts w:ascii="Times New Roman" w:eastAsia="Times New Roman" w:hAnsi="Times New Roman" w:cs="Times New Roman"/>
-          <w:color w:val="000000"/>
-          <w:sz w:val="24"/>
-          <w:szCs w:val="24"/>
-          <w:lang w:val="en-US"/>
-        </w:rPr>
-      </w:pPr>
-      <w:r>
-        <w:rPr>
-          <w:rFonts w:ascii="Times New Roman" w:eastAsia="Times New Roman" w:hAnsi="Times New Roman" w:cs="Times New Roman"/>
-          <w:color w:val="000000"/>
-          <w:sz w:val="24"/>
-          <w:szCs w:val="24"/>
-          <w:lang w:val="en-US"/>
-        </w:rPr>
-        <w:t xml:space="preserve">      model: 'standard',</w:t>
-      </w:r>
-    </w:p>
-    <w:p>
-      <w:pPr>
-        <w:rPr>
-          <w:rFonts w:ascii="Times New Roman" w:eastAsia="Times New Roman" w:hAnsi="Times New Roman" w:cs="Times New Roman"/>
-          <w:color w:val="000000"/>
-          <w:sz w:val="24"/>
-          <w:szCs w:val="24"/>
-          <w:lang w:val="en-US"/>
-        </w:rPr>
-      </w:pPr>
-      <w:r>
-        <w:rPr>
-          <w:rFonts w:ascii="Times New Roman" w:eastAsia="Times New Roman" w:hAnsi="Times New Roman" w:cs="Times New Roman"/>
-          <w:color w:val="000000"/>
-          <w:sz w:val="24"/>
-          <w:szCs w:val="24"/>
-          <w:lang w:val="en-US"/>
-        </w:rPr>
-        <w:t xml:space="preserve">      hosting: 'basic',</w:t>
-      </w:r>
-    </w:p>
-    <w:p>
-      <w:pPr>
-        <w:rPr>
-          <w:rFonts w:ascii="Times New Roman" w:eastAsia="Times New Roman" w:hAnsi="Times New Roman" w:cs="Times New Roman"/>
-          <w:color w:val="000000"/>
-          <w:sz w:val="24"/>
-          <w:szCs w:val="24"/>
-          <w:lang w:val="en-US"/>
-        </w:rPr>
-      </w:pPr>
-      <w:r>
-        <w:rPr>
-          <w:rFonts w:ascii="Times New Roman" w:eastAsia="Times New Roman" w:hAnsi="Times New Roman" w:cs="Times New Roman"/>
-          <w:color w:val="000000"/>
-          <w:sz w:val="24"/>
-          <w:szCs w:val="24"/>
-          <w:lang w:val="en-US"/>
-        </w:rPr>
-        <w:t xml:space="preserve">      </w:t>
-      </w:r>
-      <w:proofErr w:type="spellStart"/>
-      <w:r>
-        <w:rPr>
-          <w:rFonts w:ascii="Times New Roman" w:eastAsia="Times New Roman" w:hAnsi="Times New Roman" w:cs="Times New Roman"/>
-          <w:color w:val="000000"/>
-          <w:sz w:val="24"/>
-          <w:szCs w:val="24"/>
-          <w:lang w:val="en-US"/>
-        </w:rPr>
-        <w:t>storage_gb</w:t>
-      </w:r>
-      <w:proofErr w:type="spellEnd"/>
-      <w:r>
-        <w:rPr>
-          <w:rFonts w:ascii="Times New Roman" w:eastAsia="Times New Roman" w:hAnsi="Times New Roman" w:cs="Times New Roman"/>
-          <w:color w:val="000000"/>
-          <w:sz w:val="24"/>
-          <w:szCs w:val="24"/>
-          <w:lang w:val="en-US"/>
-        </w:rPr>
-        <w:t>: 10,</w:t>
-      </w:r>
-    </w:p>
-    <w:p>
-      <w:pPr>
-        <w:rPr>
-          <w:rFonts w:ascii="Times New Roman" w:eastAsia="Times New Roman" w:hAnsi="Times New Roman" w:cs="Times New Roman"/>
-          <w:color w:val="000000"/>
-          <w:sz w:val="24"/>
-          <w:szCs w:val="24"/>
-          <w:lang w:val="en-US"/>
-        </w:rPr>
-      </w:pPr>
-      <w:r>
-        <w:rPr>
-          <w:rFonts w:ascii="Times New Roman" w:eastAsia="Times New Roman" w:hAnsi="Times New Roman" w:cs="Times New Roman"/>
-          <w:color w:val="000000"/>
-          <w:sz w:val="24"/>
-          <w:szCs w:val="24"/>
-          <w:lang w:val="en-US"/>
-        </w:rPr>
-        <w:t xml:space="preserve">      </w:t>
-      </w:r>
-      <w:proofErr w:type="spellStart"/>
-      <w:r>
-        <w:rPr>
-          <w:rFonts w:ascii="Times New Roman" w:eastAsia="Times New Roman" w:hAnsi="Times New Roman" w:cs="Times New Roman"/>
-          <w:color w:val="000000"/>
-          <w:sz w:val="24"/>
-          <w:szCs w:val="24"/>
-          <w:lang w:val="en-US"/>
-        </w:rPr>
-        <w:t>bandwidth_gb</w:t>
-      </w:r>
-      <w:proofErr w:type="spellEnd"/>
-      <w:r>
-        <w:rPr>
-          <w:rFonts w:ascii="Times New Roman" w:eastAsia="Times New Roman" w:hAnsi="Times New Roman" w:cs="Times New Roman"/>
-          <w:color w:val="000000"/>
-          <w:sz w:val="24"/>
-          <w:szCs w:val="24"/>
-          <w:lang w:val="en-US"/>
-        </w:rPr>
-        <w:t>: 10,</w:t>
-      </w:r>
-    </w:p>
-    <w:p>
-      <w:pPr>
-        <w:rPr>
-          <w:rFonts w:ascii="Times New Roman" w:eastAsia="Times New Roman" w:hAnsi="Times New Roman" w:cs="Times New Roman"/>
-          <w:color w:val="000000"/>
-          <w:sz w:val="24"/>
-          <w:szCs w:val="24"/>
-          <w:lang w:val="en-US"/>
-        </w:rPr>
-      </w:pPr>
-      <w:r>
-        <w:rPr>
-          <w:rFonts w:ascii="Times New Roman" w:eastAsia="Times New Roman" w:hAnsi="Times New Roman" w:cs="Times New Roman"/>
-          <w:color w:val="000000"/>
-          <w:sz w:val="24"/>
-          <w:szCs w:val="24"/>
-          <w:lang w:val="en-US"/>
-        </w:rPr>
-        <w:t xml:space="preserve">      </w:t>
-      </w:r>
-      <w:proofErr w:type="spellStart"/>
-      <w:r>
-        <w:rPr>
-          <w:rFonts w:ascii="Times New Roman" w:eastAsia="Times New Roman" w:hAnsi="Times New Roman" w:cs="Times New Roman"/>
-          <w:color w:val="000000"/>
-          <w:sz w:val="24"/>
-          <w:szCs w:val="24"/>
-          <w:lang w:val="en-US"/>
-        </w:rPr>
-        <w:t>db_reads</w:t>
-      </w:r>
-      <w:proofErr w:type="spellEnd"/>
-      <w:r>
-        <w:rPr>
-          <w:rFonts w:ascii="Times New Roman" w:eastAsia="Times New Roman" w:hAnsi="Times New Roman" w:cs="Times New Roman"/>
-          <w:color w:val="000000"/>
-          <w:sz w:val="24"/>
-          <w:szCs w:val="24"/>
-          <w:lang w:val="en-US"/>
-        </w:rPr>
-        <w:t>: 0,</w:t>
-      </w:r>
-    </w:p>
-    <w:p>
-      <w:pPr>
-        <w:rPr>
-          <w:rFonts w:ascii="Times New Roman" w:eastAsia="Times New Roman" w:hAnsi="Times New Roman" w:cs="Times New Roman"/>
-          <w:color w:val="000000"/>
-          <w:sz w:val="24"/>
-          <w:szCs w:val="24"/>
-          <w:lang w:val="en-US"/>
-        </w:rPr>
-      </w:pPr>
-      <w:r>
-        <w:rPr>
-          <w:rFonts w:ascii="Times New Roman" w:eastAsia="Times New Roman" w:hAnsi="Times New Roman" w:cs="Times New Roman"/>
-          <w:color w:val="000000"/>
-          <w:sz w:val="24"/>
-          <w:szCs w:val="24"/>
-          <w:lang w:val="en-US"/>
-        </w:rPr>
-        <w:t xml:space="preserve">      </w:t>
-      </w:r>
-      <w:proofErr w:type="spellStart"/>
-      <w:r>
-        <w:rPr>
-          <w:rFonts w:ascii="Times New Roman" w:eastAsia="Times New Roman" w:hAnsi="Times New Roman" w:cs="Times New Roman"/>
-          <w:color w:val="000000"/>
-          <w:sz w:val="24"/>
-          <w:szCs w:val="24"/>
-          <w:lang w:val="en-US"/>
-        </w:rPr>
-        <w:t>db_writes</w:t>
-      </w:r>
-      <w:proofErr w:type="spellEnd"/>
-      <w:r>
-        <w:rPr>
-          <w:rFonts w:ascii="Times New Roman" w:eastAsia="Times New Roman" w:hAnsi="Times New Roman" w:cs="Times New Roman"/>
-          <w:color w:val="000000"/>
-          <w:sz w:val="24"/>
-          <w:szCs w:val="24"/>
-          <w:lang w:val="en-US"/>
-        </w:rPr>
-        <w:t>: 0</w:t>
-      </w:r>
-    </w:p>
-    <w:p>
-      <w:pPr>
-        <w:rPr>
-          <w:rFonts w:ascii="Times New Roman" w:eastAsia="Times New Roman" w:hAnsi="Times New Roman" w:cs="Times New Roman"/>
-          <w:color w:val="000000"/>
-          <w:sz w:val="24"/>
-          <w:szCs w:val="24"/>
-          <w:lang w:val="en-US"/>
-        </w:rPr>
-      </w:pPr>
-      <w:r>
-        <w:rPr>
-          <w:rFonts w:ascii="Times New Roman" w:eastAsia="Times New Roman" w:hAnsi="Times New Roman" w:cs="Times New Roman"/>
-          <w:color w:val="000000"/>
-          <w:sz w:val="24"/>
-          <w:szCs w:val="24"/>
-          <w:lang w:val="en-US"/>
-        </w:rPr>
-        <w:t xml:space="preserve">    });</w:t>
-      </w:r>
-    </w:p>
-    <w:p>
-      <w:pPr>
-        <w:rPr>
-          <w:rFonts w:ascii="Times New Roman" w:eastAsia="Times New Roman" w:hAnsi="Times New Roman" w:cs="Times New Roman"/>
-          <w:color w:val="000000"/>
-          <w:sz w:val="24"/>
-          <w:szCs w:val="24"/>
-          <w:lang w:val="en-US"/>
-        </w:rPr>
-      </w:pPr>
-    </w:p>
-    <w:p>
-      <w:pPr>
-        <w:rPr>
-          <w:rFonts w:ascii="Times New Roman" w:eastAsia="Times New Roman" w:hAnsi="Times New Roman" w:cs="Times New Roman"/>
-          <w:color w:val="000000"/>
-          <w:sz w:val="24"/>
-          <w:szCs w:val="24"/>
-          <w:lang w:val="en-US"/>
-        </w:rPr>
-      </w:pPr>
-      <w:r>
-        <w:rPr>
-          <w:rFonts w:ascii="Times New Roman" w:eastAsia="Times New Roman" w:hAnsi="Times New Roman" w:cs="Times New Roman"/>
-          <w:color w:val="000000"/>
-          <w:sz w:val="24"/>
-          <w:szCs w:val="24"/>
-          <w:lang w:val="en-US"/>
-        </w:rPr>
-        <w:t xml:space="preserve">    expect(</w:t>
-      </w:r>
-      <w:proofErr w:type="spellStart"/>
-      <w:proofErr w:type="gramStart"/>
-      <w:r>
-        <w:rPr>
-          <w:rFonts w:ascii="Times New Roman" w:eastAsia="Times New Roman" w:hAnsi="Times New Roman" w:cs="Times New Roman"/>
-          <w:color w:val="000000"/>
-          <w:sz w:val="24"/>
-          <w:szCs w:val="24"/>
-          <w:lang w:val="en-US"/>
-        </w:rPr>
-        <w:t>result.total</w:t>
-      </w:r>
-      <w:proofErr w:type="gramEnd"/>
-      <w:r>
-        <w:rPr>
-          <w:rFonts w:ascii="Times New Roman" w:eastAsia="Times New Roman" w:hAnsi="Times New Roman" w:cs="Times New Roman"/>
-          <w:color w:val="000000"/>
-          <w:sz w:val="24"/>
-          <w:szCs w:val="24"/>
-          <w:lang w:val="en-US"/>
-        </w:rPr>
-        <w:t>_cost</w:t>
-      </w:r>
-      <w:proofErr w:type="spellEnd"/>
-      <w:proofErr w:type="gramStart"/>
-      <w:r>
-        <w:rPr>
-          <w:rFonts w:ascii="Times New Roman" w:eastAsia="Times New Roman" w:hAnsi="Times New Roman" w:cs="Times New Roman"/>
-          <w:color w:val="000000"/>
-          <w:sz w:val="24"/>
-          <w:szCs w:val="24"/>
-          <w:lang w:val="en-US"/>
-        </w:rPr>
-        <w:t>).</w:t>
-      </w:r>
-      <w:proofErr w:type="spellStart"/>
-      <w:r>
-        <w:rPr>
-          <w:rFonts w:ascii="Times New Roman" w:eastAsia="Times New Roman" w:hAnsi="Times New Roman" w:cs="Times New Roman"/>
-          <w:color w:val="000000"/>
-          <w:sz w:val="24"/>
-          <w:szCs w:val="24"/>
-          <w:lang w:val="en-US"/>
-        </w:rPr>
-        <w:t>toBeCloseTo</w:t>
-      </w:r>
-      <w:proofErr w:type="spellEnd"/>
-      <w:proofErr w:type="gramEnd"/>
-      <w:r>
-        <w:rPr>
-          <w:rFonts w:ascii="Times New Roman" w:eastAsia="Times New Roman" w:hAnsi="Times New Roman" w:cs="Times New Roman"/>
-          <w:color w:val="000000"/>
-          <w:sz w:val="24"/>
-          <w:szCs w:val="24"/>
-          <w:lang w:val="en-US"/>
-        </w:rPr>
-        <w:t>(8.7, 2</w:t>
-      </w:r>
-      <w:proofErr w:type="gramStart"/>
-      <w:r>
-        <w:rPr>
-          <w:rFonts w:ascii="Times New Roman" w:eastAsia="Times New Roman" w:hAnsi="Times New Roman" w:cs="Times New Roman"/>
-          <w:color w:val="000000"/>
-          <w:sz w:val="24"/>
-          <w:szCs w:val="24"/>
-          <w:lang w:val="en-US"/>
-        </w:rPr>
-        <w:t>);</w:t>
-      </w:r>
-      <w:proofErr w:type="gramEnd"/>
-    </w:p>
-    <w:p>
-      <w:pPr>
-        <w:rPr>
-          <w:rFonts w:ascii="Times New Roman" w:eastAsia="Times New Roman" w:hAnsi="Times New Roman" w:cs="Times New Roman"/>
-          <w:color w:val="000000"/>
-          <w:sz w:val="24"/>
-          <w:szCs w:val="24"/>
-          <w:lang w:val="en-US"/>
-        </w:rPr>
-      </w:pPr>
-      <w:r>
-        <w:rPr>
-          <w:rFonts w:ascii="Times New Roman" w:eastAsia="Times New Roman" w:hAnsi="Times New Roman" w:cs="Times New Roman"/>
-          <w:color w:val="000000"/>
-          <w:sz w:val="24"/>
-          <w:szCs w:val="24"/>
-          <w:lang w:val="en-US"/>
-        </w:rPr>
-        <w:t xml:space="preserve">  });</w:t>
-      </w:r>
-    </w:p>
-    <w:p>
-      <w:pPr>
-        <w:rPr>
-          <w:rFonts w:ascii="Times New Roman" w:eastAsia="Times New Roman" w:hAnsi="Times New Roman" w:cs="Times New Roman"/>
-          <w:color w:val="000000"/>
-          <w:sz w:val="24"/>
-          <w:szCs w:val="24"/>
-          <w:lang w:val="en-US"/>
-        </w:rPr>
-      </w:pPr>
-    </w:p>
-    <w:p>
-      <w:pPr>
-        <w:rPr>
-          <w:rFonts w:ascii="Times New Roman" w:eastAsia="Times New Roman" w:hAnsi="Times New Roman" w:cs="Times New Roman"/>
-          <w:color w:val="000000"/>
-          <w:sz w:val="24"/>
-          <w:szCs w:val="24"/>
-          <w:lang w:val="en-US"/>
-        </w:rPr>
-      </w:pPr>
-      <w:r>
-        <w:rPr>
-          <w:rFonts w:ascii="Times New Roman" w:eastAsia="Times New Roman" w:hAnsi="Times New Roman" w:cs="Times New Roman"/>
-          <w:color w:val="000000"/>
-          <w:sz w:val="24"/>
-          <w:szCs w:val="24"/>
-          <w:lang w:val="en-US"/>
-        </w:rPr>
-        <w:t xml:space="preserve">  </w:t>
-      </w:r>
-      <w:proofErr w:type="gramStart"/>
-      <w:r>
-        <w:rPr>
-          <w:rFonts w:ascii="Times New Roman" w:eastAsia="Times New Roman" w:hAnsi="Times New Roman" w:cs="Times New Roman"/>
-          <w:color w:val="000000"/>
-          <w:sz w:val="24"/>
-          <w:szCs w:val="24"/>
-          <w:lang w:val="en-US"/>
-        </w:rPr>
-        <w:t>it(</w:t>
-      </w:r>
-      <w:proofErr w:type="gramEnd"/>
-      <w:r>
-        <w:rPr>
-          <w:rFonts w:ascii="Times New Roman" w:eastAsia="Times New Roman" w:hAnsi="Times New Roman" w:cs="Times New Roman"/>
-          <w:color w:val="000000"/>
-          <w:sz w:val="24"/>
-          <w:szCs w:val="24"/>
-          <w:lang w:val="en-US"/>
-        </w:rPr>
-        <w:t>'calculates correct total cost for Pro model', () =&gt; {</w:t>
-      </w:r>
-    </w:p>
-    <w:p>
-      <w:pPr>
-        <w:rPr>
-          <w:rFonts w:ascii="Times New Roman" w:eastAsia="Times New Roman" w:hAnsi="Times New Roman" w:cs="Times New Roman"/>
-          <w:color w:val="000000"/>
-          <w:sz w:val="24"/>
-          <w:szCs w:val="24"/>
-          <w:lang w:val="en-US"/>
-        </w:rPr>
-      </w:pPr>
-      <w:r>
-        <w:rPr>
-          <w:rFonts w:ascii="Times New Roman" w:eastAsia="Times New Roman" w:hAnsi="Times New Roman" w:cs="Times New Roman"/>
-          <w:color w:val="000000"/>
-          <w:sz w:val="24"/>
-          <w:szCs w:val="24"/>
-          <w:lang w:val="en-US"/>
-        </w:rPr>
-        <w:t xml:space="preserve">    const result = </w:t>
-      </w:r>
-      <w:proofErr w:type="spellStart"/>
-      <w:proofErr w:type="gramStart"/>
-      <w:r>
-        <w:rPr>
-          <w:rFonts w:ascii="Times New Roman" w:eastAsia="Times New Roman" w:hAnsi="Times New Roman" w:cs="Times New Roman"/>
-          <w:color w:val="000000"/>
-          <w:sz w:val="24"/>
-          <w:szCs w:val="24"/>
-          <w:lang w:val="en-US"/>
-        </w:rPr>
-        <w:t>calculateMonthlyCost</w:t>
-      </w:r>
-      <w:proofErr w:type="spellEnd"/>
-      <w:r>
-        <w:rPr>
-          <w:rFonts w:ascii="Times New Roman" w:eastAsia="Times New Roman" w:hAnsi="Times New Roman" w:cs="Times New Roman"/>
-          <w:color w:val="000000"/>
-          <w:sz w:val="24"/>
-          <w:szCs w:val="24"/>
-          <w:lang w:val="en-US"/>
-        </w:rPr>
-        <w:t>(</w:t>
-      </w:r>
-      <w:proofErr w:type="gramEnd"/>
-      <w:r>
-        <w:rPr>
-          <w:rFonts w:ascii="Times New Roman" w:eastAsia="Times New Roman" w:hAnsi="Times New Roman" w:cs="Times New Roman"/>
-          <w:color w:val="000000"/>
-          <w:sz w:val="24"/>
-          <w:szCs w:val="24"/>
-          <w:lang w:val="en-US"/>
-        </w:rPr>
-        <w:t>{</w:t>
-      </w:r>
-    </w:p>
-    <w:p>
-      <w:pPr>
-        <w:rPr>
-          <w:rFonts w:ascii="Times New Roman" w:eastAsia="Times New Roman" w:hAnsi="Times New Roman" w:cs="Times New Roman"/>
-          <w:color w:val="000000"/>
-          <w:sz w:val="24"/>
-          <w:szCs w:val="24"/>
-          <w:lang w:val="en-US"/>
-        </w:rPr>
-      </w:pPr>
-      <w:r>
-        <w:rPr>
-          <w:rFonts w:ascii="Times New Roman" w:eastAsia="Times New Roman" w:hAnsi="Times New Roman" w:cs="Times New Roman"/>
-          <w:color w:val="000000"/>
-          <w:sz w:val="24"/>
-          <w:szCs w:val="24"/>
-          <w:lang w:val="en-US"/>
-        </w:rPr>
-        <w:t xml:space="preserve">      users: 100,</w:t>
-      </w:r>
-    </w:p>
-    <w:p>
-      <w:pPr>
-        <w:rPr>
-          <w:rFonts w:ascii="Times New Roman" w:eastAsia="Times New Roman" w:hAnsi="Times New Roman" w:cs="Times New Roman"/>
-          <w:color w:val="000000"/>
-          <w:sz w:val="24"/>
-          <w:szCs w:val="24"/>
-          <w:lang w:val="en-US"/>
-        </w:rPr>
-      </w:pPr>
-      <w:r>
-        <w:rPr>
-          <w:rFonts w:ascii="Times New Roman" w:eastAsia="Times New Roman" w:hAnsi="Times New Roman" w:cs="Times New Roman"/>
-          <w:color w:val="000000"/>
-          <w:sz w:val="24"/>
-          <w:szCs w:val="24"/>
-          <w:lang w:val="en-US"/>
-        </w:rPr>
-        <w:t xml:space="preserve">      </w:t>
-      </w:r>
-      <w:proofErr w:type="spellStart"/>
-      <w:r>
-        <w:rPr>
-          <w:rFonts w:ascii="Times New Roman" w:eastAsia="Times New Roman" w:hAnsi="Times New Roman" w:cs="Times New Roman"/>
-          <w:color w:val="000000"/>
-          <w:sz w:val="24"/>
-          <w:szCs w:val="24"/>
-          <w:lang w:val="en-US"/>
-        </w:rPr>
-        <w:t>messages_per_user</w:t>
-      </w:r>
-      <w:proofErr w:type="spellEnd"/>
-      <w:r>
-        <w:rPr>
-          <w:rFonts w:ascii="Times New Roman" w:eastAsia="Times New Roman" w:hAnsi="Times New Roman" w:cs="Times New Roman"/>
-          <w:color w:val="000000"/>
-          <w:sz w:val="24"/>
-          <w:szCs w:val="24"/>
-          <w:lang w:val="en-US"/>
-        </w:rPr>
-        <w:t>: 10,</w:t>
-      </w:r>
-    </w:p>
-    <w:p>
-      <w:pPr>
-        <w:rPr>
-          <w:rFonts w:ascii="Times New Roman" w:eastAsia="Times New Roman" w:hAnsi="Times New Roman" w:cs="Times New Roman"/>
-          <w:color w:val="000000"/>
-          <w:sz w:val="24"/>
-          <w:szCs w:val="24"/>
-          <w:lang w:val="en-US"/>
-        </w:rPr>
-      </w:pPr>
-      <w:r>
-        <w:rPr>
-          <w:rFonts w:ascii="Times New Roman" w:eastAsia="Times New Roman" w:hAnsi="Times New Roman" w:cs="Times New Roman"/>
-          <w:color w:val="000000"/>
-          <w:sz w:val="24"/>
-          <w:szCs w:val="24"/>
-          <w:lang w:val="en-US"/>
-        </w:rPr>
-        <w:t xml:space="preserve">      </w:t>
-      </w:r>
-      <w:proofErr w:type="spellStart"/>
-      <w:r>
-        <w:rPr>
-          <w:rFonts w:ascii="Times New Roman" w:eastAsia="Times New Roman" w:hAnsi="Times New Roman" w:cs="Times New Roman"/>
-          <w:color w:val="000000"/>
-          <w:sz w:val="24"/>
-          <w:szCs w:val="24"/>
-          <w:lang w:val="en-US"/>
-        </w:rPr>
-        <w:t>tokens_per_message</w:t>
-      </w:r>
-      <w:proofErr w:type="spellEnd"/>
-      <w:r>
-        <w:rPr>
-          <w:rFonts w:ascii="Times New Roman" w:eastAsia="Times New Roman" w:hAnsi="Times New Roman" w:cs="Times New Roman"/>
-          <w:color w:val="000000"/>
-          <w:sz w:val="24"/>
-          <w:szCs w:val="24"/>
-          <w:lang w:val="en-US"/>
-        </w:rPr>
-        <w:t>: 100,</w:t>
-      </w:r>
-    </w:p>
-    <w:p>
-      <w:pPr>
-        <w:rPr>
-          <w:rFonts w:ascii="Times New Roman" w:eastAsia="Times New Roman" w:hAnsi="Times New Roman" w:cs="Times New Roman"/>
-          <w:color w:val="000000"/>
-          <w:sz w:val="24"/>
-          <w:szCs w:val="24"/>
-          <w:lang w:val="en-US"/>
-        </w:rPr>
-      </w:pPr>
-      <w:r>
-        <w:rPr>
-          <w:rFonts w:ascii="Times New Roman" w:eastAsia="Times New Roman" w:hAnsi="Times New Roman" w:cs="Times New Roman"/>
-          <w:color w:val="000000"/>
-          <w:sz w:val="24"/>
-          <w:szCs w:val="24"/>
-          <w:lang w:val="en-US"/>
-        </w:rPr>
-        <w:t xml:space="preserve">      model: 'pro',</w:t>
-      </w:r>
-    </w:p>
-    <w:p>
-      <w:pPr>
-        <w:rPr>
-          <w:rFonts w:ascii="Times New Roman" w:eastAsia="Times New Roman" w:hAnsi="Times New Roman" w:cs="Times New Roman"/>
-          <w:color w:val="000000"/>
-          <w:sz w:val="24"/>
-          <w:szCs w:val="24"/>
-          <w:lang w:val="en-US"/>
-        </w:rPr>
-      </w:pPr>
-      <w:r>
-        <w:rPr>
-          <w:rFonts w:ascii="Times New Roman" w:eastAsia="Times New Roman" w:hAnsi="Times New Roman" w:cs="Times New Roman"/>
-          <w:color w:val="000000"/>
-          <w:sz w:val="24"/>
-          <w:szCs w:val="24"/>
-          <w:lang w:val="en-US"/>
-        </w:rPr>
-        <w:t xml:space="preserve">      hosting: 'basic',</w:t>
-      </w:r>
-    </w:p>
-    <w:p>
-      <w:pPr>
-        <w:rPr>
-          <w:rFonts w:ascii="Times New Roman" w:eastAsia="Times New Roman" w:hAnsi="Times New Roman" w:cs="Times New Roman"/>
-          <w:color w:val="000000"/>
-          <w:sz w:val="24"/>
-          <w:szCs w:val="24"/>
-          <w:lang w:val="en-US"/>
-        </w:rPr>
-      </w:pPr>
-      <w:r>
-        <w:rPr>
-          <w:rFonts w:ascii="Times New Roman" w:eastAsia="Times New Roman" w:hAnsi="Times New Roman" w:cs="Times New Roman"/>
-          <w:color w:val="000000"/>
-          <w:sz w:val="24"/>
-          <w:szCs w:val="24"/>
-          <w:lang w:val="en-US"/>
-        </w:rPr>
-        <w:t xml:space="preserve">      </w:t>
-      </w:r>
-      <w:proofErr w:type="spellStart"/>
-      <w:r>
-        <w:rPr>
-          <w:rFonts w:ascii="Times New Roman" w:eastAsia="Times New Roman" w:hAnsi="Times New Roman" w:cs="Times New Roman"/>
-          <w:color w:val="000000"/>
-          <w:sz w:val="24"/>
-          <w:szCs w:val="24"/>
-          <w:lang w:val="en-US"/>
-        </w:rPr>
-        <w:t>storage_gb</w:t>
-      </w:r>
-      <w:proofErr w:type="spellEnd"/>
-      <w:r>
-        <w:rPr>
-          <w:rFonts w:ascii="Times New Roman" w:eastAsia="Times New Roman" w:hAnsi="Times New Roman" w:cs="Times New Roman"/>
-          <w:color w:val="000000"/>
-          <w:sz w:val="24"/>
-          <w:szCs w:val="24"/>
-          <w:lang w:val="en-US"/>
-        </w:rPr>
-        <w:t>: 10,</w:t>
-      </w:r>
-    </w:p>
-    <w:p>
-      <w:pPr>
-        <w:rPr>
-          <w:rFonts w:ascii="Times New Roman" w:eastAsia="Times New Roman" w:hAnsi="Times New Roman" w:cs="Times New Roman"/>
-          <w:color w:val="000000"/>
-          <w:sz w:val="24"/>
-          <w:szCs w:val="24"/>
-          <w:lang w:val="en-US"/>
-        </w:rPr>
-      </w:pPr>
-      <w:r>
-        <w:rPr>
-          <w:rFonts w:ascii="Times New Roman" w:eastAsia="Times New Roman" w:hAnsi="Times New Roman" w:cs="Times New Roman"/>
-          <w:color w:val="000000"/>
-          <w:sz w:val="24"/>
-          <w:szCs w:val="24"/>
-          <w:lang w:val="en-US"/>
-        </w:rPr>
-        <w:t xml:space="preserve">      </w:t>
-      </w:r>
-      <w:proofErr w:type="spellStart"/>
-      <w:r>
-        <w:rPr>
-          <w:rFonts w:ascii="Times New Roman" w:eastAsia="Times New Roman" w:hAnsi="Times New Roman" w:cs="Times New Roman"/>
-          <w:color w:val="000000"/>
-          <w:sz w:val="24"/>
-          <w:szCs w:val="24"/>
-          <w:lang w:val="en-US"/>
-        </w:rPr>
-        <w:t>bandwidth_gb</w:t>
-      </w:r>
-      <w:proofErr w:type="spellEnd"/>
-      <w:r>
-        <w:rPr>
-          <w:rFonts w:ascii="Times New Roman" w:eastAsia="Times New Roman" w:hAnsi="Times New Roman" w:cs="Times New Roman"/>
-          <w:color w:val="000000"/>
-          <w:sz w:val="24"/>
-          <w:szCs w:val="24"/>
-          <w:lang w:val="en-US"/>
-        </w:rPr>
-        <w:t>: 10,</w:t>
-      </w:r>
-    </w:p>
-    <w:p>
-      <w:pPr>
-        <w:rPr>
-          <w:rFonts w:ascii="Times New Roman" w:eastAsia="Times New Roman" w:hAnsi="Times New Roman" w:cs="Times New Roman"/>
-          <w:color w:val="000000"/>
-          <w:sz w:val="24"/>
-          <w:szCs w:val="24"/>
-          <w:lang w:val="en-US"/>
-        </w:rPr>
-      </w:pPr>
-      <w:r>
-        <w:rPr>
-          <w:rFonts w:ascii="Times New Roman" w:eastAsia="Times New Roman" w:hAnsi="Times New Roman" w:cs="Times New Roman"/>
-          <w:color w:val="000000"/>
-          <w:sz w:val="24"/>
-          <w:szCs w:val="24"/>
-          <w:lang w:val="en-US"/>
-        </w:rPr>
-        <w:t xml:space="preserve">      </w:t>
-      </w:r>
-      <w:proofErr w:type="spellStart"/>
-      <w:r>
-        <w:rPr>
-          <w:rFonts w:ascii="Times New Roman" w:eastAsia="Times New Roman" w:hAnsi="Times New Roman" w:cs="Times New Roman"/>
-          <w:color w:val="000000"/>
-          <w:sz w:val="24"/>
-          <w:szCs w:val="24"/>
-          <w:lang w:val="en-US"/>
-        </w:rPr>
-        <w:t>db_reads</w:t>
-      </w:r>
-      <w:proofErr w:type="spellEnd"/>
-      <w:r>
-        <w:rPr>
-          <w:rFonts w:ascii="Times New Roman" w:eastAsia="Times New Roman" w:hAnsi="Times New Roman" w:cs="Times New Roman"/>
-          <w:color w:val="000000"/>
-          <w:sz w:val="24"/>
-          <w:szCs w:val="24"/>
-          <w:lang w:val="en-US"/>
-        </w:rPr>
-        <w:t>: 0,</w:t>
-      </w:r>
-    </w:p>
-    <w:p>
-      <w:pPr>
-        <w:rPr>
-          <w:rFonts w:ascii="Times New Roman" w:eastAsia="Times New Roman" w:hAnsi="Times New Roman" w:cs="Times New Roman"/>
-          <w:color w:val="000000"/>
-          <w:sz w:val="24"/>
-          <w:szCs w:val="24"/>
-          <w:lang w:val="en-US"/>
-        </w:rPr>
-      </w:pPr>
-      <w:r>
-        <w:rPr>
-          <w:rFonts w:ascii="Times New Roman" w:eastAsia="Times New Roman" w:hAnsi="Times New Roman" w:cs="Times New Roman"/>
-          <w:color w:val="000000"/>
-          <w:sz w:val="24"/>
-          <w:szCs w:val="24"/>
-          <w:lang w:val="en-US"/>
-        </w:rPr>
-        <w:t xml:space="preserve">      </w:t>
-      </w:r>
-      <w:proofErr w:type="spellStart"/>
-      <w:r>
-        <w:rPr>
-          <w:rFonts w:ascii="Times New Roman" w:eastAsia="Times New Roman" w:hAnsi="Times New Roman" w:cs="Times New Roman"/>
-          <w:color w:val="000000"/>
-          <w:sz w:val="24"/>
-          <w:szCs w:val="24"/>
-          <w:lang w:val="en-US"/>
-        </w:rPr>
-        <w:t>db_writes</w:t>
-      </w:r>
-      <w:proofErr w:type="spellEnd"/>
-      <w:r>
-        <w:rPr>
-          <w:rFonts w:ascii="Times New Roman" w:eastAsia="Times New Roman" w:hAnsi="Times New Roman" w:cs="Times New Roman"/>
-          <w:color w:val="000000"/>
-          <w:sz w:val="24"/>
-          <w:szCs w:val="24"/>
-          <w:lang w:val="en-US"/>
-        </w:rPr>
-        <w:t>: 0</w:t>
-      </w:r>
-    </w:p>
-    <w:p>
-      <w:pPr>
-        <w:rPr>
-          <w:rFonts w:ascii="Times New Roman" w:eastAsia="Times New Roman" w:hAnsi="Times New Roman" w:cs="Times New Roman"/>
-          <w:color w:val="000000"/>
-          <w:sz w:val="24"/>
-          <w:szCs w:val="24"/>
-          <w:lang w:val="en-US"/>
-        </w:rPr>
-      </w:pPr>
-      <w:r>
-        <w:rPr>
-          <w:rFonts w:ascii="Times New Roman" w:eastAsia="Times New Roman" w:hAnsi="Times New Roman" w:cs="Times New Roman"/>
-          <w:color w:val="000000"/>
-          <w:sz w:val="24"/>
-          <w:szCs w:val="24"/>
-          <w:lang w:val="en-US"/>
-        </w:rPr>
-        <w:t xml:space="preserve">    });</w:t>
-      </w:r>
-    </w:p>
-    <w:p>
-      <w:pPr>
-        <w:rPr>
-          <w:rFonts w:ascii="Times New Roman" w:eastAsia="Times New Roman" w:hAnsi="Times New Roman" w:cs="Times New Roman"/>
-          <w:color w:val="000000"/>
-          <w:sz w:val="24"/>
-          <w:szCs w:val="24"/>
-          <w:lang w:val="en-US"/>
-        </w:rPr>
-      </w:pPr>
-    </w:p>
-    <w:p>
-      <w:pPr>
-        <w:rPr>
-          <w:rFonts w:ascii="Times New Roman" w:eastAsia="Times New Roman" w:hAnsi="Times New Roman" w:cs="Times New Roman"/>
-          <w:color w:val="000000"/>
-          <w:sz w:val="24"/>
-          <w:szCs w:val="24"/>
-          <w:lang w:val="en-US"/>
-        </w:rPr>
-      </w:pPr>
-      <w:r>
-        <w:rPr>
-          <w:rFonts w:ascii="Times New Roman" w:eastAsia="Times New Roman" w:hAnsi="Times New Roman" w:cs="Times New Roman"/>
-          <w:color w:val="000000"/>
-          <w:sz w:val="24"/>
-          <w:szCs w:val="24"/>
-          <w:lang w:val="en-US"/>
-        </w:rPr>
-        <w:t xml:space="preserve">    expect(</w:t>
-      </w:r>
-      <w:proofErr w:type="spellStart"/>
-      <w:proofErr w:type="gramStart"/>
-      <w:r>
-        <w:rPr>
-          <w:rFonts w:ascii="Times New Roman" w:eastAsia="Times New Roman" w:hAnsi="Times New Roman" w:cs="Times New Roman"/>
-          <w:color w:val="000000"/>
-          <w:sz w:val="24"/>
-          <w:szCs w:val="24"/>
-          <w:lang w:val="en-US"/>
-        </w:rPr>
-        <w:t>result.total</w:t>
-      </w:r>
-      <w:proofErr w:type="gramEnd"/>
-      <w:r>
-        <w:rPr>
-          <w:rFonts w:ascii="Times New Roman" w:eastAsia="Times New Roman" w:hAnsi="Times New Roman" w:cs="Times New Roman"/>
-          <w:color w:val="000000"/>
-          <w:sz w:val="24"/>
-          <w:szCs w:val="24"/>
-          <w:lang w:val="en-US"/>
-        </w:rPr>
-        <w:t>_cost</w:t>
-      </w:r>
-      <w:proofErr w:type="spellEnd"/>
-      <w:proofErr w:type="gramStart"/>
-      <w:r>
-        <w:rPr>
-          <w:rFonts w:ascii="Times New Roman" w:eastAsia="Times New Roman" w:hAnsi="Times New Roman" w:cs="Times New Roman"/>
-          <w:color w:val="000000"/>
-          <w:sz w:val="24"/>
-          <w:szCs w:val="24"/>
-          <w:lang w:val="en-US"/>
-        </w:rPr>
-        <w:t>).</w:t>
-      </w:r>
-      <w:proofErr w:type="spellStart"/>
-      <w:r>
-        <w:rPr>
-          <w:rFonts w:ascii="Times New Roman" w:eastAsia="Times New Roman" w:hAnsi="Times New Roman" w:cs="Times New Roman"/>
-          <w:color w:val="000000"/>
-          <w:sz w:val="24"/>
-          <w:szCs w:val="24"/>
-          <w:lang w:val="en-US"/>
-        </w:rPr>
-        <w:t>toBeCloseTo</w:t>
-      </w:r>
-      <w:proofErr w:type="spellEnd"/>
-      <w:proofErr w:type="gramEnd"/>
-      <w:r>
-        <w:rPr>
-          <w:rFonts w:ascii="Times New Roman" w:eastAsia="Times New Roman" w:hAnsi="Times New Roman" w:cs="Times New Roman"/>
-          <w:color w:val="000000"/>
-          <w:sz w:val="24"/>
-          <w:szCs w:val="24"/>
-          <w:lang w:val="en-US"/>
-        </w:rPr>
-        <w:t>(14.7, 2</w:t>
-      </w:r>
-      <w:proofErr w:type="gramStart"/>
-      <w:r>
-        <w:rPr>
-          <w:rFonts w:ascii="Times New Roman" w:eastAsia="Times New Roman" w:hAnsi="Times New Roman" w:cs="Times New Roman"/>
-          <w:color w:val="000000"/>
-          <w:sz w:val="24"/>
-          <w:szCs w:val="24"/>
-          <w:lang w:val="en-US"/>
-        </w:rPr>
-        <w:t>);</w:t>
-      </w:r>
-      <w:proofErr w:type="gramEnd"/>
-    </w:p>
-    <w:p>
-      <w:pPr>
-        <w:rPr>
-          <w:rFonts w:ascii="Times New Roman" w:eastAsia="Times New Roman" w:hAnsi="Times New Roman" w:cs="Times New Roman"/>
-          <w:color w:val="000000"/>
-          <w:sz w:val="24"/>
-          <w:szCs w:val="24"/>
-          <w:lang w:val="en-US"/>
-        </w:rPr>
-      </w:pPr>
-      <w:r>
-        <w:rPr>
-          <w:rFonts w:ascii="Times New Roman" w:eastAsia="Times New Roman" w:hAnsi="Times New Roman" w:cs="Times New Roman"/>
-          <w:color w:val="000000"/>
-          <w:sz w:val="24"/>
-          <w:szCs w:val="24"/>
-          <w:lang w:val="en-US"/>
-        </w:rPr>
-        <w:t xml:space="preserve">  </w:t>
-      </w:r>
       <w:r>
         <w:rPr>
           <w:rFonts w:ascii="Times New Roman" w:eastAsia="Times New Roman" w:hAnsi="Times New Roman" w:cs="Times New Roman"/>
@@ -6358,7 +6367,6 @@
           <w:szCs w:val="24"/>
           <w:lang w:val="en-US"/>
         </w:rPr>
-        <w:lastRenderedPageBreak/>
         <w:t>2.5 Projection Test</w:t>
       </w:r>
     </w:p>
@@ -6494,7 +6502,6 @@
         <w:pStyle w:val="2"/>
         <w:keepNext w:val="0"/>
         <w:keepLines w:val="0"/>
-        <w:spacing w:after="80"/>
         <w:rPr>
           <w:rFonts w:ascii="Times New Roman" w:eastAsia="Times New Roman" w:hAnsi="Times New Roman" w:cs="Times New Roman"/>
           <w:sz w:val="24"/>
@@ -6511,6 +6518,7 @@
           <w:szCs w:val="24"/>
           <w:lang w:val="en-US"/>
         </w:rPr>
+        <w:lastRenderedPageBreak/>
         <w:t>2.6 Pass Criteria</w:t>
       </w:r>
     </w:p>
@@ -6536,9 +6544,10 @@
     </w:p>
     <w:p>
       <w:pPr>
+        <w:pStyle w:val="a7"/>
         <w:numPr>
           <w:ilvl w:val="0"/>
-          <w:numId w:val="14"/>
+          <w:numId w:val="10"/>
         </w:numPr>
         <w:spacing w:before="240"/>
         <w:rPr>
@@ -6604,9 +6613,10 @@
     </w:p>
     <w:p>
       <w:pPr>
+        <w:pStyle w:val="a7"/>
         <w:numPr>
           <w:ilvl w:val="0"/>
-          <w:numId w:val="14"/>
+          <w:numId w:val="10"/>
         </w:numPr>
         <w:rPr>
           <w:rFonts w:ascii="Times New Roman" w:eastAsia="Times New Roman" w:hAnsi="Times New Roman" w:cs="Times New Roman"/>
@@ -6663,9 +6673,10 @@
     </w:p>
     <w:p>
       <w:pPr>
+        <w:pStyle w:val="a7"/>
         <w:numPr>
           <w:ilvl w:val="0"/>
-          <w:numId w:val="14"/>
+          <w:numId w:val="10"/>
         </w:numPr>
         <w:spacing w:after="240"/>
         <w:rPr>
@@ -6720,6 +6731,13 @@
         <w:t>deterministic</w:t>
       </w:r>
       <w:proofErr w:type="spellEnd"/>
+    </w:p>
+    <w:p>
+      <w:pPr>
+        <w:rPr>
+          <w:lang w:val="en-US"/>
+        </w:rPr>
+      </w:pPr>
     </w:p>
     <w:sectPr>
       <w:pgSz w:w="11909" w:h="16834"/>
@@ -6847,9 +6865,122 @@
     </w:lvl>
   </w:abstractNum>
   <w:abstractNum w:abstractNumId="1" w15:restartNumberingAfterBreak="0">
-    <w:nsid w:val="05B223AC"/>
+    <w:nsid w:val="156F751E"/>
+    <w:multiLevelType w:val="hybridMultilevel"/>
+    <w:tmpl w:val="B8763456"/>
+    <w:lvl w:ilvl="0" w:tplc="04190001">
+      <w:start w:val="1"/>
+      <w:numFmt w:val="bullet"/>
+      <w:lvlText w:val=""/>
+      <w:lvlJc w:val="left"/>
+      <w:pPr>
+        <w:ind w:left="720" w:hanging="360"/>
+      </w:pPr>
+      <w:rPr>
+        <w:rFonts w:ascii="Symbol" w:hAnsi="Symbol" w:hint="default"/>
+      </w:rPr>
+    </w:lvl>
+    <w:lvl w:ilvl="1" w:tplc="04190003" w:tentative="1">
+      <w:start w:val="1"/>
+      <w:numFmt w:val="bullet"/>
+      <w:lvlText w:val="o"/>
+      <w:lvlJc w:val="left"/>
+      <w:pPr>
+        <w:ind w:left="1440" w:hanging="360"/>
+      </w:pPr>
+      <w:rPr>
+        <w:rFonts w:ascii="Courier New" w:hAnsi="Courier New" w:hint="default"/>
+      </w:rPr>
+    </w:lvl>
+    <w:lvl w:ilvl="2" w:tplc="04190005" w:tentative="1">
+      <w:start w:val="1"/>
+      <w:numFmt w:val="bullet"/>
+      <w:lvlText w:val=""/>
+      <w:lvlJc w:val="left"/>
+      <w:pPr>
+        <w:ind w:left="2160" w:hanging="360"/>
+      </w:pPr>
+      <w:rPr>
+        <w:rFonts w:ascii="Wingdings" w:hAnsi="Wingdings" w:hint="default"/>
+      </w:rPr>
+    </w:lvl>
+    <w:lvl w:ilvl="3" w:tplc="04190001" w:tentative="1">
+      <w:start w:val="1"/>
+      <w:numFmt w:val="bullet"/>
+      <w:lvlText w:val=""/>
+      <w:lvlJc w:val="left"/>
+      <w:pPr>
+        <w:ind w:left="2880" w:hanging="360"/>
+      </w:pPr>
+      <w:rPr>
+        <w:rFonts w:ascii="Symbol" w:hAnsi="Symbol" w:hint="default"/>
+      </w:rPr>
+    </w:lvl>
+    <w:lvl w:ilvl="4" w:tplc="04190003" w:tentative="1">
+      <w:start w:val="1"/>
+      <w:numFmt w:val="bullet"/>
+      <w:lvlText w:val="o"/>
+      <w:lvlJc w:val="left"/>
+      <w:pPr>
+        <w:ind w:left="3600" w:hanging="360"/>
+      </w:pPr>
+      <w:rPr>
+        <w:rFonts w:ascii="Courier New" w:hAnsi="Courier New" w:hint="default"/>
+      </w:rPr>
+    </w:lvl>
+    <w:lvl w:ilvl="5" w:tplc="04190005" w:tentative="1">
+      <w:start w:val="1"/>
+      <w:numFmt w:val="bullet"/>
+      <w:lvlText w:val=""/>
+      <w:lvlJc w:val="left"/>
+      <w:pPr>
+        <w:ind w:left="4320" w:hanging="360"/>
+      </w:pPr>
+      <w:rPr>
+        <w:rFonts w:ascii="Wingdings" w:hAnsi="Wingdings" w:hint="default"/>
+      </w:rPr>
+    </w:lvl>
+    <w:lvl w:ilvl="6" w:tplc="04190001" w:tentative="1">
+      <w:start w:val="1"/>
+      <w:numFmt w:val="bullet"/>
+      <w:lvlText w:val=""/>
+      <w:lvlJc w:val="left"/>
+      <w:pPr>
+        <w:ind w:left="5040" w:hanging="360"/>
+      </w:pPr>
+      <w:rPr>
+        <w:rFonts w:ascii="Symbol" w:hAnsi="Symbol" w:hint="default"/>
+      </w:rPr>
+    </w:lvl>
+    <w:lvl w:ilvl="7" w:tplc="04190003" w:tentative="1">
+      <w:start w:val="1"/>
+      <w:numFmt w:val="bullet"/>
+      <w:lvlText w:val="o"/>
+      <w:lvlJc w:val="left"/>
+      <w:pPr>
+        <w:ind w:left="5760" w:hanging="360"/>
+      </w:pPr>
+      <w:rPr>
+        <w:rFonts w:ascii="Courier New" w:hAnsi="Courier New" w:hint="default"/>
+      </w:rPr>
+    </w:lvl>
+    <w:lvl w:ilvl="8" w:tplc="04190005" w:tentative="1">
+      <w:start w:val="1"/>
+      <w:numFmt w:val="bullet"/>
+      <w:lvlText w:val=""/>
+      <w:lvlJc w:val="left"/>
+      <w:pPr>
+        <w:ind w:left="6480" w:hanging="360"/>
+      </w:pPr>
+      <w:rPr>
+        <w:rFonts w:ascii="Wingdings" w:hAnsi="Wingdings" w:hint="default"/>
+      </w:rPr>
+    </w:lvl>
+  </w:abstractNum>
+  <w:abstractNum w:abstractNumId="2" w15:restartNumberingAfterBreak="0">
+    <w:nsid w:val="220D169A"/>
     <w:multiLevelType w:val="multilevel"/>
-    <w:tmpl w:val="823CD700"/>
+    <w:tmpl w:val="82102AA6"/>
     <w:lvl w:ilvl="0">
       <w:start w:val="1"/>
       <w:numFmt w:val="bullet"/>
@@ -6959,10 +7090,123 @@
       </w:rPr>
     </w:lvl>
   </w:abstractNum>
-  <w:abstractNum w:abstractNumId="2" w15:restartNumberingAfterBreak="0">
-    <w:nsid w:val="156F751E"/>
+  <w:abstractNum w:abstractNumId="3" w15:restartNumberingAfterBreak="0">
+    <w:nsid w:val="35F41B36"/>
+    <w:multiLevelType w:val="multilevel"/>
+    <w:tmpl w:val="32A0AA74"/>
+    <w:lvl w:ilvl="0">
+      <w:start w:val="1"/>
+      <w:numFmt w:val="decimal"/>
+      <w:lvlText w:val="%1."/>
+      <w:lvlJc w:val="left"/>
+      <w:pPr>
+        <w:ind w:left="720" w:hanging="360"/>
+      </w:pPr>
+      <w:rPr>
+        <w:u w:val="none"/>
+      </w:rPr>
+    </w:lvl>
+    <w:lvl w:ilvl="1">
+      <w:start w:val="1"/>
+      <w:numFmt w:val="lowerLetter"/>
+      <w:lvlText w:val="%2."/>
+      <w:lvlJc w:val="left"/>
+      <w:pPr>
+        <w:ind w:left="1440" w:hanging="360"/>
+      </w:pPr>
+      <w:rPr>
+        <w:u w:val="none"/>
+      </w:rPr>
+    </w:lvl>
+    <w:lvl w:ilvl="2">
+      <w:start w:val="1"/>
+      <w:numFmt w:val="lowerRoman"/>
+      <w:lvlText w:val="%3."/>
+      <w:lvlJc w:val="left"/>
+      <w:pPr>
+        <w:ind w:left="2160" w:hanging="360"/>
+      </w:pPr>
+      <w:rPr>
+        <w:u w:val="none"/>
+      </w:rPr>
+    </w:lvl>
+    <w:lvl w:ilvl="3">
+      <w:start w:val="1"/>
+      <w:numFmt w:val="decimal"/>
+      <w:lvlText w:val="%4."/>
+      <w:lvlJc w:val="left"/>
+      <w:pPr>
+        <w:ind w:left="2880" w:hanging="360"/>
+      </w:pPr>
+      <w:rPr>
+        <w:u w:val="none"/>
+      </w:rPr>
+    </w:lvl>
+    <w:lvl w:ilvl="4">
+      <w:start w:val="1"/>
+      <w:numFmt w:val="lowerLetter"/>
+      <w:lvlText w:val="%5."/>
+      <w:lvlJc w:val="left"/>
+      <w:pPr>
+        <w:ind w:left="3600" w:hanging="360"/>
+      </w:pPr>
+      <w:rPr>
+        <w:u w:val="none"/>
+      </w:rPr>
+    </w:lvl>
+    <w:lvl w:ilvl="5">
+      <w:start w:val="1"/>
+      <w:numFmt w:val="lowerRoman"/>
+      <w:lvlText w:val="%6."/>
+      <w:lvlJc w:val="left"/>
+      <w:pPr>
+        <w:ind w:left="4320" w:hanging="360"/>
+      </w:pPr>
+      <w:rPr>
+        <w:u w:val="none"/>
+      </w:rPr>
+    </w:lvl>
+    <w:lvl w:ilvl="6">
+      <w:start w:val="1"/>
+      <w:numFmt w:val="decimal"/>
+      <w:lvlText w:val="%7."/>
+      <w:lvlJc w:val="left"/>
+      <w:pPr>
+        <w:ind w:left="5040" w:hanging="360"/>
+      </w:pPr>
+      <w:rPr>
+        <w:u w:val="none"/>
+      </w:rPr>
+    </w:lvl>
+    <w:lvl w:ilvl="7">
+      <w:start w:val="1"/>
+      <w:numFmt w:val="lowerLetter"/>
+      <w:lvlText w:val="%8."/>
+      <w:lvlJc w:val="left"/>
+      <w:pPr>
+        <w:ind w:left="5760" w:hanging="360"/>
+      </w:pPr>
+      <w:rPr>
+        <w:u w:val="none"/>
+      </w:rPr>
+    </w:lvl>
+    <w:lvl w:ilvl="8">
+      <w:start w:val="1"/>
+      <w:numFmt w:val="lowerRoman"/>
+      <w:lvlText w:val="%9."/>
+      <w:lvlJc w:val="left"/>
+      <w:pPr>
+        <w:ind w:left="6480" w:hanging="360"/>
+      </w:pPr>
+      <w:rPr>
+        <w:u w:val="none"/>
+      </w:rPr>
+    </w:lvl>
+  </w:abstractNum>
+  <w:abstractNum w:abstractNumId="4" w15:restartNumberingAfterBreak="0">
+    <w:nsid w:val="36284A17"/>
     <w:multiLevelType w:val="hybridMultilevel"/>
-    <w:tmpl w:val="B8763456"/>
+    <w:tmpl w:val="3AE274E6"/>
     <w:lvl w:ilvl="0" w:tplc="04190001">
       <w:start w:val="1"/>
       <w:numFmt w:val="bullet"/>
@@ -7072,462 +7316,10 @@
       </w:rPr>
     </w:lvl>
   </w:abstractNum>
-  <w:abstractNum w:abstractNumId="3" w15:restartNumberingAfterBreak="0">
-    <w:nsid w:val="20C903F7"/>
-    <w:multiLevelType w:val="multilevel"/>
-    <w:tmpl w:val="7D743D82"/>
-    <w:lvl w:ilvl="0">
-      <w:start w:val="1"/>
-      <w:numFmt w:val="bullet"/>
-      <w:lvlText w:val="●"/>
-      <w:lvlJc w:val="left"/>
-      <w:pPr>
-        <w:ind w:left="720" w:hanging="360"/>
-      </w:pPr>
-      <w:rPr>
-        <w:u w:val="none"/>
-      </w:rPr>
-    </w:lvl>
-    <w:lvl w:ilvl="1">
-      <w:start w:val="1"/>
-      <w:numFmt w:val="bullet"/>
-      <w:lvlText w:val="○"/>
-      <w:lvlJc w:val="left"/>
-      <w:pPr>
-        <w:ind w:left="1440" w:hanging="360"/>
-      </w:pPr>
-      <w:rPr>
-        <w:u w:val="none"/>
-      </w:rPr>
-    </w:lvl>
-    <w:lvl w:ilvl="2">
-      <w:start w:val="1"/>
-      <w:numFmt w:val="bullet"/>
-      <w:lvlText w:val="■"/>
-      <w:lvlJc w:val="left"/>
-      <w:pPr>
-        <w:ind w:left="2160" w:hanging="360"/>
-      </w:pPr>
-      <w:rPr>
-        <w:u w:val="none"/>
-      </w:rPr>
-    </w:lvl>
-    <w:lvl w:ilvl="3">
-      <w:start w:val="1"/>
-      <w:numFmt w:val="bullet"/>
-      <w:lvlText w:val="●"/>
-      <w:lvlJc w:val="left"/>
-      <w:pPr>
-        <w:ind w:left="2880" w:hanging="360"/>
-      </w:pPr>
-      <w:rPr>
-        <w:u w:val="none"/>
-      </w:rPr>
-    </w:lvl>
-    <w:lvl w:ilvl="4">
-      <w:start w:val="1"/>
-      <w:numFmt w:val="bullet"/>
-      <w:lvlText w:val="○"/>
-      <w:lvlJc w:val="left"/>
-      <w:pPr>
-        <w:ind w:left="3600" w:hanging="360"/>
-      </w:pPr>
-      <w:rPr>
-        <w:u w:val="none"/>
-      </w:rPr>
-    </w:lvl>
-    <w:lvl w:ilvl="5">
-      <w:start w:val="1"/>
-      <w:numFmt w:val="bullet"/>
-      <w:lvlText w:val="■"/>
-      <w:lvlJc w:val="left"/>
-      <w:pPr>
-        <w:ind w:left="4320" w:hanging="360"/>
-      </w:pPr>
-      <w:rPr>
-        <w:u w:val="none"/>
-      </w:rPr>
-    </w:lvl>
-    <w:lvl w:ilvl="6">
-      <w:start w:val="1"/>
-      <w:numFmt w:val="bullet"/>
-      <w:lvlText w:val="●"/>
-      <w:lvlJc w:val="left"/>
-      <w:pPr>
-        <w:ind w:left="5040" w:hanging="360"/>
-      </w:pPr>
-      <w:rPr>
-        <w:u w:val="none"/>
-      </w:rPr>
-    </w:lvl>
-    <w:lvl w:ilvl="7">
-      <w:start w:val="1"/>
-      <w:numFmt w:val="bullet"/>
-      <w:lvlText w:val="○"/>
-      <w:lvlJc w:val="left"/>
-      <w:pPr>
-        <w:ind w:left="5760" w:hanging="360"/>
-      </w:pPr>
-      <w:rPr>
-        <w:u w:val="none"/>
-      </w:rPr>
-    </w:lvl>
-    <w:lvl w:ilvl="8">
-      <w:start w:val="1"/>
-      <w:numFmt w:val="bullet"/>
-      <w:lvlText w:val="■"/>
-      <w:lvlJc w:val="left"/>
-      <w:pPr>
-        <w:ind w:left="6480" w:hanging="360"/>
-      </w:pPr>
-      <w:rPr>
-        <w:u w:val="none"/>
-      </w:rPr>
-    </w:lvl>
-  </w:abstractNum>
-  <w:abstractNum w:abstractNumId="4" w15:restartNumberingAfterBreak="0">
-    <w:nsid w:val="220D169A"/>
-    <w:multiLevelType w:val="multilevel"/>
-    <w:tmpl w:val="82102AA6"/>
-    <w:lvl w:ilvl="0">
-      <w:start w:val="1"/>
-      <w:numFmt w:val="bullet"/>
-      <w:lvlText w:val="●"/>
-      <w:lvlJc w:val="left"/>
-      <w:pPr>
-        <w:ind w:left="720" w:hanging="360"/>
-      </w:pPr>
-      <w:rPr>
-        <w:u w:val="none"/>
-      </w:rPr>
-    </w:lvl>
-    <w:lvl w:ilvl="1">
-      <w:start w:val="1"/>
-      <w:numFmt w:val="bullet"/>
-      <w:lvlText w:val="○"/>
-      <w:lvlJc w:val="left"/>
-      <w:pPr>
-        <w:ind w:left="1440" w:hanging="360"/>
-      </w:pPr>
-      <w:rPr>
-        <w:u w:val="none"/>
-      </w:rPr>
-    </w:lvl>
-    <w:lvl w:ilvl="2">
-      <w:start w:val="1"/>
-      <w:numFmt w:val="bullet"/>
-      <w:lvlText w:val="■"/>
-      <w:lvlJc w:val="left"/>
-      <w:pPr>
-        <w:ind w:left="2160" w:hanging="360"/>
-      </w:pPr>
-      <w:rPr>
-        <w:u w:val="none"/>
-      </w:rPr>
-    </w:lvl>
-    <w:lvl w:ilvl="3">
-      <w:start w:val="1"/>
-      <w:numFmt w:val="bullet"/>
-      <w:lvlText w:val="●"/>
-      <w:lvlJc w:val="left"/>
-      <w:pPr>
-        <w:ind w:left="2880" w:hanging="360"/>
-      </w:pPr>
-      <w:rPr>
-        <w:u w:val="none"/>
-      </w:rPr>
-    </w:lvl>
-    <w:lvl w:ilvl="4">
-      <w:start w:val="1"/>
-      <w:numFmt w:val="bullet"/>
-      <w:lvlText w:val="○"/>
-      <w:lvlJc w:val="left"/>
-      <w:pPr>
-        <w:ind w:left="3600" w:hanging="360"/>
-      </w:pPr>
-      <w:rPr>
-        <w:u w:val="none"/>
-      </w:rPr>
-    </w:lvl>
-    <w:lvl w:ilvl="5">
-      <w:start w:val="1"/>
-      <w:numFmt w:val="bullet"/>
-      <w:lvlText w:val="■"/>
-      <w:lvlJc w:val="left"/>
-      <w:pPr>
-        <w:ind w:left="4320" w:hanging="360"/>
-      </w:pPr>
-      <w:rPr>
-        <w:u w:val="none"/>
-      </w:rPr>
-    </w:lvl>
-    <w:lvl w:ilvl="6">
-      <w:start w:val="1"/>
-      <w:numFmt w:val="bullet"/>
-      <w:lvlText w:val="●"/>
-      <w:lvlJc w:val="left"/>
-      <w:pPr>
-        <w:ind w:left="5040" w:hanging="360"/>
-      </w:pPr>
-      <w:rPr>
-        <w:u w:val="none"/>
-      </w:rPr>
-    </w:lvl>
-    <w:lvl w:ilvl="7">
-      <w:start w:val="1"/>
-      <w:numFmt w:val="bullet"/>
-      <w:lvlText w:val="○"/>
-      <w:lvlJc w:val="left"/>
-      <w:pPr>
-        <w:ind w:left="5760" w:hanging="360"/>
-      </w:pPr>
-      <w:rPr>
-        <w:u w:val="none"/>
-      </w:rPr>
-    </w:lvl>
-    <w:lvl w:ilvl="8">
-      <w:start w:val="1"/>
-      <w:numFmt w:val="bullet"/>
-      <w:lvlText w:val="■"/>
-      <w:lvlJc w:val="left"/>
-      <w:pPr>
-        <w:ind w:left="6480" w:hanging="360"/>
-      </w:pPr>
-      <w:rPr>
-        <w:u w:val="none"/>
-      </w:rPr>
-    </w:lvl>
-  </w:abstractNum>
   <w:abstractNum w:abstractNumId="5" w15:restartNumberingAfterBreak="0">
-    <w:nsid w:val="26860FA6"/>
-    <w:multiLevelType w:val="multilevel"/>
-    <w:tmpl w:val="3278722E"/>
-    <w:lvl w:ilvl="0">
-      <w:start w:val="1"/>
-      <w:numFmt w:val="bullet"/>
-      <w:lvlText w:val="●"/>
-      <w:lvlJc w:val="left"/>
-      <w:pPr>
-        <w:ind w:left="720" w:hanging="360"/>
-      </w:pPr>
-      <w:rPr>
-        <w:u w:val="none"/>
-      </w:rPr>
-    </w:lvl>
-    <w:lvl w:ilvl="1">
-      <w:start w:val="1"/>
-      <w:numFmt w:val="bullet"/>
-      <w:lvlText w:val="○"/>
-      <w:lvlJc w:val="left"/>
-      <w:pPr>
-        <w:ind w:left="1440" w:hanging="360"/>
-      </w:pPr>
-      <w:rPr>
-        <w:u w:val="none"/>
-      </w:rPr>
-    </w:lvl>
-    <w:lvl w:ilvl="2">
-      <w:start w:val="1"/>
-      <w:numFmt w:val="bullet"/>
-      <w:lvlText w:val="■"/>
-      <w:lvlJc w:val="left"/>
-      <w:pPr>
-        <w:ind w:left="2160" w:hanging="360"/>
-      </w:pPr>
-      <w:rPr>
-        <w:u w:val="none"/>
-      </w:rPr>
-    </w:lvl>
-    <w:lvl w:ilvl="3">
-      <w:start w:val="1"/>
-      <w:numFmt w:val="bullet"/>
-      <w:lvlText w:val="●"/>
-      <w:lvlJc w:val="left"/>
-      <w:pPr>
-        <w:ind w:left="2880" w:hanging="360"/>
-      </w:pPr>
-      <w:rPr>
-        <w:u w:val="none"/>
-      </w:rPr>
-    </w:lvl>
-    <w:lvl w:ilvl="4">
-      <w:start w:val="1"/>
-      <w:numFmt w:val="bullet"/>
-      <w:lvlText w:val="○"/>
-      <w:lvlJc w:val="left"/>
-      <w:pPr>
-        <w:ind w:left="3600" w:hanging="360"/>
-      </w:pPr>
-      <w:rPr>
-        <w:u w:val="none"/>
-      </w:rPr>
-    </w:lvl>
-    <w:lvl w:ilvl="5">
-      <w:start w:val="1"/>
-      <w:numFmt w:val="bullet"/>
-      <w:lvlText w:val="■"/>
-      <w:lvlJc w:val="left"/>
-      <w:pPr>
-        <w:ind w:left="4320" w:hanging="360"/>
-      </w:pPr>
-      <w:rPr>
-        <w:u w:val="none"/>
-      </w:rPr>
-    </w:lvl>
-    <w:lvl w:ilvl="6">
-      <w:start w:val="1"/>
-      <w:numFmt w:val="bullet"/>
-      <w:lvlText w:val="●"/>
-      <w:lvlJc w:val="left"/>
-      <w:pPr>
-        <w:ind w:left="5040" w:hanging="360"/>
-      </w:pPr>
-      <w:rPr>
-        <w:u w:val="none"/>
-      </w:rPr>
-    </w:lvl>
-    <w:lvl w:ilvl="7">
-      <w:start w:val="1"/>
-      <w:numFmt w:val="bullet"/>
-      <w:lvlText w:val="○"/>
-      <w:lvlJc w:val="left"/>
-      <w:pPr>
-        <w:ind w:left="5760" w:hanging="360"/>
-      </w:pPr>
-      <w:rPr>
-        <w:u w:val="none"/>
-      </w:rPr>
-    </w:lvl>
-    <w:lvl w:ilvl="8">
-      <w:start w:val="1"/>
-      <w:numFmt w:val="bullet"/>
-      <w:lvlText w:val="■"/>
-      <w:lvlJc w:val="left"/>
-      <w:pPr>
-        <w:ind w:left="6480" w:hanging="360"/>
-      </w:pPr>
-      <w:rPr>
-        <w:u w:val="none"/>
-      </w:rPr>
-    </w:lvl>
-  </w:abstractNum>
-  <w:abstractNum w:abstractNumId="6" w15:restartNumberingAfterBreak="0">
-    <w:nsid w:val="35F41B36"/>
-    <w:multiLevelType w:val="multilevel"/>
-    <w:tmpl w:val="32A0AA74"/>
-    <w:lvl w:ilvl="0">
-      <w:start w:val="1"/>
-      <w:numFmt w:val="decimal"/>
-      <w:lvlText w:val="%1."/>
-      <w:lvlJc w:val="left"/>
-      <w:pPr>
-        <w:ind w:left="720" w:hanging="360"/>
-      </w:pPr>
-      <w:rPr>
-        <w:u w:val="none"/>
-      </w:rPr>
-    </w:lvl>
-    <w:lvl w:ilvl="1">
-      <w:start w:val="1"/>
-      <w:numFmt w:val="lowerLetter"/>
-      <w:lvlText w:val="%2."/>
-      <w:lvlJc w:val="left"/>
-      <w:pPr>
-        <w:ind w:left="1440" w:hanging="360"/>
-      </w:pPr>
-      <w:rPr>
-        <w:u w:val="none"/>
-      </w:rPr>
-    </w:lvl>
-    <w:lvl w:ilvl="2">
-      <w:start w:val="1"/>
-      <w:numFmt w:val="lowerRoman"/>
-      <w:lvlText w:val="%3."/>
-      <w:lvlJc w:val="left"/>
-      <w:pPr>
-        <w:ind w:left="2160" w:hanging="360"/>
-      </w:pPr>
-      <w:rPr>
-        <w:u w:val="none"/>
-      </w:rPr>
-    </w:lvl>
-    <w:lvl w:ilvl="3">
-      <w:start w:val="1"/>
-      <w:numFmt w:val="decimal"/>
-      <w:lvlText w:val="%4."/>
-      <w:lvlJc w:val="left"/>
-      <w:pPr>
-        <w:ind w:left="2880" w:hanging="360"/>
-      </w:pPr>
-      <w:rPr>
-        <w:u w:val="none"/>
-      </w:rPr>
-    </w:lvl>
-    <w:lvl w:ilvl="4">
-      <w:start w:val="1"/>
-      <w:numFmt w:val="lowerLetter"/>
-      <w:lvlText w:val="%5."/>
-      <w:lvlJc w:val="left"/>
-      <w:pPr>
-        <w:ind w:left="3600" w:hanging="360"/>
-      </w:pPr>
-      <w:rPr>
-        <w:u w:val="none"/>
-      </w:rPr>
-    </w:lvl>
-    <w:lvl w:ilvl="5">
-      <w:start w:val="1"/>
-      <w:numFmt w:val="lowerRoman"/>
-      <w:lvlText w:val="%6."/>
-      <w:lvlJc w:val="left"/>
-      <w:pPr>
-        <w:ind w:left="4320" w:hanging="360"/>
-      </w:pPr>
-      <w:rPr>
-        <w:u w:val="none"/>
-      </w:rPr>
-    </w:lvl>
-    <w:lvl w:ilvl="6">
-      <w:start w:val="1"/>
-      <w:numFmt w:val="decimal"/>
-      <w:lvlText w:val="%7."/>
-      <w:lvlJc w:val="left"/>
-      <w:pPr>
-        <w:ind w:left="5040" w:hanging="360"/>
-      </w:pPr>
-      <w:rPr>
-        <w:u w:val="none"/>
-      </w:rPr>
-    </w:lvl>
-    <w:lvl w:ilvl="7">
-      <w:start w:val="1"/>
-      <w:numFmt w:val="lowerLetter"/>
-      <w:lvlText w:val="%8."/>
-      <w:lvlJc w:val="left"/>
-      <w:pPr>
-        <w:ind w:left="5760" w:hanging="360"/>
-      </w:pPr>
-      <w:rPr>
-        <w:u w:val="none"/>
-      </w:rPr>
-    </w:lvl>
-    <w:lvl w:ilvl="8">
-      <w:start w:val="1"/>
-      <w:numFmt w:val="lowerRoman"/>
-      <w:lvlText w:val="%9."/>
-      <w:lvlJc w:val="left"/>
-      <w:pPr>
-        <w:ind w:left="6480" w:hanging="360"/>
-      </w:pPr>
-      <w:rPr>
-        <w:u w:val="none"/>
-      </w:rPr>
-    </w:lvl>
-  </w:abstractNum>
-  <w:abstractNum w:abstractNumId="7" w15:restartNumberingAfterBreak="0">
-    <w:nsid w:val="36284A17"/>
+    <w:nsid w:val="47682FC9"/>
     <w:multiLevelType w:val="hybridMultilevel"/>
-    <w:tmpl w:val="3AE274E6"/>
+    <w:tmpl w:val="D1BCB8D6"/>
     <w:lvl w:ilvl="0" w:tplc="04190001">
       <w:start w:val="1"/>
       <w:numFmt w:val="bullet"/>
@@ -7637,10 +7429,236 @@
       </w:rPr>
     </w:lvl>
   </w:abstractNum>
+  <w:abstractNum w:abstractNumId="6" w15:restartNumberingAfterBreak="0">
+    <w:nsid w:val="48B57AA6"/>
+    <w:multiLevelType w:val="multilevel"/>
+    <w:tmpl w:val="05ACFC16"/>
+    <w:lvl w:ilvl="0">
+      <w:start w:val="1"/>
+      <w:numFmt w:val="bullet"/>
+      <w:lvlText w:val="-"/>
+      <w:lvlJc w:val="left"/>
+      <w:pPr>
+        <w:ind w:left="720" w:hanging="360"/>
+      </w:pPr>
+      <w:rPr>
+        <w:u w:val="none"/>
+      </w:rPr>
+    </w:lvl>
+    <w:lvl w:ilvl="1">
+      <w:start w:val="1"/>
+      <w:numFmt w:val="bullet"/>
+      <w:lvlText w:val="-"/>
+      <w:lvlJc w:val="left"/>
+      <w:pPr>
+        <w:ind w:left="1440" w:hanging="360"/>
+      </w:pPr>
+      <w:rPr>
+        <w:u w:val="none"/>
+      </w:rPr>
+    </w:lvl>
+    <w:lvl w:ilvl="2">
+      <w:start w:val="1"/>
+      <w:numFmt w:val="bullet"/>
+      <w:lvlText w:val="-"/>
+      <w:lvlJc w:val="left"/>
+      <w:pPr>
+        <w:ind w:left="2160" w:hanging="360"/>
+      </w:pPr>
+      <w:rPr>
+        <w:u w:val="none"/>
+      </w:rPr>
+    </w:lvl>
+    <w:lvl w:ilvl="3">
+      <w:start w:val="1"/>
+      <w:numFmt w:val="bullet"/>
+      <w:lvlText w:val="-"/>
+      <w:lvlJc w:val="left"/>
+      <w:pPr>
+        <w:ind w:left="2880" w:hanging="360"/>
+      </w:pPr>
+      <w:rPr>
+        <w:u w:val="none"/>
+      </w:rPr>
+    </w:lvl>
+    <w:lvl w:ilvl="4">
+      <w:start w:val="1"/>
+      <w:numFmt w:val="bullet"/>
+      <w:lvlText w:val="-"/>
+      <w:lvlJc w:val="left"/>
+      <w:pPr>
+        <w:ind w:left="3600" w:hanging="360"/>
+      </w:pPr>
+      <w:rPr>
+        <w:u w:val="none"/>
+      </w:rPr>
+    </w:lvl>
+    <w:lvl w:ilvl="5">
+      <w:start w:val="1"/>
+      <w:numFmt w:val="bullet"/>
+      <w:lvlText w:val="-"/>
+      <w:lvlJc w:val="left"/>
+      <w:pPr>
+        <w:ind w:left="4320" w:hanging="360"/>
+      </w:pPr>
+      <w:rPr>
+        <w:u w:val="none"/>
+      </w:rPr>
+    </w:lvl>
+    <w:lvl w:ilvl="6">
+      <w:start w:val="1"/>
+      <w:numFmt w:val="bullet"/>
+      <w:lvlText w:val="-"/>
+      <w:lvlJc w:val="left"/>
+      <w:pPr>
+        <w:ind w:left="5040" w:hanging="360"/>
+      </w:pPr>
+      <w:rPr>
+        <w:u w:val="none"/>
+      </w:rPr>
+    </w:lvl>
+    <w:lvl w:ilvl="7">
+      <w:start w:val="1"/>
+      <w:numFmt w:val="bullet"/>
+      <w:lvlText w:val="-"/>
+      <w:lvlJc w:val="left"/>
+      <w:pPr>
+        <w:ind w:left="5760" w:hanging="360"/>
+      </w:pPr>
+      <w:rPr>
+        <w:u w:val="none"/>
+      </w:rPr>
+    </w:lvl>
+    <w:lvl w:ilvl="8">
+      <w:start w:val="1"/>
+      <w:numFmt w:val="bullet"/>
+      <w:lvlText w:val="-"/>
+      <w:lvlJc w:val="left"/>
+      <w:pPr>
+        <w:ind w:left="6480" w:hanging="360"/>
+      </w:pPr>
+      <w:rPr>
+        <w:u w:val="none"/>
+      </w:rPr>
+    </w:lvl>
+  </w:abstractNum>
+  <w:abstractNum w:abstractNumId="7" w15:restartNumberingAfterBreak="0">
+    <w:nsid w:val="5A7C19D2"/>
+    <w:multiLevelType w:val="multilevel"/>
+    <w:tmpl w:val="84CAB206"/>
+    <w:lvl w:ilvl="0">
+      <w:start w:val="1"/>
+      <w:numFmt w:val="bullet"/>
+      <w:lvlText w:val="-"/>
+      <w:lvlJc w:val="left"/>
+      <w:pPr>
+        <w:ind w:left="720" w:hanging="360"/>
+      </w:pPr>
+      <w:rPr>
+        <w:u w:val="none"/>
+      </w:rPr>
+    </w:lvl>
+    <w:lvl w:ilvl="1">
+      <w:start w:val="1"/>
+      <w:numFmt w:val="bullet"/>
+      <w:lvlText w:val="-"/>
+      <w:lvlJc w:val="left"/>
+      <w:pPr>
+        <w:ind w:left="1440" w:hanging="360"/>
+      </w:pPr>
+      <w:rPr>
+        <w:u w:val="none"/>
+      </w:rPr>
+    </w:lvl>
+    <w:lvl w:ilvl="2">
+      <w:start w:val="1"/>
+      <w:numFmt w:val="bullet"/>
+      <w:lvlText w:val="-"/>
+      <w:lvlJc w:val="left"/>
+      <w:pPr>
+        <w:ind w:left="2160" w:hanging="360"/>
+      </w:pPr>
+      <w:rPr>
+        <w:u w:val="none"/>
+      </w:rPr>
+    </w:lvl>
+    <w:lvl w:ilvl="3">
+      <w:start w:val="1"/>
+      <w:numFmt w:val="bullet"/>
+      <w:lvlText w:val="-"/>
+      <w:lvlJc w:val="left"/>
+      <w:pPr>
+        <w:ind w:left="2880" w:hanging="360"/>
+      </w:pPr>
+      <w:rPr>
+        <w:u w:val="none"/>
+      </w:rPr>
+    </w:lvl>
+    <w:lvl w:ilvl="4">
+      <w:start w:val="1"/>
+      <w:numFmt w:val="bullet"/>
+      <w:lvlText w:val="-"/>
+      <w:lvlJc w:val="left"/>
+      <w:pPr>
+        <w:ind w:left="3600" w:hanging="360"/>
+      </w:pPr>
+      <w:rPr>
+        <w:u w:val="none"/>
+      </w:rPr>
+    </w:lvl>
+    <w:lvl w:ilvl="5">
+      <w:start w:val="1"/>
+      <w:numFmt w:val="bullet"/>
+      <w:lvlText w:val="-"/>
+      <w:lvlJc w:val="left"/>
+      <w:pPr>
+        <w:ind w:left="4320" w:hanging="360"/>
+      </w:pPr>
+      <w:rPr>
+        <w:u w:val="none"/>
+      </w:rPr>
+    </w:lvl>
+    <w:lvl w:ilvl="6">
+      <w:start w:val="1"/>
+      <w:numFmt w:val="bullet"/>
+      <w:lvlText w:val="-"/>
+      <w:lvlJc w:val="left"/>
+      <w:pPr>
+        <w:ind w:left="5040" w:hanging="360"/>
+      </w:pPr>
+      <w:rPr>
+        <w:u w:val="none"/>
+      </w:rPr>
+    </w:lvl>
+    <w:lvl w:ilvl="7">
+      <w:start w:val="1"/>
+      <w:numFmt w:val="bullet"/>
+      <w:lvlText w:val="-"/>
+      <w:lvlJc w:val="left"/>
+      <w:pPr>
+        <w:ind w:left="5760" w:hanging="360"/>
+      </w:pPr>
+      <w:rPr>
+        <w:u w:val="none"/>
+      </w:rPr>
+    </w:lvl>
+    <w:lvl w:ilvl="8">
+      <w:start w:val="1"/>
+      <w:numFmt w:val="bullet"/>
+      <w:lvlText w:val="-"/>
+      <w:lvlJc w:val="left"/>
+      <w:pPr>
+        <w:ind w:left="6480" w:hanging="360"/>
+      </w:pPr>
+      <w:rPr>
+        <w:u w:val="none"/>
+      </w:rPr>
+    </w:lvl>
+  </w:abstractNum>
   <w:abstractNum w:abstractNumId="8" w15:restartNumberingAfterBreak="0">
-    <w:nsid w:val="47682FC9"/>
+    <w:nsid w:val="790E5A65"/>
     <w:multiLevelType w:val="hybridMultilevel"/>
-    <w:tmpl w:val="D1BCB8D6"/>
+    <w:tmpl w:val="187823EA"/>
     <w:lvl w:ilvl="0" w:tplc="04190001">
       <w:start w:val="1"/>
       <w:numFmt w:val="bullet"/>
@@ -7751,9 +7769,9 @@
     </w:lvl>
   </w:abstractNum>
   <w:abstractNum w:abstractNumId="9" w15:restartNumberingAfterBreak="0">
-    <w:nsid w:val="48B57AA6"/>
+    <w:nsid w:val="7A626576"/>
     <w:multiLevelType w:val="multilevel"/>
-    <w:tmpl w:val="05ACFC16"/>
+    <w:tmpl w:val="7F207704"/>
     <w:lvl w:ilvl="0">
       <w:start w:val="1"/>
       <w:numFmt w:val="bullet"/>
@@ -7863,1081 +7881,35 @@
       </w:rPr>
     </w:lvl>
   </w:abstractNum>
-  <w:abstractNum w:abstractNumId="10" w15:restartNumberingAfterBreak="0">
-    <w:nsid w:val="4AA32567"/>
-    <w:multiLevelType w:val="multilevel"/>
-    <w:tmpl w:val="63D2E9A4"/>
-    <w:lvl w:ilvl="0">
-      <w:start w:val="1"/>
-      <w:numFmt w:val="bullet"/>
-      <w:lvlText w:val="●"/>
-      <w:lvlJc w:val="left"/>
-      <w:pPr>
-        <w:ind w:left="720" w:hanging="360"/>
-      </w:pPr>
-      <w:rPr>
-        <w:sz w:val="24"/>
-        <w:szCs w:val="24"/>
-        <w:u w:val="none"/>
-      </w:rPr>
-    </w:lvl>
-    <w:lvl w:ilvl="1">
-      <w:start w:val="1"/>
-      <w:numFmt w:val="bullet"/>
-      <w:lvlText w:val="○"/>
-      <w:lvlJc w:val="left"/>
-      <w:pPr>
-        <w:ind w:left="1440" w:hanging="360"/>
-      </w:pPr>
-      <w:rPr>
-        <w:u w:val="none"/>
-      </w:rPr>
-    </w:lvl>
-    <w:lvl w:ilvl="2">
-      <w:start w:val="1"/>
-      <w:numFmt w:val="bullet"/>
-      <w:lvlText w:val="■"/>
-      <w:lvlJc w:val="left"/>
-      <w:pPr>
-        <w:ind w:left="2160" w:hanging="360"/>
-      </w:pPr>
-      <w:rPr>
-        <w:u w:val="none"/>
-      </w:rPr>
-    </w:lvl>
-    <w:lvl w:ilvl="3">
-      <w:start w:val="1"/>
-      <w:numFmt w:val="bullet"/>
-      <w:lvlText w:val="●"/>
-      <w:lvlJc w:val="left"/>
-      <w:pPr>
-        <w:ind w:left="2880" w:hanging="360"/>
-      </w:pPr>
-      <w:rPr>
-        <w:u w:val="none"/>
-      </w:rPr>
-    </w:lvl>
-    <w:lvl w:ilvl="4">
-      <w:start w:val="1"/>
-      <w:numFmt w:val="bullet"/>
-      <w:lvlText w:val="○"/>
-      <w:lvlJc w:val="left"/>
-      <w:pPr>
-        <w:ind w:left="3600" w:hanging="360"/>
-      </w:pPr>
-      <w:rPr>
-        <w:u w:val="none"/>
-      </w:rPr>
-    </w:lvl>
-    <w:lvl w:ilvl="5">
-      <w:start w:val="1"/>
-      <w:numFmt w:val="bullet"/>
-      <w:lvlText w:val="■"/>
-      <w:lvlJc w:val="left"/>
-      <w:pPr>
-        <w:ind w:left="4320" w:hanging="360"/>
-      </w:pPr>
-      <w:rPr>
-        <w:u w:val="none"/>
-      </w:rPr>
-    </w:lvl>
-    <w:lvl w:ilvl="6">
-      <w:start w:val="1"/>
-      <w:numFmt w:val="bullet"/>
-      <w:lvlText w:val="●"/>
-      <w:lvlJc w:val="left"/>
-      <w:pPr>
-        <w:ind w:left="5040" w:hanging="360"/>
-      </w:pPr>
-      <w:rPr>
-        <w:u w:val="none"/>
-      </w:rPr>
-    </w:lvl>
-    <w:lvl w:ilvl="7">
-      <w:start w:val="1"/>
-      <w:numFmt w:val="bullet"/>
-      <w:lvlText w:val="○"/>
-      <w:lvlJc w:val="left"/>
-      <w:pPr>
-        <w:ind w:left="5760" w:hanging="360"/>
-      </w:pPr>
-      <w:rPr>
-        <w:u w:val="none"/>
-      </w:rPr>
-    </w:lvl>
-    <w:lvl w:ilvl="8">
-      <w:start w:val="1"/>
-      <w:numFmt w:val="bullet"/>
-      <w:lvlText w:val="■"/>
-      <w:lvlJc w:val="left"/>
-      <w:pPr>
-        <w:ind w:left="6480" w:hanging="360"/>
-      </w:pPr>
-      <w:rPr>
-        <w:u w:val="none"/>
-      </w:rPr>
-    </w:lvl>
-  </w:abstractNum>
-  <w:abstractNum w:abstractNumId="11" w15:restartNumberingAfterBreak="0">
-    <w:nsid w:val="4ED3468E"/>
-    <w:multiLevelType w:val="multilevel"/>
-    <w:tmpl w:val="F0C0A0BE"/>
-    <w:lvl w:ilvl="0">
-      <w:start w:val="1"/>
-      <w:numFmt w:val="bullet"/>
-      <w:lvlText w:val="●"/>
-      <w:lvlJc w:val="left"/>
-      <w:pPr>
-        <w:ind w:left="720" w:hanging="360"/>
-      </w:pPr>
-      <w:rPr>
-        <w:u w:val="none"/>
-      </w:rPr>
-    </w:lvl>
-    <w:lvl w:ilvl="1">
-      <w:start w:val="1"/>
-      <w:numFmt w:val="bullet"/>
-      <w:lvlText w:val="○"/>
-      <w:lvlJc w:val="left"/>
-      <w:pPr>
-        <w:ind w:left="1440" w:hanging="360"/>
-      </w:pPr>
-      <w:rPr>
-        <w:u w:val="none"/>
-      </w:rPr>
-    </w:lvl>
-    <w:lvl w:ilvl="2">
-      <w:start w:val="1"/>
-      <w:numFmt w:val="bullet"/>
-      <w:lvlText w:val="■"/>
-      <w:lvlJc w:val="left"/>
-      <w:pPr>
-        <w:ind w:left="2160" w:hanging="360"/>
-      </w:pPr>
-      <w:rPr>
-        <w:u w:val="none"/>
-      </w:rPr>
-    </w:lvl>
-    <w:lvl w:ilvl="3">
-      <w:start w:val="1"/>
-      <w:numFmt w:val="bullet"/>
-      <w:lvlText w:val="●"/>
-      <w:lvlJc w:val="left"/>
-      <w:pPr>
-        <w:ind w:left="2880" w:hanging="360"/>
-      </w:pPr>
-      <w:rPr>
-        <w:u w:val="none"/>
-      </w:rPr>
-    </w:lvl>
-    <w:lvl w:ilvl="4">
-      <w:start w:val="1"/>
-      <w:numFmt w:val="bullet"/>
-      <w:lvlText w:val="○"/>
-      <w:lvlJc w:val="left"/>
-      <w:pPr>
-        <w:ind w:left="3600" w:hanging="360"/>
-      </w:pPr>
-      <w:rPr>
-        <w:u w:val="none"/>
-      </w:rPr>
-    </w:lvl>
-    <w:lvl w:ilvl="5">
-      <w:start w:val="1"/>
-      <w:numFmt w:val="bullet"/>
-      <w:lvlText w:val="■"/>
-      <w:lvlJc w:val="left"/>
-      <w:pPr>
-        <w:ind w:left="4320" w:hanging="360"/>
-      </w:pPr>
-      <w:rPr>
-        <w:u w:val="none"/>
-      </w:rPr>
-    </w:lvl>
-    <w:lvl w:ilvl="6">
-      <w:start w:val="1"/>
-      <w:numFmt w:val="bullet"/>
-      <w:lvlText w:val="●"/>
-      <w:lvlJc w:val="left"/>
-      <w:pPr>
-        <w:ind w:left="5040" w:hanging="360"/>
-      </w:pPr>
-      <w:rPr>
-        <w:u w:val="none"/>
-      </w:rPr>
-    </w:lvl>
-    <w:lvl w:ilvl="7">
-      <w:start w:val="1"/>
-      <w:numFmt w:val="bullet"/>
-      <w:lvlText w:val="○"/>
-      <w:lvlJc w:val="left"/>
-      <w:pPr>
-        <w:ind w:left="5760" w:hanging="360"/>
-      </w:pPr>
-      <w:rPr>
-        <w:u w:val="none"/>
-      </w:rPr>
-    </w:lvl>
-    <w:lvl w:ilvl="8">
-      <w:start w:val="1"/>
-      <w:numFmt w:val="bullet"/>
-      <w:lvlText w:val="■"/>
-      <w:lvlJc w:val="left"/>
-      <w:pPr>
-        <w:ind w:left="6480" w:hanging="360"/>
-      </w:pPr>
-      <w:rPr>
-        <w:u w:val="none"/>
-      </w:rPr>
-    </w:lvl>
-  </w:abstractNum>
-  <w:abstractNum w:abstractNumId="12" w15:restartNumberingAfterBreak="0">
-    <w:nsid w:val="5A7C19D2"/>
-    <w:multiLevelType w:val="multilevel"/>
-    <w:tmpl w:val="84CAB206"/>
-    <w:lvl w:ilvl="0">
-      <w:start w:val="1"/>
-      <w:numFmt w:val="bullet"/>
-      <w:lvlText w:val="-"/>
-      <w:lvlJc w:val="left"/>
-      <w:pPr>
-        <w:ind w:left="720" w:hanging="360"/>
-      </w:pPr>
-      <w:rPr>
-        <w:u w:val="none"/>
-      </w:rPr>
-    </w:lvl>
-    <w:lvl w:ilvl="1">
-      <w:start w:val="1"/>
-      <w:numFmt w:val="bullet"/>
-      <w:lvlText w:val="-"/>
-      <w:lvlJc w:val="left"/>
-      <w:pPr>
-        <w:ind w:left="1440" w:hanging="360"/>
-      </w:pPr>
-      <w:rPr>
-        <w:u w:val="none"/>
-      </w:rPr>
-    </w:lvl>
-    <w:lvl w:ilvl="2">
-      <w:start w:val="1"/>
-      <w:numFmt w:val="bullet"/>
-      <w:lvlText w:val="-"/>
-      <w:lvlJc w:val="left"/>
-      <w:pPr>
-        <w:ind w:left="2160" w:hanging="360"/>
-      </w:pPr>
-      <w:rPr>
-        <w:u w:val="none"/>
-      </w:rPr>
-    </w:lvl>
-    <w:lvl w:ilvl="3">
-      <w:start w:val="1"/>
-      <w:numFmt w:val="bullet"/>
-      <w:lvlText w:val="-"/>
-      <w:lvlJc w:val="left"/>
-      <w:pPr>
-        <w:ind w:left="2880" w:hanging="360"/>
-      </w:pPr>
-      <w:rPr>
-        <w:u w:val="none"/>
-      </w:rPr>
-    </w:lvl>
-    <w:lvl w:ilvl="4">
-      <w:start w:val="1"/>
-      <w:numFmt w:val="bullet"/>
-      <w:lvlText w:val="-"/>
-      <w:lvlJc w:val="left"/>
-      <w:pPr>
-        <w:ind w:left="3600" w:hanging="360"/>
-      </w:pPr>
-      <w:rPr>
-        <w:u w:val="none"/>
-      </w:rPr>
-    </w:lvl>
-    <w:lvl w:ilvl="5">
-      <w:start w:val="1"/>
-      <w:numFmt w:val="bullet"/>
-      <w:lvlText w:val="-"/>
-      <w:lvlJc w:val="left"/>
-      <w:pPr>
-        <w:ind w:left="4320" w:hanging="360"/>
-      </w:pPr>
-      <w:rPr>
-        <w:u w:val="none"/>
-      </w:rPr>
-    </w:lvl>
-    <w:lvl w:ilvl="6">
-      <w:start w:val="1"/>
-      <w:numFmt w:val="bullet"/>
-      <w:lvlText w:val="-"/>
-      <w:lvlJc w:val="left"/>
-      <w:pPr>
-        <w:ind w:left="5040" w:hanging="360"/>
-      </w:pPr>
-      <w:rPr>
-        <w:u w:val="none"/>
-      </w:rPr>
-    </w:lvl>
-    <w:lvl w:ilvl="7">
-      <w:start w:val="1"/>
-      <w:numFmt w:val="bullet"/>
-      <w:lvlText w:val="-"/>
-      <w:lvlJc w:val="left"/>
-      <w:pPr>
-        <w:ind w:left="5760" w:hanging="360"/>
-      </w:pPr>
-      <w:rPr>
-        <w:u w:val="none"/>
-      </w:rPr>
-    </w:lvl>
-    <w:lvl w:ilvl="8">
-      <w:start w:val="1"/>
-      <w:numFmt w:val="bullet"/>
-      <w:lvlText w:val="-"/>
-      <w:lvlJc w:val="left"/>
-      <w:pPr>
-        <w:ind w:left="6480" w:hanging="360"/>
-      </w:pPr>
-      <w:rPr>
-        <w:u w:val="none"/>
-      </w:rPr>
-    </w:lvl>
-  </w:abstractNum>
-  <w:abstractNum w:abstractNumId="13" w15:restartNumberingAfterBreak="0">
-    <w:nsid w:val="6611728C"/>
-    <w:multiLevelType w:val="multilevel"/>
-    <w:tmpl w:val="6AE66B76"/>
-    <w:lvl w:ilvl="0">
-      <w:start w:val="1"/>
-      <w:numFmt w:val="bullet"/>
-      <w:lvlText w:val="●"/>
-      <w:lvlJc w:val="left"/>
-      <w:pPr>
-        <w:ind w:left="720" w:hanging="360"/>
-      </w:pPr>
-      <w:rPr>
-        <w:u w:val="none"/>
-      </w:rPr>
-    </w:lvl>
-    <w:lvl w:ilvl="1">
-      <w:start w:val="1"/>
-      <w:numFmt w:val="bullet"/>
-      <w:lvlText w:val="○"/>
-      <w:lvlJc w:val="left"/>
-      <w:pPr>
-        <w:ind w:left="1440" w:hanging="360"/>
-      </w:pPr>
-      <w:rPr>
-        <w:u w:val="none"/>
-      </w:rPr>
-    </w:lvl>
-    <w:lvl w:ilvl="2">
-      <w:start w:val="1"/>
-      <w:numFmt w:val="bullet"/>
-      <w:lvlText w:val="■"/>
-      <w:lvlJc w:val="left"/>
-      <w:pPr>
-        <w:ind w:left="2160" w:hanging="360"/>
-      </w:pPr>
-      <w:rPr>
-        <w:u w:val="none"/>
-      </w:rPr>
-    </w:lvl>
-    <w:lvl w:ilvl="3">
-      <w:start w:val="1"/>
-      <w:numFmt w:val="bullet"/>
-      <w:lvlText w:val="●"/>
-      <w:lvlJc w:val="left"/>
-      <w:pPr>
-        <w:ind w:left="2880" w:hanging="360"/>
-      </w:pPr>
-      <w:rPr>
-        <w:u w:val="none"/>
-      </w:rPr>
-    </w:lvl>
-    <w:lvl w:ilvl="4">
-      <w:start w:val="1"/>
-      <w:numFmt w:val="bullet"/>
-      <w:lvlText w:val="○"/>
-      <w:lvlJc w:val="left"/>
-      <w:pPr>
-        <w:ind w:left="3600" w:hanging="360"/>
-      </w:pPr>
-      <w:rPr>
-        <w:u w:val="none"/>
-      </w:rPr>
-    </w:lvl>
-    <w:lvl w:ilvl="5">
-      <w:start w:val="1"/>
-      <w:numFmt w:val="bullet"/>
-      <w:lvlText w:val="■"/>
-      <w:lvlJc w:val="left"/>
-      <w:pPr>
-        <w:ind w:left="4320" w:hanging="360"/>
-      </w:pPr>
-      <w:rPr>
-        <w:u w:val="none"/>
-      </w:rPr>
-    </w:lvl>
-    <w:lvl w:ilvl="6">
-      <w:start w:val="1"/>
-      <w:numFmt w:val="bullet"/>
-      <w:lvlText w:val="●"/>
-      <w:lvlJc w:val="left"/>
-      <w:pPr>
-        <w:ind w:left="5040" w:hanging="360"/>
-      </w:pPr>
-      <w:rPr>
-        <w:u w:val="none"/>
-      </w:rPr>
-    </w:lvl>
-    <w:lvl w:ilvl="7">
-      <w:start w:val="1"/>
-      <w:numFmt w:val="bullet"/>
-      <w:lvlText w:val="○"/>
-      <w:lvlJc w:val="left"/>
-      <w:pPr>
-        <w:ind w:left="5760" w:hanging="360"/>
-      </w:pPr>
-      <w:rPr>
-        <w:u w:val="none"/>
-      </w:rPr>
-    </w:lvl>
-    <w:lvl w:ilvl="8">
-      <w:start w:val="1"/>
-      <w:numFmt w:val="bullet"/>
-      <w:lvlText w:val="■"/>
-      <w:lvlJc w:val="left"/>
-      <w:pPr>
-        <w:ind w:left="6480" w:hanging="360"/>
-      </w:pPr>
-      <w:rPr>
-        <w:u w:val="none"/>
-      </w:rPr>
-    </w:lvl>
-  </w:abstractNum>
-  <w:abstractNum w:abstractNumId="14" w15:restartNumberingAfterBreak="0">
-    <w:nsid w:val="685C5D05"/>
-    <w:multiLevelType w:val="multilevel"/>
-    <w:tmpl w:val="CA98BF28"/>
-    <w:lvl w:ilvl="0">
-      <w:start w:val="1"/>
-      <w:numFmt w:val="bullet"/>
-      <w:lvlText w:val="●"/>
-      <w:lvlJc w:val="left"/>
-      <w:pPr>
-        <w:ind w:left="720" w:hanging="360"/>
-      </w:pPr>
-      <w:rPr>
-        <w:u w:val="none"/>
-      </w:rPr>
-    </w:lvl>
-    <w:lvl w:ilvl="1">
-      <w:start w:val="1"/>
-      <w:numFmt w:val="bullet"/>
-      <w:lvlText w:val="○"/>
-      <w:lvlJc w:val="left"/>
-      <w:pPr>
-        <w:ind w:left="1440" w:hanging="360"/>
-      </w:pPr>
-      <w:rPr>
-        <w:u w:val="none"/>
-      </w:rPr>
-    </w:lvl>
-    <w:lvl w:ilvl="2">
-      <w:start w:val="1"/>
-      <w:numFmt w:val="bullet"/>
-      <w:lvlText w:val="■"/>
-      <w:lvlJc w:val="left"/>
-      <w:pPr>
-        <w:ind w:left="2160" w:hanging="360"/>
-      </w:pPr>
-      <w:rPr>
-        <w:u w:val="none"/>
-      </w:rPr>
-    </w:lvl>
-    <w:lvl w:ilvl="3">
-      <w:start w:val="1"/>
-      <w:numFmt w:val="bullet"/>
-      <w:lvlText w:val="●"/>
-      <w:lvlJc w:val="left"/>
-      <w:pPr>
-        <w:ind w:left="2880" w:hanging="360"/>
-      </w:pPr>
-      <w:rPr>
-        <w:u w:val="none"/>
-      </w:rPr>
-    </w:lvl>
-    <w:lvl w:ilvl="4">
-      <w:start w:val="1"/>
-      <w:numFmt w:val="bullet"/>
-      <w:lvlText w:val="○"/>
-      <w:lvlJc w:val="left"/>
-      <w:pPr>
-        <w:ind w:left="3600" w:hanging="360"/>
-      </w:pPr>
-      <w:rPr>
-        <w:u w:val="none"/>
-      </w:rPr>
-    </w:lvl>
-    <w:lvl w:ilvl="5">
-      <w:start w:val="1"/>
-      <w:numFmt w:val="bullet"/>
-      <w:lvlText w:val="■"/>
-      <w:lvlJc w:val="left"/>
-      <w:pPr>
-        <w:ind w:left="4320" w:hanging="360"/>
-      </w:pPr>
-      <w:rPr>
-        <w:u w:val="none"/>
-      </w:rPr>
-    </w:lvl>
-    <w:lvl w:ilvl="6">
-      <w:start w:val="1"/>
-      <w:numFmt w:val="bullet"/>
-      <w:lvlText w:val="●"/>
-      <w:lvlJc w:val="left"/>
-      <w:pPr>
-        <w:ind w:left="5040" w:hanging="360"/>
-      </w:pPr>
-      <w:rPr>
-        <w:u w:val="none"/>
-      </w:rPr>
-    </w:lvl>
-    <w:lvl w:ilvl="7">
-      <w:start w:val="1"/>
-      <w:numFmt w:val="bullet"/>
-      <w:lvlText w:val="○"/>
-      <w:lvlJc w:val="left"/>
-      <w:pPr>
-        <w:ind w:left="5760" w:hanging="360"/>
-      </w:pPr>
-      <w:rPr>
-        <w:u w:val="none"/>
-      </w:rPr>
-    </w:lvl>
-    <w:lvl w:ilvl="8">
-      <w:start w:val="1"/>
-      <w:numFmt w:val="bullet"/>
-      <w:lvlText w:val="■"/>
-      <w:lvlJc w:val="left"/>
-      <w:pPr>
-        <w:ind w:left="6480" w:hanging="360"/>
-      </w:pPr>
-      <w:rPr>
-        <w:u w:val="none"/>
-      </w:rPr>
-    </w:lvl>
-  </w:abstractNum>
-  <w:abstractNum w:abstractNumId="15" w15:restartNumberingAfterBreak="0">
-    <w:nsid w:val="6D505D8F"/>
-    <w:multiLevelType w:val="multilevel"/>
-    <w:tmpl w:val="0AFCA8D2"/>
-    <w:lvl w:ilvl="0">
-      <w:start w:val="1"/>
-      <w:numFmt w:val="bullet"/>
-      <w:lvlText w:val="●"/>
-      <w:lvlJc w:val="left"/>
-      <w:pPr>
-        <w:ind w:left="720" w:hanging="360"/>
-      </w:pPr>
-      <w:rPr>
-        <w:u w:val="none"/>
-      </w:rPr>
-    </w:lvl>
-    <w:lvl w:ilvl="1">
-      <w:start w:val="1"/>
-      <w:numFmt w:val="bullet"/>
-      <w:lvlText w:val="○"/>
-      <w:lvlJc w:val="left"/>
-      <w:pPr>
-        <w:ind w:left="1440" w:hanging="360"/>
-      </w:pPr>
-      <w:rPr>
-        <w:u w:val="none"/>
-      </w:rPr>
-    </w:lvl>
-    <w:lvl w:ilvl="2">
-      <w:start w:val="1"/>
-      <w:numFmt w:val="bullet"/>
-      <w:lvlText w:val="■"/>
-      <w:lvlJc w:val="left"/>
-      <w:pPr>
-        <w:ind w:left="2160" w:hanging="360"/>
-      </w:pPr>
-      <w:rPr>
-        <w:u w:val="none"/>
-      </w:rPr>
-    </w:lvl>
-    <w:lvl w:ilvl="3">
-      <w:start w:val="1"/>
-      <w:numFmt w:val="bullet"/>
-      <w:lvlText w:val="●"/>
-      <w:lvlJc w:val="left"/>
-      <w:pPr>
-        <w:ind w:left="2880" w:hanging="360"/>
-      </w:pPr>
-      <w:rPr>
-        <w:u w:val="none"/>
-      </w:rPr>
-    </w:lvl>
-    <w:lvl w:ilvl="4">
-      <w:start w:val="1"/>
-      <w:numFmt w:val="bullet"/>
-      <w:lvlText w:val="○"/>
-      <w:lvlJc w:val="left"/>
-      <w:pPr>
-        <w:ind w:left="3600" w:hanging="360"/>
-      </w:pPr>
-      <w:rPr>
-        <w:u w:val="none"/>
-      </w:rPr>
-    </w:lvl>
-    <w:lvl w:ilvl="5">
-      <w:start w:val="1"/>
-      <w:numFmt w:val="bullet"/>
-      <w:lvlText w:val="■"/>
-      <w:lvlJc w:val="left"/>
-      <w:pPr>
-        <w:ind w:left="4320" w:hanging="360"/>
-      </w:pPr>
-      <w:rPr>
-        <w:u w:val="none"/>
-      </w:rPr>
-    </w:lvl>
-    <w:lvl w:ilvl="6">
-      <w:start w:val="1"/>
-      <w:numFmt w:val="bullet"/>
-      <w:lvlText w:val="●"/>
-      <w:lvlJc w:val="left"/>
-      <w:pPr>
-        <w:ind w:left="5040" w:hanging="360"/>
-      </w:pPr>
-      <w:rPr>
-        <w:u w:val="none"/>
-      </w:rPr>
-    </w:lvl>
-    <w:lvl w:ilvl="7">
-      <w:start w:val="1"/>
-      <w:numFmt w:val="bullet"/>
-      <w:lvlText w:val="○"/>
-      <w:lvlJc w:val="left"/>
-      <w:pPr>
-        <w:ind w:left="5760" w:hanging="360"/>
-      </w:pPr>
-      <w:rPr>
-        <w:u w:val="none"/>
-      </w:rPr>
-    </w:lvl>
-    <w:lvl w:ilvl="8">
-      <w:start w:val="1"/>
-      <w:numFmt w:val="bullet"/>
-      <w:lvlText w:val="■"/>
-      <w:lvlJc w:val="left"/>
-      <w:pPr>
-        <w:ind w:left="6480" w:hanging="360"/>
-      </w:pPr>
-      <w:rPr>
-        <w:u w:val="none"/>
-      </w:rPr>
-    </w:lvl>
-  </w:abstractNum>
-  <w:abstractNum w:abstractNumId="16" w15:restartNumberingAfterBreak="0">
-    <w:nsid w:val="790E5A65"/>
-    <w:multiLevelType w:val="hybridMultilevel"/>
-    <w:tmpl w:val="54CCA634"/>
-    <w:lvl w:ilvl="0" w:tplc="04190001">
-      <w:start w:val="1"/>
-      <w:numFmt w:val="bullet"/>
-      <w:lvlText w:val=""/>
-      <w:lvlJc w:val="left"/>
-      <w:pPr>
-        <w:ind w:left="720" w:hanging="360"/>
-      </w:pPr>
-      <w:rPr>
-        <w:rFonts w:ascii="Symbol" w:hAnsi="Symbol" w:hint="default"/>
-      </w:rPr>
-    </w:lvl>
-    <w:lvl w:ilvl="1" w:tplc="04190003" w:tentative="1">
-      <w:start w:val="1"/>
-      <w:numFmt w:val="bullet"/>
-      <w:lvlText w:val="o"/>
-      <w:lvlJc w:val="left"/>
-      <w:pPr>
-        <w:ind w:left="1440" w:hanging="360"/>
-      </w:pPr>
-      <w:rPr>
-        <w:rFonts w:ascii="Courier New" w:hAnsi="Courier New" w:hint="default"/>
-      </w:rPr>
-    </w:lvl>
-    <w:lvl w:ilvl="2" w:tplc="04190005" w:tentative="1">
-      <w:start w:val="1"/>
-      <w:numFmt w:val="bullet"/>
-      <w:lvlText w:val=""/>
-      <w:lvlJc w:val="left"/>
-      <w:pPr>
-        <w:ind w:left="2160" w:hanging="360"/>
-      </w:pPr>
-      <w:rPr>
-        <w:rFonts w:ascii="Wingdings" w:hAnsi="Wingdings" w:hint="default"/>
-      </w:rPr>
-    </w:lvl>
-    <w:lvl w:ilvl="3" w:tplc="04190001" w:tentative="1">
-      <w:start w:val="1"/>
-      <w:numFmt w:val="bullet"/>
-      <w:lvlText w:val=""/>
-      <w:lvlJc w:val="left"/>
-      <w:pPr>
-        <w:ind w:left="2880" w:hanging="360"/>
-      </w:pPr>
-      <w:rPr>
-        <w:rFonts w:ascii="Symbol" w:hAnsi="Symbol" w:hint="default"/>
-      </w:rPr>
-    </w:lvl>
-    <w:lvl w:ilvl="4" w:tplc="04190003" w:tentative="1">
-      <w:start w:val="1"/>
-      <w:numFmt w:val="bullet"/>
-      <w:lvlText w:val="o"/>
-      <w:lvlJc w:val="left"/>
-      <w:pPr>
-        <w:ind w:left="3600" w:hanging="360"/>
-      </w:pPr>
-      <w:rPr>
-        <w:rFonts w:ascii="Courier New" w:hAnsi="Courier New" w:hint="default"/>
-      </w:rPr>
-    </w:lvl>
-    <w:lvl w:ilvl="5" w:tplc="04190005" w:tentative="1">
-      <w:start w:val="1"/>
-      <w:numFmt w:val="bullet"/>
-      <w:lvlText w:val=""/>
-      <w:lvlJc w:val="left"/>
-      <w:pPr>
-        <w:ind w:left="4320" w:hanging="360"/>
-      </w:pPr>
-      <w:rPr>
-        <w:rFonts w:ascii="Wingdings" w:hAnsi="Wingdings" w:hint="default"/>
-      </w:rPr>
-    </w:lvl>
-    <w:lvl w:ilvl="6" w:tplc="04190001" w:tentative="1">
-      <w:start w:val="1"/>
-      <w:numFmt w:val="bullet"/>
-      <w:lvlText w:val=""/>
-      <w:lvlJc w:val="left"/>
-      <w:pPr>
-        <w:ind w:left="5040" w:hanging="360"/>
-      </w:pPr>
-      <w:rPr>
-        <w:rFonts w:ascii="Symbol" w:hAnsi="Symbol" w:hint="default"/>
-      </w:rPr>
-    </w:lvl>
-    <w:lvl w:ilvl="7" w:tplc="04190003" w:tentative="1">
-      <w:start w:val="1"/>
-      <w:numFmt w:val="bullet"/>
-      <w:lvlText w:val="o"/>
-      <w:lvlJc w:val="left"/>
-      <w:pPr>
-        <w:ind w:left="5760" w:hanging="360"/>
-      </w:pPr>
-      <w:rPr>
-        <w:rFonts w:ascii="Courier New" w:hAnsi="Courier New" w:hint="default"/>
-      </w:rPr>
-    </w:lvl>
-    <w:lvl w:ilvl="8" w:tplc="04190005" w:tentative="1">
-      <w:start w:val="1"/>
-      <w:numFmt w:val="bullet"/>
-      <w:lvlText w:val=""/>
-      <w:lvlJc w:val="left"/>
-      <w:pPr>
-        <w:ind w:left="6480" w:hanging="360"/>
-      </w:pPr>
-      <w:rPr>
-        <w:rFonts w:ascii="Wingdings" w:hAnsi="Wingdings" w:hint="default"/>
-      </w:rPr>
-    </w:lvl>
-  </w:abstractNum>
-  <w:abstractNum w:abstractNumId="17" w15:restartNumberingAfterBreak="0">
-    <w:nsid w:val="7A626576"/>
-    <w:multiLevelType w:val="multilevel"/>
-    <w:tmpl w:val="7F207704"/>
-    <w:lvl w:ilvl="0">
-      <w:start w:val="1"/>
-      <w:numFmt w:val="bullet"/>
-      <w:lvlText w:val="-"/>
-      <w:lvlJc w:val="left"/>
-      <w:pPr>
-        <w:ind w:left="720" w:hanging="360"/>
-      </w:pPr>
-      <w:rPr>
-        <w:u w:val="none"/>
-      </w:rPr>
-    </w:lvl>
-    <w:lvl w:ilvl="1">
-      <w:start w:val="1"/>
-      <w:numFmt w:val="bullet"/>
-      <w:lvlText w:val="-"/>
-      <w:lvlJc w:val="left"/>
-      <w:pPr>
-        <w:ind w:left="1440" w:hanging="360"/>
-      </w:pPr>
-      <w:rPr>
-        <w:u w:val="none"/>
-      </w:rPr>
-    </w:lvl>
-    <w:lvl w:ilvl="2">
-      <w:start w:val="1"/>
-      <w:numFmt w:val="bullet"/>
-      <w:lvlText w:val="-"/>
-      <w:lvlJc w:val="left"/>
-      <w:pPr>
-        <w:ind w:left="2160" w:hanging="360"/>
-      </w:pPr>
-      <w:rPr>
-        <w:u w:val="none"/>
-      </w:rPr>
-    </w:lvl>
-    <w:lvl w:ilvl="3">
-      <w:start w:val="1"/>
-      <w:numFmt w:val="bullet"/>
-      <w:lvlText w:val="-"/>
-      <w:lvlJc w:val="left"/>
-      <w:pPr>
-        <w:ind w:left="2880" w:hanging="360"/>
-      </w:pPr>
-      <w:rPr>
-        <w:u w:val="none"/>
-      </w:rPr>
-    </w:lvl>
-    <w:lvl w:ilvl="4">
-      <w:start w:val="1"/>
-      <w:numFmt w:val="bullet"/>
-      <w:lvlText w:val="-"/>
-      <w:lvlJc w:val="left"/>
-      <w:pPr>
-        <w:ind w:left="3600" w:hanging="360"/>
-      </w:pPr>
-      <w:rPr>
-        <w:u w:val="none"/>
-      </w:rPr>
-    </w:lvl>
-    <w:lvl w:ilvl="5">
-      <w:start w:val="1"/>
-      <w:numFmt w:val="bullet"/>
-      <w:lvlText w:val="-"/>
-      <w:lvlJc w:val="left"/>
-      <w:pPr>
-        <w:ind w:left="4320" w:hanging="360"/>
-      </w:pPr>
-      <w:rPr>
-        <w:u w:val="none"/>
-      </w:rPr>
-    </w:lvl>
-    <w:lvl w:ilvl="6">
-      <w:start w:val="1"/>
-      <w:numFmt w:val="bullet"/>
-      <w:lvlText w:val="-"/>
-      <w:lvlJc w:val="left"/>
-      <w:pPr>
-        <w:ind w:left="5040" w:hanging="360"/>
-      </w:pPr>
-      <w:rPr>
-        <w:u w:val="none"/>
-      </w:rPr>
-    </w:lvl>
-    <w:lvl w:ilvl="7">
-      <w:start w:val="1"/>
-      <w:numFmt w:val="bullet"/>
-      <w:lvlText w:val="-"/>
-      <w:lvlJc w:val="left"/>
-      <w:pPr>
-        <w:ind w:left="5760" w:hanging="360"/>
-      </w:pPr>
-      <w:rPr>
-        <w:u w:val="none"/>
-      </w:rPr>
-    </w:lvl>
-    <w:lvl w:ilvl="8">
-      <w:start w:val="1"/>
-      <w:numFmt w:val="bullet"/>
-      <w:lvlText w:val="-"/>
-      <w:lvlJc w:val="left"/>
-      <w:pPr>
-        <w:ind w:left="6480" w:hanging="360"/>
-      </w:pPr>
-      <w:rPr>
-        <w:u w:val="none"/>
-      </w:rPr>
-    </w:lvl>
-  </w:abstractNum>
-  <w:abstractNum w:abstractNumId="18" w15:restartNumberingAfterBreak="0">
-    <w:nsid w:val="7CAE057C"/>
-    <w:multiLevelType w:val="multilevel"/>
-    <w:tmpl w:val="0E286F38"/>
-    <w:lvl w:ilvl="0">
-      <w:start w:val="1"/>
-      <w:numFmt w:val="bullet"/>
-      <w:lvlText w:val="●"/>
-      <w:lvlJc w:val="left"/>
-      <w:pPr>
-        <w:ind w:left="720" w:hanging="360"/>
-      </w:pPr>
-      <w:rPr>
-        <w:u w:val="none"/>
-      </w:rPr>
-    </w:lvl>
-    <w:lvl w:ilvl="1">
-      <w:start w:val="1"/>
-      <w:numFmt w:val="bullet"/>
-      <w:lvlText w:val="○"/>
-      <w:lvlJc w:val="left"/>
-      <w:pPr>
-        <w:ind w:left="1440" w:hanging="360"/>
-      </w:pPr>
-      <w:rPr>
-        <w:u w:val="none"/>
-      </w:rPr>
-    </w:lvl>
-    <w:lvl w:ilvl="2">
-      <w:start w:val="1"/>
-      <w:numFmt w:val="bullet"/>
-      <w:lvlText w:val="■"/>
-      <w:lvlJc w:val="left"/>
-      <w:pPr>
-        <w:ind w:left="2160" w:hanging="360"/>
-      </w:pPr>
-      <w:rPr>
-        <w:u w:val="none"/>
-      </w:rPr>
-    </w:lvl>
-    <w:lvl w:ilvl="3">
-      <w:start w:val="1"/>
-      <w:numFmt w:val="bullet"/>
-      <w:lvlText w:val="●"/>
-      <w:lvlJc w:val="left"/>
-      <w:pPr>
-        <w:ind w:left="2880" w:hanging="360"/>
-      </w:pPr>
-      <w:rPr>
-        <w:u w:val="none"/>
-      </w:rPr>
-    </w:lvl>
-    <w:lvl w:ilvl="4">
-      <w:start w:val="1"/>
-      <w:numFmt w:val="bullet"/>
-      <w:lvlText w:val="○"/>
-      <w:lvlJc w:val="left"/>
-      <w:pPr>
-        <w:ind w:left="3600" w:hanging="360"/>
-      </w:pPr>
-      <w:rPr>
-        <w:u w:val="none"/>
-      </w:rPr>
-    </w:lvl>
-    <w:lvl w:ilvl="5">
-      <w:start w:val="1"/>
-      <w:numFmt w:val="bullet"/>
-      <w:lvlText w:val="■"/>
-      <w:lvlJc w:val="left"/>
-      <w:pPr>
-        <w:ind w:left="4320" w:hanging="360"/>
-      </w:pPr>
-      <w:rPr>
-        <w:u w:val="none"/>
-      </w:rPr>
-    </w:lvl>
-    <w:lvl w:ilvl="6">
-      <w:start w:val="1"/>
-      <w:numFmt w:val="bullet"/>
-      <w:lvlText w:val="●"/>
-      <w:lvlJc w:val="left"/>
-      <w:pPr>
-        <w:ind w:left="5040" w:hanging="360"/>
-      </w:pPr>
-      <w:rPr>
-        <w:u w:val="none"/>
-      </w:rPr>
-    </w:lvl>
-    <w:lvl w:ilvl="7">
-      <w:start w:val="1"/>
-      <w:numFmt w:val="bullet"/>
-      <w:lvlText w:val="○"/>
-      <w:lvlJc w:val="left"/>
-      <w:pPr>
-        <w:ind w:left="5760" w:hanging="360"/>
-      </w:pPr>
-      <w:rPr>
-        <w:u w:val="none"/>
-      </w:rPr>
-    </w:lvl>
-    <w:lvl w:ilvl="8">
-      <w:start w:val="1"/>
-      <w:numFmt w:val="bullet"/>
-      <w:lvlText w:val="■"/>
-      <w:lvlJc w:val="left"/>
-      <w:pPr>
-        <w:ind w:left="6480" w:hanging="360"/>
-      </w:pPr>
-      <w:rPr>
-        <w:u w:val="none"/>
-      </w:rPr>
-    </w:lvl>
-  </w:abstractNum>
-  <w:num w:numId="1" w16cid:durableId="1474370218">
-    <w:abstractNumId w:val="13"/>
+  <w:num w:numId="1" w16cid:durableId="1899898918">
+    <w:abstractNumId w:val="6"/>
   </w:num>
-  <w:num w:numId="2" w16cid:durableId="1899898918">
+  <w:num w:numId="2" w16cid:durableId="234049953">
+    <w:abstractNumId w:val="3"/>
+  </w:num>
+  <w:num w:numId="3" w16cid:durableId="618948638">
+    <w:abstractNumId w:val="2"/>
+  </w:num>
+  <w:num w:numId="4" w16cid:durableId="30227463">
+    <w:abstractNumId w:val="7"/>
+  </w:num>
+  <w:num w:numId="5" w16cid:durableId="117532341">
     <w:abstractNumId w:val="9"/>
   </w:num>
-  <w:num w:numId="3" w16cid:durableId="304970090">
+  <w:num w:numId="6" w16cid:durableId="434248499">
+    <w:abstractNumId w:val="0"/>
+  </w:num>
+  <w:num w:numId="7" w16cid:durableId="862284508">
+    <w:abstractNumId w:val="4"/>
+  </w:num>
+  <w:num w:numId="8" w16cid:durableId="249235813">
+    <w:abstractNumId w:val="1"/>
+  </w:num>
+  <w:num w:numId="9" w16cid:durableId="1414664761">
     <w:abstractNumId w:val="5"/>
   </w:num>
-  <w:num w:numId="4" w16cid:durableId="234049953">
-    <w:abstractNumId w:val="6"/>
-  </w:num>
-  <w:num w:numId="5" w16cid:durableId="618948638">
-    <w:abstractNumId w:val="4"/>
-  </w:num>
-  <w:num w:numId="6" w16cid:durableId="30227463">
-    <w:abstractNumId w:val="12"/>
-  </w:num>
-  <w:num w:numId="7" w16cid:durableId="491262133">
-    <w:abstractNumId w:val="1"/>
-  </w:num>
-  <w:num w:numId="8" w16cid:durableId="617688091">
-    <w:abstractNumId w:val="14"/>
-  </w:num>
-  <w:num w:numId="9" w16cid:durableId="1916042981">
-    <w:abstractNumId w:val="10"/>
-  </w:num>
-  <w:num w:numId="10" w16cid:durableId="117532341">
-    <w:abstractNumId w:val="17"/>
-  </w:num>
-  <w:num w:numId="11" w16cid:durableId="1181893745">
-    <w:abstractNumId w:val="18"/>
-  </w:num>
-  <w:num w:numId="12" w16cid:durableId="2112385640">
-    <w:abstractNumId w:val="3"/>
-  </w:num>
-  <w:num w:numId="13" w16cid:durableId="499273218">
-    <w:abstractNumId w:val="11"/>
-  </w:num>
-  <w:num w:numId="14" w16cid:durableId="434248499">
-    <w:abstractNumId w:val="0"/>
-  </w:num>
-  <w:num w:numId="15" w16cid:durableId="1537741190">
-    <w:abstractNumId w:val="15"/>
-  </w:num>
-  <w:num w:numId="16" w16cid:durableId="862284508">
-    <w:abstractNumId w:val="7"/>
-  </w:num>
-  <w:num w:numId="17" w16cid:durableId="249235813">
-    <w:abstractNumId w:val="2"/>
-  </w:num>
-  <w:num w:numId="18" w16cid:durableId="1414664761">
+  <w:num w:numId="10" w16cid:durableId="941259897">
     <w:abstractNumId w:val="8"/>
-  </w:num>
-  <w:num w:numId="19" w16cid:durableId="941259897">
-    <w:abstractNumId w:val="16"/>
   </w:num>
 </w:numbering>
 </file>
@@ -8947,15 +7919,17 @@
   <w:docDefaults>
     <w:rPrDefault>
       <w:rPr>
-        <w:rFonts w:ascii="Arial" w:eastAsia="Arial" w:hAnsi="Arial" w:cs="Arial"/>
-        <w:sz w:val="22"/>
-        <w:szCs w:val="22"/>
-        <w:lang w:val="ru" w:eastAsia="ru-RU" w:bidi="ar-SA"/>
+        <w:rFonts w:asciiTheme="minorHAnsi" w:eastAsiaTheme="minorHAnsi" w:hAnsiTheme="minorHAnsi" w:cstheme="minorBidi"/>
+        <w:kern w:val="2"/>
+        <w:sz w:val="24"/>
+        <w:szCs w:val="24"/>
+        <w:lang w:val="ru-KZ" w:eastAsia="en-US" w:bidi="ar-SA"/>
+        <w14:ligatures w14:val="standardContextual"/>
       </w:rPr>
     </w:rPrDefault>
     <w:pPrDefault>
       <w:pPr>
-        <w:spacing w:line="276" w:lineRule="auto"/>
+        <w:spacing w:after="160" w:line="278" w:lineRule="auto"/>
       </w:pPr>
     </w:pPrDefault>
   </w:docDefaults>
@@ -9340,20 +8314,36 @@
   <w:style w:type="paragraph" w:default="1" w:styleId="a">
     <w:name w:val="Normal"/>
     <w:qFormat/>
+    <w:rsid w:val="00A10C2B"/>
+    <w:pPr>
+      <w:spacing w:after="0" w:line="276" w:lineRule="auto"/>
+    </w:pPr>
+    <w:rPr>
+      <w:rFonts w:ascii="Arial" w:eastAsia="Arial" w:hAnsi="Arial" w:cs="Arial"/>
+      <w:kern w:val="0"/>
+      <w:sz w:val="22"/>
+      <w:szCs w:val="22"/>
+      <w:lang w:val="ru" w:eastAsia="ru-RU"/>
+      <w14:ligatures w14:val="none"/>
+    </w:rPr>
   </w:style>
   <w:style w:type="paragraph" w:styleId="1">
     <w:name w:val="heading 1"/>
     <w:basedOn w:val="a"/>
     <w:next w:val="a"/>
+    <w:link w:val="10"/>
     <w:uiPriority w:val="9"/>
     <w:qFormat/>
+    <w:rsid w:val="00A10C2B"/>
     <w:pPr>
       <w:keepNext/>
       <w:keepLines/>
-      <w:spacing w:before="400" w:after="120"/>
+      <w:spacing w:before="360" w:after="80"/>
       <w:outlineLvl w:val="0"/>
     </w:pPr>
     <w:rPr>
+      <w:rFonts w:asciiTheme="majorHAnsi" w:eastAsiaTheme="majorEastAsia" w:hAnsiTheme="majorHAnsi" w:cstheme="majorBidi"/>
+      <w:color w:val="0F4761" w:themeColor="accent1" w:themeShade="BF"/>
       <w:sz w:val="40"/>
       <w:szCs w:val="40"/>
     </w:rPr>
@@ -9362,16 +8352,20 @@
     <w:name w:val="heading 2"/>
     <w:basedOn w:val="a"/>
     <w:next w:val="a"/>
+    <w:link w:val="20"/>
     <w:uiPriority w:val="9"/>
     <w:unhideWhenUsed/>
     <w:qFormat/>
+    <w:rsid w:val="00A10C2B"/>
     <w:pPr>
       <w:keepNext/>
       <w:keepLines/>
-      <w:spacing w:before="360" w:after="120"/>
+      <w:spacing w:before="160" w:after="80"/>
       <w:outlineLvl w:val="1"/>
     </w:pPr>
     <w:rPr>
+      <w:rFonts w:asciiTheme="majorHAnsi" w:eastAsiaTheme="majorEastAsia" w:hAnsiTheme="majorHAnsi" w:cstheme="majorBidi"/>
+      <w:color w:val="0F4761" w:themeColor="accent1" w:themeShade="BF"/>
       <w:sz w:val="32"/>
       <w:szCs w:val="32"/>
     </w:rPr>
@@ -9380,17 +8374,20 @@
     <w:name w:val="heading 3"/>
     <w:basedOn w:val="a"/>
     <w:next w:val="a"/>
+    <w:link w:val="30"/>
     <w:uiPriority w:val="9"/>
     <w:unhideWhenUsed/>
     <w:qFormat/>
+    <w:rsid w:val="00A10C2B"/>
     <w:pPr>
       <w:keepNext/>
       <w:keepLines/>
-      <w:spacing w:before="320" w:after="80"/>
+      <w:spacing w:before="160" w:after="80"/>
       <w:outlineLvl w:val="2"/>
     </w:pPr>
     <w:rPr>
-      <w:color w:val="434343"/>
+      <w:rFonts w:eastAsiaTheme="majorEastAsia" w:cstheme="majorBidi"/>
+      <w:color w:val="0F4761" w:themeColor="accent1" w:themeShade="BF"/>
       <w:sz w:val="28"/>
       <w:szCs w:val="28"/>
     </w:rPr>
@@ -9399,58 +8396,130 @@
     <w:name w:val="heading 4"/>
     <w:basedOn w:val="a"/>
     <w:next w:val="a"/>
+    <w:link w:val="40"/>
     <w:uiPriority w:val="9"/>
     <w:semiHidden/>
     <w:unhideWhenUsed/>
     <w:qFormat/>
+    <w:rsid w:val="00A10C2B"/>
     <w:pPr>
       <w:keepNext/>
       <w:keepLines/>
-      <w:spacing w:before="280" w:after="80"/>
+      <w:spacing w:before="80" w:after="40"/>
       <w:outlineLvl w:val="3"/>
     </w:pPr>
     <w:rPr>
-      <w:color w:val="666666"/>
-      <w:sz w:val="24"/>
-      <w:szCs w:val="24"/>
+      <w:rFonts w:eastAsiaTheme="majorEastAsia" w:cstheme="majorBidi"/>
+      <w:i/>
+      <w:iCs/>
+      <w:color w:val="0F4761" w:themeColor="accent1" w:themeShade="BF"/>
     </w:rPr>
   </w:style>
   <w:style w:type="paragraph" w:styleId="5">
     <w:name w:val="heading 5"/>
     <w:basedOn w:val="a"/>
     <w:next w:val="a"/>
+    <w:link w:val="50"/>
     <w:uiPriority w:val="9"/>
     <w:semiHidden/>
     <w:unhideWhenUsed/>
     <w:qFormat/>
+    <w:rsid w:val="00A10C2B"/>
     <w:pPr>
       <w:keepNext/>
       <w:keepLines/>
-      <w:spacing w:before="240" w:after="80"/>
+      <w:spacing w:before="80" w:after="40"/>
       <w:outlineLvl w:val="4"/>
     </w:pPr>
     <w:rPr>
-      <w:color w:val="666666"/>
+      <w:rFonts w:eastAsiaTheme="majorEastAsia" w:cstheme="majorBidi"/>
+      <w:color w:val="0F4761" w:themeColor="accent1" w:themeShade="BF"/>
     </w:rPr>
   </w:style>
   <w:style w:type="paragraph" w:styleId="6">
     <w:name w:val="heading 6"/>
     <w:basedOn w:val="a"/>
     <w:next w:val="a"/>
+    <w:link w:val="60"/>
     <w:uiPriority w:val="9"/>
     <w:semiHidden/>
     <w:unhideWhenUsed/>
     <w:qFormat/>
+    <w:rsid w:val="00A10C2B"/>
     <w:pPr>
       <w:keepNext/>
       <w:keepLines/>
-      <w:spacing w:before="240" w:after="80"/>
+      <w:spacing w:before="40"/>
       <w:outlineLvl w:val="5"/>
     </w:pPr>
     <w:rPr>
+      <w:rFonts w:eastAsiaTheme="majorEastAsia" w:cstheme="majorBidi"/>
       <w:i/>
       <w:iCs/>
-      <w:color w:val="666666"/>
+      <w:color w:val="595959" w:themeColor="text1" w:themeTint="A6"/>
+    </w:rPr>
+  </w:style>
+  <w:style w:type="paragraph" w:styleId="7">
+    <w:name w:val="heading 7"/>
+    <w:basedOn w:val="a"/>
+    <w:next w:val="a"/>
+    <w:link w:val="70"/>
+    <w:uiPriority w:val="9"/>
+    <w:semiHidden/>
+    <w:unhideWhenUsed/>
+    <w:qFormat/>
+    <w:rsid w:val="00A10C2B"/>
+    <w:pPr>
+      <w:keepNext/>
+      <w:keepLines/>
+      <w:spacing w:before="40"/>
+      <w:outlineLvl w:val="6"/>
+    </w:pPr>
+    <w:rPr>
+      <w:rFonts w:eastAsiaTheme="majorEastAsia" w:cstheme="majorBidi"/>
+      <w:color w:val="595959" w:themeColor="text1" w:themeTint="A6"/>
+    </w:rPr>
+  </w:style>
+  <w:style w:type="paragraph" w:styleId="8">
+    <w:name w:val="heading 8"/>
+    <w:basedOn w:val="a"/>
+    <w:next w:val="a"/>
+    <w:link w:val="80"/>
+    <w:uiPriority w:val="9"/>
+    <w:semiHidden/>
+    <w:unhideWhenUsed/>
+    <w:qFormat/>
+    <w:rsid w:val="00A10C2B"/>
+    <w:pPr>
+      <w:keepNext/>
+      <w:keepLines/>
+      <w:outlineLvl w:val="7"/>
+    </w:pPr>
+    <w:rPr>
+      <w:rFonts w:eastAsiaTheme="majorEastAsia" w:cstheme="majorBidi"/>
+      <w:i/>
+      <w:iCs/>
+      <w:color w:val="272727" w:themeColor="text1" w:themeTint="D8"/>
+    </w:rPr>
+  </w:style>
+  <w:style w:type="paragraph" w:styleId="9">
+    <w:name w:val="heading 9"/>
+    <w:basedOn w:val="a"/>
+    <w:next w:val="a"/>
+    <w:link w:val="90"/>
+    <w:uiPriority w:val="9"/>
+    <w:semiHidden/>
+    <w:unhideWhenUsed/>
+    <w:qFormat/>
+    <w:rsid w:val="00A10C2B"/>
+    <w:pPr>
+      <w:keepNext/>
+      <w:keepLines/>
+      <w:outlineLvl w:val="8"/>
+    </w:pPr>
+    <w:rPr>
+      <w:rFonts w:eastAsiaTheme="majorEastAsia" w:cstheme="majorBidi"/>
+      <w:color w:val="272727" w:themeColor="text1" w:themeTint="D8"/>
     </w:rPr>
   </w:style>
   <w:style w:type="character" w:default="1" w:styleId="a0">
@@ -9480,107 +8549,303 @@
     <w:semiHidden/>
     <w:unhideWhenUsed/>
   </w:style>
-  <w:style w:type="table" w:customStyle="1" w:styleId="TableNormal">
-    <w:name w:val="TableNormal"/>
-    <w:tblPr>
-      <w:tblCellMar>
-        <w:top w:w="100" w:type="dxa"/>
-        <w:left w:w="100" w:type="dxa"/>
-        <w:bottom w:w="100" w:type="dxa"/>
-        <w:right w:w="100" w:type="dxa"/>
-      </w:tblCellMar>
-    </w:tblPr>
+  <w:style w:type="character" w:customStyle="1" w:styleId="10">
+    <w:name w:val="Заголовок 1 Знак"/>
+    <w:basedOn w:val="a0"/>
+    <w:link w:val="1"/>
+    <w:uiPriority w:val="9"/>
+    <w:rsid w:val="00A10C2B"/>
+    <w:rPr>
+      <w:rFonts w:asciiTheme="majorHAnsi" w:eastAsiaTheme="majorEastAsia" w:hAnsiTheme="majorHAnsi" w:cstheme="majorBidi"/>
+      <w:color w:val="0F4761" w:themeColor="accent1" w:themeShade="BF"/>
+      <w:sz w:val="40"/>
+      <w:szCs w:val="40"/>
+    </w:rPr>
+  </w:style>
+  <w:style w:type="character" w:customStyle="1" w:styleId="20">
+    <w:name w:val="Заголовок 2 Знак"/>
+    <w:basedOn w:val="a0"/>
+    <w:link w:val="2"/>
+    <w:uiPriority w:val="9"/>
+    <w:semiHidden/>
+    <w:rsid w:val="00A10C2B"/>
+    <w:rPr>
+      <w:rFonts w:asciiTheme="majorHAnsi" w:eastAsiaTheme="majorEastAsia" w:hAnsiTheme="majorHAnsi" w:cstheme="majorBidi"/>
+      <w:color w:val="0F4761" w:themeColor="accent1" w:themeShade="BF"/>
+      <w:sz w:val="32"/>
+      <w:szCs w:val="32"/>
+    </w:rPr>
+  </w:style>
+  <w:style w:type="character" w:customStyle="1" w:styleId="30">
+    <w:name w:val="Заголовок 3 Знак"/>
+    <w:basedOn w:val="a0"/>
+    <w:link w:val="3"/>
+    <w:uiPriority w:val="9"/>
+    <w:semiHidden/>
+    <w:rsid w:val="00A10C2B"/>
+    <w:rPr>
+      <w:rFonts w:eastAsiaTheme="majorEastAsia" w:cstheme="majorBidi"/>
+      <w:color w:val="0F4761" w:themeColor="accent1" w:themeShade="BF"/>
+      <w:sz w:val="28"/>
+      <w:szCs w:val="28"/>
+    </w:rPr>
+  </w:style>
+  <w:style w:type="character" w:customStyle="1" w:styleId="40">
+    <w:name w:val="Заголовок 4 Знак"/>
+    <w:basedOn w:val="a0"/>
+    <w:link w:val="4"/>
+    <w:uiPriority w:val="9"/>
+    <w:semiHidden/>
+    <w:rsid w:val="00A10C2B"/>
+    <w:rPr>
+      <w:rFonts w:eastAsiaTheme="majorEastAsia" w:cstheme="majorBidi"/>
+      <w:i/>
+      <w:iCs/>
+      <w:color w:val="0F4761" w:themeColor="accent1" w:themeShade="BF"/>
+    </w:rPr>
+  </w:style>
+  <w:style w:type="character" w:customStyle="1" w:styleId="50">
+    <w:name w:val="Заголовок 5 Знак"/>
+    <w:basedOn w:val="a0"/>
+    <w:link w:val="5"/>
+    <w:uiPriority w:val="9"/>
+    <w:semiHidden/>
+    <w:rsid w:val="00A10C2B"/>
+    <w:rPr>
+      <w:rFonts w:eastAsiaTheme="majorEastAsia" w:cstheme="majorBidi"/>
+      <w:color w:val="0F4761" w:themeColor="accent1" w:themeShade="BF"/>
+    </w:rPr>
+  </w:style>
+  <w:style w:type="character" w:customStyle="1" w:styleId="60">
+    <w:name w:val="Заголовок 6 Знак"/>
+    <w:basedOn w:val="a0"/>
+    <w:link w:val="6"/>
+    <w:uiPriority w:val="9"/>
+    <w:semiHidden/>
+    <w:rsid w:val="00A10C2B"/>
+    <w:rPr>
+      <w:rFonts w:eastAsiaTheme="majorEastAsia" w:cstheme="majorBidi"/>
+      <w:i/>
+      <w:iCs/>
+      <w:color w:val="595959" w:themeColor="text1" w:themeTint="A6"/>
+    </w:rPr>
+  </w:style>
+  <w:style w:type="character" w:customStyle="1" w:styleId="70">
+    <w:name w:val="Заголовок 7 Знак"/>
+    <w:basedOn w:val="a0"/>
+    <w:link w:val="7"/>
+    <w:uiPriority w:val="9"/>
+    <w:semiHidden/>
+    <w:rsid w:val="00A10C2B"/>
+    <w:rPr>
+      <w:rFonts w:eastAsiaTheme="majorEastAsia" w:cstheme="majorBidi"/>
+      <w:color w:val="595959" w:themeColor="text1" w:themeTint="A6"/>
+    </w:rPr>
+  </w:style>
+  <w:style w:type="character" w:customStyle="1" w:styleId="80">
+    <w:name w:val="Заголовок 8 Знак"/>
+    <w:basedOn w:val="a0"/>
+    <w:link w:val="8"/>
+    <w:uiPriority w:val="9"/>
+    <w:semiHidden/>
+    <w:rsid w:val="00A10C2B"/>
+    <w:rPr>
+      <w:rFonts w:eastAsiaTheme="majorEastAsia" w:cstheme="majorBidi"/>
+      <w:i/>
+      <w:iCs/>
+      <w:color w:val="272727" w:themeColor="text1" w:themeTint="D8"/>
+    </w:rPr>
+  </w:style>
+  <w:style w:type="character" w:customStyle="1" w:styleId="90">
+    <w:name w:val="Заголовок 9 Знак"/>
+    <w:basedOn w:val="a0"/>
+    <w:link w:val="9"/>
+    <w:uiPriority w:val="9"/>
+    <w:semiHidden/>
+    <w:rsid w:val="00A10C2B"/>
+    <w:rPr>
+      <w:rFonts w:eastAsiaTheme="majorEastAsia" w:cstheme="majorBidi"/>
+      <w:color w:val="272727" w:themeColor="text1" w:themeTint="D8"/>
+    </w:rPr>
   </w:style>
   <w:style w:type="paragraph" w:styleId="a3">
     <w:name w:val="Title"/>
     <w:basedOn w:val="a"/>
     <w:next w:val="a"/>
+    <w:link w:val="a4"/>
     <w:uiPriority w:val="10"/>
     <w:qFormat/>
+    <w:rsid w:val="00A10C2B"/>
     <w:pPr>
-      <w:keepNext/>
-      <w:keepLines/>
-      <w:spacing w:after="60"/>
+      <w:spacing w:after="80" w:line="240" w:lineRule="auto"/>
+      <w:contextualSpacing/>
     </w:pPr>
     <w:rPr>
-      <w:sz w:val="52"/>
-      <w:szCs w:val="52"/>
+      <w:rFonts w:asciiTheme="majorHAnsi" w:eastAsiaTheme="majorEastAsia" w:hAnsiTheme="majorHAnsi" w:cstheme="majorBidi"/>
+      <w:spacing w:val="-10"/>
+      <w:kern w:val="28"/>
+      <w:sz w:val="56"/>
+      <w:szCs w:val="56"/>
     </w:rPr>
   </w:style>
-  <w:style w:type="paragraph" w:styleId="a4">
+  <w:style w:type="character" w:customStyle="1" w:styleId="a4">
+    <w:name w:val="Заголовок Знак"/>
+    <w:basedOn w:val="a0"/>
+    <w:link w:val="a3"/>
+    <w:uiPriority w:val="10"/>
+    <w:rsid w:val="00A10C2B"/>
+    <w:rPr>
+      <w:rFonts w:asciiTheme="majorHAnsi" w:eastAsiaTheme="majorEastAsia" w:hAnsiTheme="majorHAnsi" w:cstheme="majorBidi"/>
+      <w:spacing w:val="-10"/>
+      <w:kern w:val="28"/>
+      <w:sz w:val="56"/>
+      <w:szCs w:val="56"/>
+    </w:rPr>
+  </w:style>
+  <w:style w:type="paragraph" w:styleId="a5">
     <w:name w:val="Subtitle"/>
     <w:basedOn w:val="a"/>
     <w:next w:val="a"/>
+    <w:link w:val="a6"/>
     <w:uiPriority w:val="11"/>
     <w:qFormat/>
+    <w:rsid w:val="00A10C2B"/>
     <w:pPr>
-      <w:keepNext/>
-      <w:keepLines/>
-      <w:spacing w:after="320"/>
+      <w:numPr>
+        <w:ilvl w:val="1"/>
+      </w:numPr>
     </w:pPr>
     <w:rPr>
-      <w:color w:val="666666"/>
-      <w:sz w:val="30"/>
-      <w:szCs w:val="30"/>
+      <w:rFonts w:eastAsiaTheme="majorEastAsia" w:cstheme="majorBidi"/>
+      <w:color w:val="595959" w:themeColor="text1" w:themeTint="A6"/>
+      <w:spacing w:val="15"/>
+      <w:sz w:val="28"/>
+      <w:szCs w:val="28"/>
     </w:rPr>
   </w:style>
-  <w:style w:type="table" w:customStyle="1" w:styleId="a5">
-    <w:basedOn w:val="TableNormal"/>
-    <w:tblPr>
-      <w:tblStyleRowBandSize w:val="1"/>
-      <w:tblStyleColBandSize w:val="1"/>
-    </w:tblPr>
+  <w:style w:type="character" w:customStyle="1" w:styleId="a6">
+    <w:name w:val="Подзаголовок Знак"/>
+    <w:basedOn w:val="a0"/>
+    <w:link w:val="a5"/>
+    <w:uiPriority w:val="11"/>
+    <w:rsid w:val="00A10C2B"/>
+    <w:rPr>
+      <w:rFonts w:eastAsiaTheme="majorEastAsia" w:cstheme="majorBidi"/>
+      <w:color w:val="595959" w:themeColor="text1" w:themeTint="A6"/>
+      <w:spacing w:val="15"/>
+      <w:sz w:val="28"/>
+      <w:szCs w:val="28"/>
+    </w:rPr>
   </w:style>
-  <w:style w:type="table" w:customStyle="1" w:styleId="a6">
-    <w:basedOn w:val="TableNormal"/>
-    <w:tblPr>
-      <w:tblStyleRowBandSize w:val="1"/>
-      <w:tblStyleColBandSize w:val="1"/>
-    </w:tblPr>
+  <w:style w:type="paragraph" w:styleId="21">
+    <w:name w:val="Quote"/>
+    <w:basedOn w:val="a"/>
+    <w:next w:val="a"/>
+    <w:link w:val="22"/>
+    <w:uiPriority w:val="29"/>
+    <w:qFormat/>
+    <w:rsid w:val="00A10C2B"/>
+    <w:pPr>
+      <w:spacing w:before="160"/>
+      <w:jc w:val="center"/>
+    </w:pPr>
+    <w:rPr>
+      <w:i/>
+      <w:iCs/>
+      <w:color w:val="404040" w:themeColor="text1" w:themeTint="BF"/>
+    </w:rPr>
   </w:style>
-  <w:style w:type="table" w:customStyle="1" w:styleId="a7">
-    <w:basedOn w:val="TableNormal"/>
-    <w:tblPr>
-      <w:tblStyleRowBandSize w:val="1"/>
-      <w:tblStyleColBandSize w:val="1"/>
-    </w:tblPr>
+  <w:style w:type="character" w:customStyle="1" w:styleId="22">
+    <w:name w:val="Цитата 2 Знак"/>
+    <w:basedOn w:val="a0"/>
+    <w:link w:val="21"/>
+    <w:uiPriority w:val="29"/>
+    <w:rsid w:val="00A10C2B"/>
+    <w:rPr>
+      <w:i/>
+      <w:iCs/>
+      <w:color w:val="404040" w:themeColor="text1" w:themeTint="BF"/>
+    </w:rPr>
   </w:style>
-  <w:style w:type="table" w:customStyle="1" w:styleId="a8">
-    <w:basedOn w:val="TableNormal"/>
-    <w:tblPr>
-      <w:tblStyleRowBandSize w:val="1"/>
-      <w:tblStyleColBandSize w:val="1"/>
-    </w:tblPr>
-  </w:style>
-  <w:style w:type="paragraph" w:styleId="a9">
+  <w:style w:type="paragraph" w:styleId="a7">
     <w:name w:val="List Paragraph"/>
     <w:basedOn w:val="a"/>
     <w:uiPriority w:val="34"/>
     <w:qFormat/>
-    <w:rsid w:val="00130C64"/>
+    <w:rsid w:val="00A10C2B"/>
     <w:pPr>
       <w:ind w:left="720"/>
       <w:contextualSpacing/>
     </w:pPr>
   </w:style>
-  <w:style w:type="character" w:styleId="aa">
-    <w:name w:val="Strong"/>
+  <w:style w:type="character" w:styleId="a8">
+    <w:name w:val="Intense Emphasis"/>
     <w:basedOn w:val="a0"/>
-    <w:uiPriority w:val="22"/>
+    <w:uiPriority w:val="21"/>
     <w:qFormat/>
-    <w:rsid w:val="00E30AF5"/>
+    <w:rsid w:val="00A10C2B"/>
+    <w:rPr>
+      <w:i/>
+      <w:iCs/>
+      <w:color w:val="0F4761" w:themeColor="accent1" w:themeShade="BF"/>
+    </w:rPr>
+  </w:style>
+  <w:style w:type="paragraph" w:styleId="a9">
+    <w:name w:val="Intense Quote"/>
+    <w:basedOn w:val="a"/>
+    <w:next w:val="a"/>
+    <w:link w:val="aa"/>
+    <w:uiPriority w:val="30"/>
+    <w:qFormat/>
+    <w:rsid w:val="00A10C2B"/>
+    <w:pPr>
+      <w:pBdr>
+        <w:top w:val="single" w:sz="4" w:space="10" w:color="0F4761" w:themeColor="accent1" w:themeShade="BF"/>
+        <w:bottom w:val="single" w:sz="4" w:space="10" w:color="0F4761" w:themeColor="accent1" w:themeShade="BF"/>
+      </w:pBdr>
+      <w:spacing w:before="360" w:after="360"/>
+      <w:ind w:left="864" w:right="864"/>
+      <w:jc w:val="center"/>
+    </w:pPr>
+    <w:rPr>
+      <w:i/>
+      <w:iCs/>
+      <w:color w:val="0F4761" w:themeColor="accent1" w:themeShade="BF"/>
+    </w:rPr>
+  </w:style>
+  <w:style w:type="character" w:customStyle="1" w:styleId="aa">
+    <w:name w:val="Выделенная цитата Знак"/>
+    <w:basedOn w:val="a0"/>
+    <w:link w:val="a9"/>
+    <w:uiPriority w:val="30"/>
+    <w:rsid w:val="00A10C2B"/>
+    <w:rPr>
+      <w:i/>
+      <w:iCs/>
+      <w:color w:val="0F4761" w:themeColor="accent1" w:themeShade="BF"/>
+    </w:rPr>
+  </w:style>
+  <w:style w:type="character" w:styleId="ab">
+    <w:name w:val="Intense Reference"/>
+    <w:basedOn w:val="a0"/>
+    <w:uiPriority w:val="32"/>
+    <w:qFormat/>
+    <w:rsid w:val="00A10C2B"/>
     <w:rPr>
       <w:b/>
       <w:bCs/>
+      <w:smallCaps/>
+      <w:color w:val="0F4761" w:themeColor="accent1" w:themeShade="BF"/>
+      <w:spacing w:val="5"/>
     </w:rPr>
   </w:style>
 </w:styles>
 </file>
 
 <file path=word/theme/theme1.xml><?xml version="1.0" encoding="utf-8"?>
-<a:theme xmlns:a="http://schemas.openxmlformats.org/drawingml/2006/main" name="Office Theme">
+<a:theme xmlns:a="http://schemas.openxmlformats.org/drawingml/2006/main" name="Тема Office">
   <a:themeElements>
-    <a:clrScheme name="Office">
+    <a:clrScheme name="Стандартная">
       <a:dk1>
         <a:sysClr val="windowText" lastClr="000000"/>
       </a:dk1>
@@ -9588,44 +8853,44 @@
         <a:sysClr val="window" lastClr="FFFFFF"/>
       </a:lt1>
       <a:dk2>
-        <a:srgbClr val="1F497D"/>
+        <a:srgbClr val="0E2841"/>
       </a:dk2>
       <a:lt2>
-        <a:srgbClr val="EEECE1"/>
+        <a:srgbClr val="E8E8E8"/>
       </a:lt2>
       <a:accent1>
-        <a:srgbClr val="4F81BD"/>
+        <a:srgbClr val="156082"/>
       </a:accent1>
       <a:accent2>
-        <a:srgbClr val="C0504D"/>
+        <a:srgbClr val="E97132"/>
       </a:accent2>
       <a:accent3>
-        <a:srgbClr val="9BBB59"/>
+        <a:srgbClr val="196B24"/>
       </a:accent3>
       <a:accent4>
-        <a:srgbClr val="8064A2"/>
+        <a:srgbClr val="0F9ED5"/>
       </a:accent4>
       <a:accent5>
-        <a:srgbClr val="4BACC6"/>
+        <a:srgbClr val="A02B93"/>
       </a:accent5>
       <a:accent6>
-        <a:srgbClr val="F79646"/>
+        <a:srgbClr val="4EA72E"/>
       </a:accent6>
       <a:hlink>
-        <a:srgbClr val="0000FF"/>
+        <a:srgbClr val="467886"/>
       </a:hlink>
       <a:folHlink>
-        <a:srgbClr val="800080"/>
+        <a:srgbClr val="96607D"/>
       </a:folHlink>
     </a:clrScheme>
-    <a:fontScheme name="Office">
+    <a:fontScheme name="Стандартная">
       <a:majorFont>
-        <a:latin typeface="Calibri"/>
+        <a:latin typeface="Aptos Display" panose="02110004020202020204"/>
         <a:ea typeface=""/>
         <a:cs typeface=""/>
-        <a:font script="Jpan" typeface="ＭＳ ゴシック"/>
+        <a:font script="Jpan" typeface="游ゴシック Light"/>
         <a:font script="Hang" typeface="맑은 고딕"/>
-        <a:font script="Hans" typeface="宋体"/>
+        <a:font script="Hans" typeface="等线 Light"/>
         <a:font script="Hant" typeface="新細明體"/>
         <a:font script="Arab" typeface="Times New Roman"/>
         <a:font script="Hebr" typeface="Times New Roman"/>
@@ -9653,14 +8918,31 @@
         <a:font script="Viet" typeface="Times New Roman"/>
         <a:font script="Uigh" typeface="Microsoft Uighur"/>
         <a:font script="Geor" typeface="Sylfaen"/>
+        <a:font script="Armn" typeface="Arial"/>
+        <a:font script="Bugi" typeface="Leelawadee UI"/>
+        <a:font script="Bopo" typeface="Microsoft JhengHei"/>
+        <a:font script="Java" typeface="Javanese Text"/>
+        <a:font script="Lisu" typeface="Segoe UI"/>
+        <a:font script="Mymr" typeface="Myanmar Text"/>
+        <a:font script="Nkoo" typeface="Ebrima"/>
+        <a:font script="Olck" typeface="Nirmala UI"/>
+        <a:font script="Osma" typeface="Ebrima"/>
+        <a:font script="Phag" typeface="Phagspa"/>
+        <a:font script="Syrn" typeface="Estrangelo Edessa"/>
+        <a:font script="Syrj" typeface="Estrangelo Edessa"/>
+        <a:font script="Syre" typeface="Estrangelo Edessa"/>
+        <a:font script="Sora" typeface="Nirmala UI"/>
+        <a:font script="Tale" typeface="Microsoft Tai Le"/>
+        <a:font script="Talu" typeface="Microsoft New Tai Lue"/>
+        <a:font script="Tfng" typeface="Ebrima"/>
       </a:majorFont>
       <a:minorFont>
-        <a:latin typeface="Cambria"/>
+        <a:latin typeface="Aptos" panose="02110004020202020204"/>
         <a:ea typeface=""/>
         <a:cs typeface=""/>
-        <a:font script="Jpan" typeface="ＭＳ 明朝"/>
+        <a:font script="Jpan" typeface="游明朝"/>
         <a:font script="Hang" typeface="맑은 고딕"/>
-        <a:font script="Hans" typeface="宋体"/>
+        <a:font script="Hans" typeface="等线"/>
         <a:font script="Hant" typeface="新細明體"/>
         <a:font script="Arab" typeface="Arial"/>
         <a:font script="Hebr" typeface="Arial"/>
@@ -9688,9 +8970,26 @@
         <a:font script="Viet" typeface="Arial"/>
         <a:font script="Uigh" typeface="Microsoft Uighur"/>
         <a:font script="Geor" typeface="Sylfaen"/>
+        <a:font script="Armn" typeface="Arial"/>
+        <a:font script="Bugi" typeface="Leelawadee UI"/>
+        <a:font script="Bopo" typeface="Microsoft JhengHei"/>
+        <a:font script="Java" typeface="Javanese Text"/>
+        <a:font script="Lisu" typeface="Segoe UI"/>
+        <a:font script="Mymr" typeface="Myanmar Text"/>
+        <a:font script="Nkoo" typeface="Ebrima"/>
+        <a:font script="Olck" typeface="Nirmala UI"/>
+        <a:font script="Osma" typeface="Ebrima"/>
+        <a:font script="Phag" typeface="Phagspa"/>
+        <a:font script="Syrn" typeface="Estrangelo Edessa"/>
+        <a:font script="Syrj" typeface="Estrangelo Edessa"/>
+        <a:font script="Syre" typeface="Estrangelo Edessa"/>
+        <a:font script="Sora" typeface="Nirmala UI"/>
+        <a:font script="Tale" typeface="Microsoft Tai Le"/>
+        <a:font script="Talu" typeface="Microsoft New Tai Lue"/>
+        <a:font script="Tfng" typeface="Ebrima"/>
       </a:minorFont>
     </a:fontScheme>
-    <a:fmtScheme name="Office">
+    <a:fmtScheme name="Стандартная">
       <a:fillStyleLst>
         <a:solidFill>
           <a:schemeClr val="phClr"/>
@@ -9699,180 +8998,136 @@
           <a:gsLst>
             <a:gs pos="0">
               <a:schemeClr val="phClr">
-                <a:tint val="50000"/>
-                <a:satMod val="300000"/>
+                <a:lumMod val="110000"/>
+                <a:satMod val="105000"/>
+                <a:tint val="67000"/>
               </a:schemeClr>
             </a:gs>
-            <a:gs pos="35000">
+            <a:gs pos="50000">
               <a:schemeClr val="phClr">
-                <a:tint val="37000"/>
-                <a:satMod val="300000"/>
+                <a:lumMod val="105000"/>
+                <a:satMod val="103000"/>
+                <a:tint val="73000"/>
               </a:schemeClr>
             </a:gs>
             <a:gs pos="100000">
               <a:schemeClr val="phClr">
-                <a:tint val="15000"/>
-                <a:satMod val="350000"/>
+                <a:lumMod val="105000"/>
+                <a:satMod val="109000"/>
+                <a:tint val="81000"/>
               </a:schemeClr>
             </a:gs>
           </a:gsLst>
-          <a:lin ang="16200000" scaled="1"/>
+          <a:lin ang="5400000" scaled="0"/>
         </a:gradFill>
         <a:gradFill rotWithShape="1">
           <a:gsLst>
             <a:gs pos="0">
               <a:schemeClr val="phClr">
-                <a:tint val="100000"/>
+                <a:satMod val="103000"/>
+                <a:lumMod val="102000"/>
+                <a:tint val="94000"/>
+              </a:schemeClr>
+            </a:gs>
+            <a:gs pos="50000">
+              <a:schemeClr val="phClr">
+                <a:satMod val="110000"/>
+                <a:lumMod val="100000"/>
                 <a:shade val="100000"/>
-                <a:satMod val="130000"/>
               </a:schemeClr>
             </a:gs>
             <a:gs pos="100000">
               <a:schemeClr val="phClr">
-                <a:tint val="50000"/>
-                <a:shade val="100000"/>
-                <a:satMod val="350000"/>
+                <a:lumMod val="99000"/>
+                <a:satMod val="120000"/>
+                <a:shade val="78000"/>
               </a:schemeClr>
             </a:gs>
           </a:gsLst>
-          <a:lin ang="16200000" scaled="0"/>
+          <a:lin ang="5400000" scaled="0"/>
         </a:gradFill>
       </a:fillStyleLst>
       <a:lnStyleLst>
-        <a:ln w="9525" cap="flat" cmpd="sng" algn="ctr">
+        <a:ln w="12700" cap="flat" cmpd="sng" algn="ctr">
           <a:solidFill>
-            <a:schemeClr val="phClr">
-              <a:shade val="95000"/>
-              <a:satMod val="105000"/>
-            </a:schemeClr>
+            <a:schemeClr val="phClr"/>
           </a:solidFill>
           <a:prstDash val="solid"/>
+          <a:miter lim="800000"/>
+        </a:ln>
+        <a:ln w="19050" cap="flat" cmpd="sng" algn="ctr">
+          <a:solidFill>
+            <a:schemeClr val="phClr"/>
+          </a:solidFill>
+          <a:prstDash val="solid"/>
+          <a:miter lim="800000"/>
         </a:ln>
         <a:ln w="25400" cap="flat" cmpd="sng" algn="ctr">
           <a:solidFill>
             <a:schemeClr val="phClr"/>
           </a:solidFill>
           <a:prstDash val="solid"/>
-        </a:ln>
-        <a:ln w="38100" cap="flat" cmpd="sng" algn="ctr">
-          <a:solidFill>
-            <a:schemeClr val="phClr"/>
-          </a:solidFill>
-          <a:prstDash val="solid"/>
+          <a:miter lim="800000"/>
         </a:ln>
       </a:lnStyleLst>
       <a:effectStyleLst>
         <a:effectStyle>
+          <a:effectLst/>
+        </a:effectStyle>
+        <a:effectStyle>
+          <a:effectLst/>
+        </a:effectStyle>
+        <a:effectStyle>
           <a:effectLst>
-            <a:outerShdw blurRad="40000" dist="20000" dir="5400000" rotWithShape="0">
+            <a:outerShdw blurRad="57150" dist="19050" dir="5400000" algn="ctr" rotWithShape="0">
               <a:srgbClr val="000000">
-                <a:alpha val="38000"/>
+                <a:alpha val="63000"/>
               </a:srgbClr>
             </a:outerShdw>
           </a:effectLst>
-        </a:effectStyle>
-        <a:effectStyle>
-          <a:effectLst>
-            <a:outerShdw blurRad="40000" dist="23000" dir="5400000" rotWithShape="0">
-              <a:srgbClr val="000000">
-                <a:alpha val="35000"/>
-              </a:srgbClr>
-            </a:outerShdw>
-          </a:effectLst>
-        </a:effectStyle>
-        <a:effectStyle>
-          <a:effectLst>
-            <a:outerShdw blurRad="40000" dist="23000" dir="5400000" rotWithShape="0">
-              <a:srgbClr val="000000">
-                <a:alpha val="35000"/>
-              </a:srgbClr>
-            </a:outerShdw>
-          </a:effectLst>
-          <a:scene3d>
-            <a:camera prst="orthographicFront">
-              <a:rot lat="0" lon="0" rev="0"/>
-            </a:camera>
-            <a:lightRig rig="threePt" dir="t">
-              <a:rot lat="0" lon="0" rev="1200000"/>
-            </a:lightRig>
-          </a:scene3d>
-          <a:sp3d>
-            <a:bevelT w="63500" h="25400"/>
-          </a:sp3d>
         </a:effectStyle>
       </a:effectStyleLst>
       <a:bgFillStyleLst>
         <a:solidFill>
           <a:schemeClr val="phClr"/>
         </a:solidFill>
+        <a:solidFill>
+          <a:schemeClr val="phClr">
+            <a:tint val="95000"/>
+            <a:satMod val="170000"/>
+          </a:schemeClr>
+        </a:solidFill>
         <a:gradFill rotWithShape="1">
           <a:gsLst>
             <a:gs pos="0">
               <a:schemeClr val="phClr">
-                <a:tint val="40000"/>
-                <a:satMod val="350000"/>
+                <a:tint val="93000"/>
+                <a:satMod val="150000"/>
+                <a:shade val="98000"/>
+                <a:lumMod val="102000"/>
               </a:schemeClr>
             </a:gs>
-            <a:gs pos="40000">
+            <a:gs pos="50000">
               <a:schemeClr val="phClr">
-                <a:tint val="45000"/>
-                <a:shade val="99000"/>
-                <a:satMod val="350000"/>
+                <a:tint val="98000"/>
+                <a:satMod val="130000"/>
+                <a:shade val="90000"/>
+                <a:lumMod val="103000"/>
               </a:schemeClr>
             </a:gs>
             <a:gs pos="100000">
               <a:schemeClr val="phClr">
-                <a:shade val="20000"/>
-                <a:satMod val="255000"/>
+                <a:shade val="63000"/>
+                <a:satMod val="120000"/>
               </a:schemeClr>
             </a:gs>
           </a:gsLst>
-          <a:path path="circle">
-            <a:fillToRect l="50000" t="-80000" r="50000" b="180000"/>
-          </a:path>
-        </a:gradFill>
-        <a:gradFill rotWithShape="1">
-          <a:gsLst>
-            <a:gs pos="0">
-              <a:schemeClr val="phClr">
-                <a:tint val="80000"/>
-                <a:satMod val="300000"/>
-              </a:schemeClr>
-            </a:gs>
-            <a:gs pos="100000">
-              <a:schemeClr val="phClr">
-                <a:shade val="30000"/>
-                <a:satMod val="200000"/>
-              </a:schemeClr>
-            </a:gs>
-          </a:gsLst>
-          <a:path path="circle">
-            <a:fillToRect l="50000" t="50000" r="50000" b="50000"/>
-          </a:path>
+          <a:lin ang="5400000" scaled="0"/>
         </a:gradFill>
       </a:bgFillStyleLst>
     </a:fmtScheme>
   </a:themeElements>
   <a:objectDefaults>
-    <a:spDef>
-      <a:spPr/>
-      <a:bodyPr/>
-      <a:lstStyle/>
-      <a:style>
-        <a:lnRef idx="1">
-          <a:schemeClr val="accent1"/>
-        </a:lnRef>
-        <a:fillRef idx="3">
-          <a:schemeClr val="accent1"/>
-        </a:fillRef>
-        <a:effectRef idx="2">
-          <a:schemeClr val="accent1"/>
-        </a:effectRef>
-        <a:fontRef idx="minor">
-          <a:schemeClr val="lt1"/>
-        </a:fontRef>
-      </a:style>
-    </a:spDef>
     <a:lnDef>
       <a:spPr/>
       <a:bodyPr/>
@@ -9894,5 +9149,10 @@
     </a:lnDef>
   </a:objectDefaults>
   <a:extraClrSchemeLst/>
+  <a:extLst>
+    <a:ext uri="{05A4C25C-085E-4340-85A3-A5531E510DB2}">
+      <thm15:themeFamily xmlns:thm15="http://schemas.microsoft.com/office/thememl/2012/main" name="Office Theme" id="{2E142A2C-CD16-42D6-873A-C26D2A0506FA}" vid="{1BDDFF52-6CD6-40A5-AB3C-68EB2F1E4D0A}"/>
+    </a:ext>
+  </a:extLst>
 </a:theme>
 </file>